--- a/docs/Casai-No-Show-Heuristic-to-Model.docx
+++ b/docs/Casai-No-Show-Heuristic-to-Model.docx
@@ -15,7 +15,7 @@
           <w:sz w:val="18"/>
           <w:szCs w:val="18"/>
         </w:rPr>
-        <w:t xml:space="preserve">CASAI · NO-SHOW ENGINE · HEURISTIC → MODEL</w:t>
+        <w:t xml:space="preserve">CASAI · NO-SHOW · SIMPLE RULE NOW, SMART MODEL LATER</w:t>
       </w:r>
     </w:p>
     <w:p>
@@ -28,10 +28,10 @@
           <w:b/>
           <w:bCs/>
           <w:color w:val="12201C"/>
-          <w:sz w:val="36"/>
-          <w:szCs w:val="36"/>
-        </w:rPr>
-        <w:t xml:space="preserve">From heuristic to model — replacing the no-show hypothesis</w:t>
+          <w:sz w:val="32"/>
+          <w:szCs w:val="32"/>
+        </w:rPr>
+        <w:t xml:space="preserve">Predicting no-shows — the simple version now, the smart version later</w:t>
       </w:r>
     </w:p>
     <w:p>
@@ -45,7 +45,7 @@
           <w:sz w:val="23"/>
           <w:szCs w:val="23"/>
         </w:rPr>
-        <w:t xml:space="preserve">How Casai's rule-based no-show scorer is engineered so a trained model can drop in behind it later — without touching the trigger, the columns, the escalation, or the UI. And how the heuristic quietly collects the data its own replacement needs.</w:t>
+        <w:t xml:space="preserve">Casai already flags risky bookings with a simple, readable rule. This explains that rule in plain terms — and how it upgrades to a learning model later without rebuilding anything, while quietly collecting the data that model will need.</w:t>
       </w:r>
     </w:p>
     <w:p>
@@ -61,7 +61,7 @@
           <w:sz w:val="21"/>
           <w:szCs w:val="21"/>
         </w:rPr>
-        <w:t xml:space="preserve">Prepared for </w:t>
+        <w:t xml:space="preserve">For </w:t>
       </w:r>
       <w:r>
         <w:rPr>
@@ -101,7 +101,7 @@
           <w:sz w:val="21"/>
           <w:szCs w:val="21"/>
         </w:rPr>
-        <w:t xml:space="preserve">Scope </w:t>
+        <w:t xml:space="preserve">About </w:t>
       </w:r>
       <w:r>
         <w:rPr>
@@ -110,7 +110,7 @@
           <w:sz w:val="21"/>
           <w:szCs w:val="21"/>
         </w:rPr>
-        <w:t xml:space="preserve">AI-02 no-show prediction + auto-escalation</w:t>
+        <w:t xml:space="preserve">the no-show feature (AI-02)</w:t>
       </w:r>
     </w:p>
     <w:p>
@@ -138,7 +138,7 @@
           <w:sz w:val="24"/>
           <w:szCs w:val="24"/>
         </w:rPr>
-        <w:t xml:space="preserve">The hypothesis — why a heuristic first</w:t>
+        <w:t xml:space="preserve">What we're solving</w:t>
       </w:r>
     </w:p>
     <w:p>
@@ -152,7 +152,7 @@
           <w:sz w:val="21"/>
           <w:szCs w:val="21"/>
         </w:rPr>
-        <w:t xml:space="preserve">On day one Casai has </w:t>
+        <w:t xml:space="preserve">A no-show is a worker who doesn't turn up — the 8am cook who never arrives, with kids to feed and a 9am meeting. The goal is simple: </w:t>
       </w:r>
       <w:r>
         <w:rPr>
@@ -163,7 +163,7 @@
           <w:sz w:val="21"/>
           <w:szCs w:val="21"/>
         </w:rPr>
-        <w:t xml:space="preserve">zero booking history</w:t>
+        <w:t xml:space="preserve">spot the bookings most likely to go wrong, early</w:t>
       </w:r>
       <w:r>
         <w:rPr>
@@ -172,7 +172,7 @@
           <w:sz w:val="21"/>
           <w:szCs w:val="21"/>
         </w:rPr>
-        <w:t xml:space="preserve">. A machine-learning model needs thousands of past bookings labelled “showed up / didn't” to learn from — with none, a trained model is a random-number generator in a lab coat. So the first version encodes the </w:t>
+        <w:t xml:space="preserve">, and line up a backup </w:t>
       </w:r>
       <w:r>
         <w:rPr>
@@ -183,7 +183,7 @@
           <w:sz w:val="21"/>
           <w:szCs w:val="21"/>
         </w:rPr>
-        <w:t xml:space="preserve">known</w:t>
+        <w:t xml:space="preserve">before</w:t>
       </w:r>
       <w:r>
         <w:rPr>
@@ -192,106 +192,7 @@
           <w:sz w:val="21"/>
           <w:szCs w:val="21"/>
         </w:rPr>
-        <w:t xml:space="preserve"> risk signals as a transparent, deterministic formula — and, just as importantly, starts recording the data a model will later train on.</w:t>
-      </w:r>
-    </w:p>
-    <w:p>
-      <w:pPr>
-        <w:spacing w:after="120" w:line="276"/>
-      </w:pPr>
-      <w:r>
-        <w:rPr>
-          <w:rFonts w:ascii="Calibri" w:cs="Calibri" w:eastAsia="Calibri" w:hAnsi="Calibri"/>
-          <w:b/>
-          <w:bCs/>
-          <w:color w:val="12201C"/>
-          <w:sz w:val="21"/>
-          <w:szCs w:val="21"/>
-        </w:rPr>
-        <w:t xml:space="preserve">The design principle: </w:t>
-      </w:r>
-      <w:r>
-        <w:rPr>
-          <w:rFonts w:ascii="Calibri" w:cs="Calibri" w:eastAsia="Calibri" w:hAnsi="Calibri"/>
-          <w:i/>
-          <w:iCs/>
-          <w:color w:val="2B3A34"/>
-          <w:sz w:val="21"/>
-          <w:szCs w:val="21"/>
-        </w:rPr>
-        <w:t xml:space="preserve">AI follows the data.</w:t>
-      </w:r>
-      <w:r>
-        <w:rPr>
-          <w:rFonts w:ascii="Calibri" w:cs="Calibri" w:eastAsia="Calibri" w:hAnsi="Calibri"/>
-          <w:color w:val="2B3A34"/>
-          <w:sz w:val="21"/>
-          <w:szCs w:val="21"/>
-        </w:rPr>
-        <w:t xml:space="preserve">  Ship the honest heuristic now; earn the right to a model as bookings accumulate.</w:t>
-      </w:r>
-    </w:p>
-    <w:p>
-      <w:pPr>
-        <w:spacing w:after="120" w:line="276"/>
-      </w:pPr>
-      <w:r>
-        <w:rPr>
-          <w:rFonts w:ascii="Calibri" w:cs="Calibri" w:eastAsia="Calibri" w:hAnsi="Calibri"/>
-          <w:b/>
-          <w:bCs/>
-          <w:color w:val="12201C"/>
-          <w:sz w:val="21"/>
-          <w:szCs w:val="21"/>
-        </w:rPr>
-        <w:t xml:space="preserve">The seam that makes this safe: </w:t>
-      </w:r>
-      <w:r>
-        <w:rPr>
-          <w:rFonts w:ascii="Calibri" w:cs="Calibri" w:eastAsia="Calibri" w:hAnsi="Calibri"/>
-          <w:color w:val="2B3A34"/>
-          <w:sz w:val="21"/>
-          <w:szCs w:val="21"/>
-        </w:rPr>
-        <w:t xml:space="preserve">the entire “intelligence” lives behind </w:t>
-      </w:r>
-      <w:r>
-        <w:rPr>
-          <w:rFonts w:ascii="Consolas" w:cs="Consolas" w:eastAsia="Consolas" w:hAnsi="Consolas"/>
-          <w:color w:val="0E3D33"/>
-          <w:sz w:val="19"/>
-          <w:szCs w:val="19"/>
-          <w:shd w:fill="EEF3F1" w:val="clear"/>
-        </w:rPr>
-        <w:t xml:space="preserve"> _booking_risk() </w:t>
-      </w:r>
-      <w:r>
-        <w:rPr>
-          <w:rFonts w:ascii="Calibri" w:cs="Calibri" w:eastAsia="Calibri" w:hAnsi="Calibri"/>
-          <w:color w:val="2B3A34"/>
-          <w:sz w:val="21"/>
-          <w:szCs w:val="21"/>
-        </w:rPr>
-        <w:t xml:space="preserve"> writing to one column, </w:t>
-      </w:r>
-      <w:r>
-        <w:rPr>
-          <w:rFonts w:ascii="Consolas" w:cs="Consolas" w:eastAsia="Consolas" w:hAnsi="Consolas"/>
-          <w:color w:val="0E3D33"/>
-          <w:sz w:val="19"/>
-          <w:szCs w:val="19"/>
-          <w:shd w:fill="EEF3F1" w:val="clear"/>
-        </w:rPr>
-        <w:t xml:space="preserve"> no_show_risk_score </w:t>
-      </w:r>
-      <w:r>
-        <w:rPr>
-          <w:rFonts w:ascii="Calibri" w:cs="Calibri" w:eastAsia="Calibri" w:hAnsi="Calibri"/>
-          <w:color w:val="2B3A34"/>
-          <w:sz w:val="21"/>
-          <w:szCs w:val="21"/>
-        </w:rPr>
-        <w:t xml:space="preserve">. Nothing upstream knows whether that number came from a formula or a neural net — which is exactly why one can replace the other.</w:t>
+        <w:t xml:space="preserve"> the slot — not after the household is already stuck.</w:t>
       </w:r>
     </w:p>
     <w:p>
@@ -319,7 +220,7 @@
           <w:sz w:val="24"/>
           <w:szCs w:val="24"/>
         </w:rPr>
-        <w:t xml:space="preserve">Today's heuristic — the hypothesis, written down</w:t>
+        <w:t xml:space="preserve">Why a simple rule first, not “AI”</w:t>
       </w:r>
     </w:p>
     <w:p>
@@ -333,18 +234,113 @@
           <w:sz w:val="21"/>
           <w:szCs w:val="21"/>
         </w:rPr>
-        <w:t xml:space="preserve">Scored once, at insert, by a </w:t>
-      </w:r>
-      <w:r>
-        <w:rPr>
-          <w:rFonts w:ascii="Consolas" w:cs="Consolas" w:eastAsia="Consolas" w:hAnsi="Consolas"/>
+        <w:t xml:space="preserve">A learning model finds patterns by studying thousands of past bookings labelled “showed up / didn't.” At launch Casai has </w:t>
+      </w:r>
+      <w:r>
+        <w:rPr>
+          <w:rFonts w:ascii="Calibri" w:cs="Calibri" w:eastAsia="Calibri" w:hAnsi="Calibri"/>
+          <w:b/>
+          <w:bCs/>
+          <w:color w:val="12201C"/>
+          <w:sz w:val="21"/>
+          <w:szCs w:val="21"/>
+        </w:rPr>
+        <w:t xml:space="preserve">none of that history</w:t>
+      </w:r>
+      <w:r>
+        <w:rPr>
+          <w:rFonts w:ascii="Calibri" w:cs="Calibri" w:eastAsia="Calibri" w:hAnsi="Calibri"/>
+          <w:color w:val="2B3A34"/>
+          <w:sz w:val="21"/>
+          <w:szCs w:val="21"/>
+        </w:rPr>
+        <w:t xml:space="preserve"> — so a model would just be guessing. Instead we start with a simple rule anyone can read: give each booking a risk score from a few obvious signals. It's honest, and it works from day one.</w:t>
+      </w:r>
+    </w:p>
+    <w:tbl>
+      <w:tblPr>
+        <w:tblW w:type="dxa" w:w="9360"/>
+        <w:tblBorders>
+          <w:top w:val="none"/>
+          <w:left w:val="single" w:color="B8860B" w:sz="18"/>
+          <w:bottom w:val="none"/>
+          <w:right w:val="none"/>
+          <w:insideH w:val="none"/>
+          <w:insideV w:val="none"/>
+        </w:tblBorders>
+      </w:tblPr>
+      <w:tblGrid>
+        <w:gridCol w:w="9360"/>
+      </w:tblGrid>
+      <w:tr>
+        <w:tc>
+          <w:tcPr>
+            <w:tcW w:type="dxa" w:w="9360"/>
+            <w:shd w:fill="FBF6EA" w:val="clear"/>
+            <w:tcMar>
+              <w:top w:type="dxa" w:w="90"/>
+              <w:left w:type="dxa" w:w="200"/>
+              <w:bottom w:type="dxa" w:w="90"/>
+              <w:right w:type="dxa" w:w="160"/>
+            </w:tcMar>
+          </w:tcPr>
+          <w:p>
+            <w:r>
+              <w:rPr>
+                <w:rFonts w:ascii="Calibri" w:cs="Calibri" w:eastAsia="Calibri" w:hAnsi="Calibri"/>
+                <w:b/>
+                <w:bCs/>
+                <w:color w:val="12201C"/>
+                <w:sz w:val="21"/>
+                <w:szCs w:val="21"/>
+              </w:rPr>
+              <w:t xml:space="preserve">The plan: </w:t>
+            </w:r>
+            <w:r>
+              <w:rPr>
+                <w:rFonts w:ascii="Calibri" w:cs="Calibri" w:eastAsia="Calibri" w:hAnsi="Calibri"/>
+                <w:color w:val="2B3A34"/>
+                <w:sz w:val="21"/>
+                <w:szCs w:val="21"/>
+              </w:rPr>
+              <w:t xml:space="preserve">use the simple rule now, and earn the smart model later — as real bookings pile up and we can see who actually showed.</w:t>
+            </w:r>
+          </w:p>
+        </w:tc>
+      </w:tr>
+    </w:tbl>
+    <w:p>
+      <w:pPr>
+        <w:pStyle w:val="Heading2"/>
+        <w:spacing w:after="100" w:before="340"/>
+      </w:pPr>
+      <w:r>
+        <w:rPr>
+          <w:rFonts w:ascii="Calibri" w:cs="Calibri" w:eastAsia="Calibri" w:hAnsi="Calibri"/>
+          <w:b/>
+          <w:bCs/>
+          <w:color w:val="B8860B"/>
+          <w:sz w:val="24"/>
+          <w:szCs w:val="24"/>
+        </w:rPr>
+        <w:t xml:space="preserve">03  </w:t>
+      </w:r>
+      <w:r>
+        <w:rPr>
+          <w:rFonts w:ascii="Calibri" w:cs="Calibri" w:eastAsia="Calibri" w:hAnsi="Calibri"/>
+          <w:b/>
+          <w:bCs/>
           <w:color w:val="0E3D33"/>
-          <w:sz w:val="19"/>
-          <w:szCs w:val="19"/>
-          <w:shd w:fill="EEF3F1" w:val="clear"/>
-        </w:rPr>
-        <w:t xml:space="preserve"> BEFORE INSERT </w:t>
-      </w:r>
+          <w:sz w:val="24"/>
+          <w:szCs w:val="24"/>
+        </w:rPr>
+        <w:t xml:space="preserve">Today's rule — the checklist</w:t>
+      </w:r>
+    </w:p>
+    <w:p>
+      <w:pPr>
+        <w:spacing w:after="120" w:line="276"/>
+      </w:pPr>
       <w:r>
         <w:rPr>
           <w:rFonts w:ascii="Calibri" w:cs="Calibri" w:eastAsia="Calibri" w:hAnsi="Calibri"/>
@@ -352,7 +348,7 @@
           <w:sz w:val="21"/>
           <w:szCs w:val="21"/>
         </w:rPr>
-        <w:t xml:space="preserve"> trigger. Every input is a real value from the worker's record or the slot — no black box, fully explainable to a household or an auditor.</w:t>
+        <w:t xml:space="preserve">The moment a booking is made, it gets a risk score built from real facts about the worker and the slot. Nothing hidden — you could work it out on paper.</w:t>
       </w:r>
     </w:p>
     <w:tbl>
@@ -369,8 +365,8 @@
       </w:tblPr>
       <w:tblGrid>
         <w:gridCol w:w="2500"/>
-        <w:gridCol w:w="3400"/>
-        <w:gridCol w:w="3460"/>
+        <w:gridCol w:w="3100"/>
+        <w:gridCol w:w="3760"/>
       </w:tblGrid>
       <w:tr>
         <w:trPr>
@@ -397,13 +393,13 @@
                 <w:sz w:val="15"/>
                 <w:szCs w:val="15"/>
               </w:rPr>
-              <w:t xml:space="preserve">SIGNAL</w:t>
-            </w:r>
-          </w:p>
-        </w:tc>
-        <w:tc>
-          <w:tcPr>
-            <w:tcW w:type="dxa" w:w="3400"/>
+              <w:t xml:space="preserve">WHAT WE LOOK AT</w:t>
+            </w:r>
+          </w:p>
+        </w:tc>
+        <w:tc>
+          <w:tcPr>
+            <w:tcW w:type="dxa" w:w="3100"/>
             <w:shd w:fill="0E3D33" w:val="clear"/>
             <w:tcMar>
               <w:top w:type="dxa" w:w="60"/>
@@ -422,13 +418,13 @@
                 <w:sz w:val="15"/>
                 <w:szCs w:val="15"/>
               </w:rPr>
-              <w:t xml:space="preserve">RULE</w:t>
-            </w:r>
-          </w:p>
-        </w:tc>
-        <w:tc>
-          <w:tcPr>
-            <w:tcW w:type="dxa" w:w="3460"/>
+              <w:t xml:space="preserve">THE RULE</w:t>
+            </w:r>
+          </w:p>
+        </w:tc>
+        <w:tc>
+          <w:tcPr>
+            <w:tcW w:type="dxa" w:w="3760"/>
             <w:shd w:fill="0E3D33" w:val="clear"/>
             <w:tcMar>
               <w:top w:type="dxa" w:w="60"/>
@@ -447,7 +443,7 @@
                 <w:sz w:val="15"/>
                 <w:szCs w:val="15"/>
               </w:rPr>
-              <w:t xml:space="preserve">WHY IT BELONGS</w:t>
+              <w:t xml:space="preserve">WHY</w:t>
             </w:r>
           </w:p>
         </w:tc>
@@ -474,13 +470,13 @@
                 <w:sz w:val="21"/>
                 <w:szCs w:val="21"/>
               </w:rPr>
-              <w:t xml:space="preserve">Worker reliability</w:t>
-            </w:r>
-          </w:p>
-        </w:tc>
-        <w:tc>
-          <w:tcPr>
-            <w:tcW w:type="dxa" w:w="3400"/>
+              <w:t xml:space="preserve">How reliable the worker is</w:t>
+            </w:r>
+          </w:p>
+        </w:tc>
+        <w:tc>
+          <w:tcPr>
+            <w:tcW w:type="dxa" w:w="3100"/>
             <w:shd w:fill="FFFFFF" w:val="clear"/>
             <w:tcMar>
               <w:top w:type="dxa" w:w="50"/>
@@ -497,13 +493,13 @@
                 <w:sz w:val="21"/>
                 <w:szCs w:val="21"/>
               </w:rPr>
-              <w:t xml:space="preserve">base = 1 − reliability_score</w:t>
-            </w:r>
-          </w:p>
-        </w:tc>
-        <w:tc>
-          <w:tcPr>
-            <w:tcW w:type="dxa" w:w="3460"/>
+              <w:t xml:space="preserve">Start from their reliability record</w:t>
+            </w:r>
+          </w:p>
+        </w:tc>
+        <w:tc>
+          <w:tcPr>
+            <w:tcW w:type="dxa" w:w="3760"/>
             <w:shd w:fill="FFFFFF" w:val="clear"/>
             <w:tcMar>
               <w:top w:type="dxa" w:w="50"/>
@@ -520,7 +516,7 @@
                 <w:sz w:val="21"/>
                 <w:szCs w:val="21"/>
               </w:rPr>
-              <w:t xml:space="preserve">The strongest real signal. A 0.97-reliable veteran starts at 0.03; an unknown worker at a wary 0.35.</w:t>
+              <w:t xml:space="preserve">A 97%-reliable pro is low risk; someone unknown is riskier.</w:t>
             </w:r>
           </w:p>
         </w:tc>
@@ -547,13 +543,13 @@
                 <w:sz w:val="21"/>
                 <w:szCs w:val="21"/>
               </w:rPr>
-              <w:t xml:space="preserve">Thin track record</w:t>
-            </w:r>
-          </w:p>
-        </w:tc>
-        <w:tc>
-          <w:tcPr>
-            <w:tcW w:type="dxa" w:w="3400"/>
+              <w:t xml:space="preserve">How new they are</w:t>
+            </w:r>
+          </w:p>
+        </w:tc>
+        <w:tc>
+          <w:tcPr>
+            <w:tcW w:type="dxa" w:w="3100"/>
             <w:shd w:fill="F4F7F5" w:val="clear"/>
             <w:tcMar>
               <w:top w:type="dxa" w:w="50"/>
@@ -570,13 +566,13 @@
                 <w:sz w:val="21"/>
                 <w:szCs w:val="21"/>
               </w:rPr>
-              <w:t xml:space="preserve">+0.15 if jobs_completed &lt; 20</w:t>
-            </w:r>
-          </w:p>
-        </w:tc>
-        <w:tc>
-          <w:tcPr>
-            <w:tcW w:type="dxa" w:w="3460"/>
+              <w:t xml:space="preserve">Add a bit if under 20 jobs</w:t>
+            </w:r>
+          </w:p>
+        </w:tc>
+        <w:tc>
+          <w:tcPr>
+            <w:tcW w:type="dxa" w:w="3760"/>
             <w:shd w:fill="F4F7F5" w:val="clear"/>
             <w:tcMar>
               <w:top w:type="dxa" w:w="50"/>
@@ -593,7 +589,7 @@
                 <w:sz w:val="21"/>
                 <w:szCs w:val="21"/>
               </w:rPr>
-              <w:t xml:space="preserve">Few completed jobs = less certainty they turn up.</w:t>
+              <w:t xml:space="preserve">Less history means less certainty they'll turn up.</w:t>
             </w:r>
           </w:p>
         </w:tc>
@@ -620,13 +616,13 @@
                 <w:sz w:val="21"/>
                 <w:szCs w:val="21"/>
               </w:rPr>
-              <w:t xml:space="preserve">Imminent slot</w:t>
-            </w:r>
-          </w:p>
-        </w:tc>
-        <w:tc>
-          <w:tcPr>
-            <w:tcW w:type="dxa" w:w="3400"/>
+              <w:t xml:space="preserve">How soon the slot is</w:t>
+            </w:r>
+          </w:p>
+        </w:tc>
+        <w:tc>
+          <w:tcPr>
+            <w:tcW w:type="dxa" w:w="3100"/>
             <w:shd w:fill="FFFFFF" w:val="clear"/>
             <w:tcMar>
               <w:top w:type="dxa" w:w="50"/>
@@ -643,13 +639,13 @@
                 <w:sz w:val="21"/>
                 <w:szCs w:val="21"/>
               </w:rPr>
-              <w:t xml:space="preserve">+0.10 if slot &lt; 3 hours away</w:t>
-            </w:r>
-          </w:p>
-        </w:tc>
-        <w:tc>
-          <w:tcPr>
-            <w:tcW w:type="dxa" w:w="3460"/>
+              <w:t xml:space="preserve">Add a bit if under 3 hours away</w:t>
+            </w:r>
+          </w:p>
+        </w:tc>
+        <w:tc>
+          <w:tcPr>
+            <w:tcW w:type="dxa" w:w="3760"/>
             <w:shd w:fill="FFFFFF" w:val="clear"/>
             <w:tcMar>
               <w:top w:type="dxa" w:w="50"/>
@@ -666,7 +662,7 @@
                 <w:sz w:val="21"/>
                 <w:szCs w:val="21"/>
               </w:rPr>
-              <w:t xml:space="preserve">Less time to recover a silent worker before the slot.</w:t>
+              <w:t xml:space="preserve">Little time to react if they go quiet.</w:t>
             </w:r>
           </w:p>
         </w:tc>
@@ -699,7 +695,7 @@
         </w:tc>
         <w:tc>
           <w:tcPr>
-            <w:tcW w:type="dxa" w:w="3400"/>
+            <w:tcW w:type="dxa" w:w="3100"/>
             <w:shd w:fill="F4F7F5" w:val="clear"/>
             <w:tcMar>
               <w:top w:type="dxa" w:w="50"/>
@@ -716,13 +712,13 @@
                 <w:sz w:val="21"/>
                 <w:szCs w:val="21"/>
               </w:rPr>
-              <w:t xml:space="preserve">+0.05 if Sat/Sun</w:t>
-            </w:r>
-          </w:p>
-        </w:tc>
-        <w:tc>
-          <w:tcPr>
-            <w:tcW w:type="dxa" w:w="3460"/>
+              <w:t xml:space="preserve">Add a little on Sat/Sun</w:t>
+            </w:r>
+          </w:p>
+        </w:tc>
+        <w:tc>
+          <w:tcPr>
+            <w:tcW w:type="dxa" w:w="3760"/>
             <w:shd w:fill="F4F7F5" w:val="clear"/>
             <w:tcMar>
               <w:top w:type="dxa" w:w="50"/>
@@ -739,153 +735,7 @@
                 <w:sz w:val="21"/>
                 <w:szCs w:val="21"/>
               </w:rPr>
-              <w:t xml:space="preserve">Absenteeism runs higher on weekends.</w:t>
-            </w:r>
-          </w:p>
-        </w:tc>
-      </w:tr>
-      <w:tr>
-        <w:tc>
-          <w:tcPr>
-            <w:tcW w:type="dxa" w:w="2500"/>
-            <w:shd w:fill="FFFFFF" w:val="clear"/>
-            <w:tcMar>
-              <w:top w:type="dxa" w:w="50"/>
-              <w:left w:type="dxa" w:w="110"/>
-              <w:bottom w:type="dxa" w:w="50"/>
-              <w:right w:type="dxa" w:w="110"/>
-            </w:tcMar>
-          </w:tcPr>
-          <w:p>
-            <w:r>
-              <w:rPr>
-                <w:rFonts w:ascii="Calibri" w:cs="Calibri" w:eastAsia="Calibri" w:hAnsi="Calibri"/>
-                <w:b/>
-                <w:bCs/>
-                <w:color w:val="12201C"/>
-                <w:sz w:val="21"/>
-                <w:szCs w:val="21"/>
-              </w:rPr>
-              <w:t xml:space="preserve">Bounds</w:t>
-            </w:r>
-          </w:p>
-        </w:tc>
-        <w:tc>
-          <w:tcPr>
-            <w:tcW w:type="dxa" w:w="3400"/>
-            <w:shd w:fill="FFFFFF" w:val="clear"/>
-            <w:tcMar>
-              <w:top w:type="dxa" w:w="50"/>
-              <w:left w:type="dxa" w:w="110"/>
-              <w:bottom w:type="dxa" w:w="50"/>
-              <w:right w:type="dxa" w:w="110"/>
-            </w:tcMar>
-          </w:tcPr>
-          <w:p>
-            <w:r>
-              <w:rPr>
-                <w:rFonts w:ascii="Calibri" w:cs="Calibri" w:eastAsia="Calibri" w:hAnsi="Calibri"/>
-                <w:color w:val="2B3A34"/>
-                <w:sz w:val="21"/>
-                <w:szCs w:val="21"/>
-              </w:rPr>
-              <w:t xml:space="preserve">clamp to 0.05 … 0.95</w:t>
-            </w:r>
-          </w:p>
-        </w:tc>
-        <w:tc>
-          <w:tcPr>
-            <w:tcW w:type="dxa" w:w="3460"/>
-            <w:shd w:fill="FFFFFF" w:val="clear"/>
-            <w:tcMar>
-              <w:top w:type="dxa" w:w="50"/>
-              <w:left w:type="dxa" w:w="110"/>
-              <w:bottom w:type="dxa" w:w="50"/>
-              <w:right w:type="dxa" w:w="110"/>
-            </w:tcMar>
-          </w:tcPr>
-          <w:p>
-            <w:r>
-              <w:rPr>
-                <w:rFonts w:ascii="Calibri" w:cs="Calibri" w:eastAsia="Calibri" w:hAnsi="Calibri"/>
-                <w:color w:val="2B3A34"/>
-                <w:sz w:val="21"/>
-                <w:szCs w:val="21"/>
-              </w:rPr>
-              <w:t xml:space="preserve">Never certainty in either direction.</w:t>
-            </w:r>
-          </w:p>
-        </w:tc>
-      </w:tr>
-      <w:tr>
-        <w:tc>
-          <w:tcPr>
-            <w:tcW w:type="dxa" w:w="2500"/>
-            <w:shd w:fill="F4F7F5" w:val="clear"/>
-            <w:tcMar>
-              <w:top w:type="dxa" w:w="50"/>
-              <w:left w:type="dxa" w:w="110"/>
-              <w:bottom w:type="dxa" w:w="50"/>
-              <w:right w:type="dxa" w:w="110"/>
-            </w:tcMar>
-          </w:tcPr>
-          <w:p>
-            <w:r>
-              <w:rPr>
-                <w:rFonts w:ascii="Calibri" w:cs="Calibri" w:eastAsia="Calibri" w:hAnsi="Calibri"/>
-                <w:b/>
-                <w:bCs/>
-                <w:color w:val="12201C"/>
-                <w:sz w:val="21"/>
-                <w:szCs w:val="21"/>
-              </w:rPr>
-              <w:t xml:space="preserve">Band</w:t>
-            </w:r>
-          </w:p>
-        </w:tc>
-        <w:tc>
-          <w:tcPr>
-            <w:tcW w:type="dxa" w:w="3400"/>
-            <w:shd w:fill="F4F7F5" w:val="clear"/>
-            <w:tcMar>
-              <w:top w:type="dxa" w:w="50"/>
-              <w:left w:type="dxa" w:w="110"/>
-              <w:bottom w:type="dxa" w:w="50"/>
-              <w:right w:type="dxa" w:w="110"/>
-            </w:tcMar>
-          </w:tcPr>
-          <w:p>
-            <w:r>
-              <w:rPr>
-                <w:rFonts w:ascii="Calibri" w:cs="Calibri" w:eastAsia="Calibri" w:hAnsi="Calibri"/>
-                <w:color w:val="2B3A34"/>
-                <w:sz w:val="21"/>
-                <w:szCs w:val="21"/>
-              </w:rPr>
-              <w:t xml:space="preserve">&gt;0.70 high · ≥0.25 med · else low</w:t>
-            </w:r>
-          </w:p>
-        </w:tc>
-        <w:tc>
-          <w:tcPr>
-            <w:tcW w:type="dxa" w:w="3460"/>
-            <w:shd w:fill="F4F7F5" w:val="clear"/>
-            <w:tcMar>
-              <w:top w:type="dxa" w:w="50"/>
-              <w:left w:type="dxa" w:w="110"/>
-              <w:bottom w:type="dxa" w:w="50"/>
-              <w:right w:type="dxa" w:w="110"/>
-            </w:tcMar>
-          </w:tcPr>
-          <w:p>
-            <w:r>
-              <w:rPr>
-                <w:rFonts w:ascii="Calibri" w:cs="Calibri" w:eastAsia="Calibri" w:hAnsi="Calibri"/>
-                <w:color w:val="2B3A34"/>
-                <w:sz w:val="21"/>
-                <w:szCs w:val="21"/>
-              </w:rPr>
-              <w:t xml:space="preserve">Drives the UI and the escalation trigger.</w:t>
+              <w:t xml:space="preserve">People cancel a bit more on weekends.</w:t>
             </w:r>
           </w:p>
         </w:tc>
@@ -898,15 +748,145 @@
       <w:r>
         <w:rPr>
           <w:rFonts w:ascii="Calibri" w:cs="Calibri" w:eastAsia="Calibri" w:hAnsi="Calibri"/>
-          <w:i/>
-          <w:iCs/>
           <w:color w:val="2B3A34"/>
           <w:sz w:val="21"/>
           <w:szCs w:val="21"/>
         </w:rPr>
-        <w:t xml:space="preserve">Meena, 97% reliable with 347 jobs on a weekday, scores 5% — low. That is the heuristic being honestly right, not a demo number.</w:t>
-      </w:r>
-    </w:p>
+        <w:t xml:space="preserve">The score comes out between 5% and 95%, and we label it </w:t>
+      </w:r>
+      <w:r>
+        <w:rPr>
+          <w:rFonts w:ascii="Calibri" w:cs="Calibri" w:eastAsia="Calibri" w:hAnsi="Calibri"/>
+          <w:b/>
+          <w:bCs/>
+          <w:color w:val="1E8A5A"/>
+          <w:sz w:val="21"/>
+          <w:szCs w:val="21"/>
+        </w:rPr>
+        <w:t xml:space="preserve">Low</w:t>
+      </w:r>
+      <w:r>
+        <w:rPr>
+          <w:rFonts w:ascii="Calibri" w:cs="Calibri" w:eastAsia="Calibri" w:hAnsi="Calibri"/>
+          <w:color w:val="2B3A34"/>
+          <w:sz w:val="21"/>
+          <w:szCs w:val="21"/>
+        </w:rPr>
+        <w:t xml:space="preserve">, </w:t>
+      </w:r>
+      <w:r>
+        <w:rPr>
+          <w:rFonts w:ascii="Calibri" w:cs="Calibri" w:eastAsia="Calibri" w:hAnsi="Calibri"/>
+          <w:b/>
+          <w:bCs/>
+          <w:color w:val="B9791A"/>
+          <w:sz w:val="21"/>
+          <w:szCs w:val="21"/>
+        </w:rPr>
+        <w:t xml:space="preserve">Medium</w:t>
+      </w:r>
+      <w:r>
+        <w:rPr>
+          <w:rFonts w:ascii="Calibri" w:cs="Calibri" w:eastAsia="Calibri" w:hAnsi="Calibri"/>
+          <w:color w:val="2B3A34"/>
+          <w:sz w:val="21"/>
+          <w:szCs w:val="21"/>
+        </w:rPr>
+        <w:t xml:space="preserve"> or </w:t>
+      </w:r>
+      <w:r>
+        <w:rPr>
+          <w:rFonts w:ascii="Calibri" w:cs="Calibri" w:eastAsia="Calibri" w:hAnsi="Calibri"/>
+          <w:b/>
+          <w:bCs/>
+          <w:color w:val="B4442E"/>
+          <w:sz w:val="21"/>
+          <w:szCs w:val="21"/>
+        </w:rPr>
+        <w:t xml:space="preserve">High</w:t>
+      </w:r>
+      <w:r>
+        <w:rPr>
+          <w:rFonts w:ascii="Calibri" w:cs="Calibri" w:eastAsia="Calibri" w:hAnsi="Calibri"/>
+          <w:color w:val="2B3A34"/>
+          <w:sz w:val="21"/>
+          <w:szCs w:val="21"/>
+        </w:rPr>
+        <w:t xml:space="preserve">.</w:t>
+      </w:r>
+    </w:p>
+    <w:tbl>
+      <w:tblPr>
+        <w:tblW w:type="dxa" w:w="9360"/>
+        <w:tblBorders>
+          <w:top w:val="none"/>
+          <w:left w:val="single" w:color="B8860B" w:sz="18"/>
+          <w:bottom w:val="none"/>
+          <w:right w:val="none"/>
+          <w:insideH w:val="none"/>
+          <w:insideV w:val="none"/>
+        </w:tblBorders>
+      </w:tblPr>
+      <w:tblGrid>
+        <w:gridCol w:w="9360"/>
+      </w:tblGrid>
+      <w:tr>
+        <w:tc>
+          <w:tcPr>
+            <w:tcW w:type="dxa" w:w="9360"/>
+            <w:shd w:fill="FBF6EA" w:val="clear"/>
+            <w:tcMar>
+              <w:top w:type="dxa" w:w="90"/>
+              <w:left w:type="dxa" w:w="200"/>
+              <w:bottom w:type="dxa" w:w="90"/>
+              <w:right w:type="dxa" w:w="160"/>
+            </w:tcMar>
+          </w:tcPr>
+          <w:p>
+            <w:r>
+              <w:rPr>
+                <w:rFonts w:ascii="Calibri" w:cs="Calibri" w:eastAsia="Calibri" w:hAnsi="Calibri"/>
+                <w:b/>
+                <w:bCs/>
+                <w:color w:val="12201C"/>
+                <w:sz w:val="21"/>
+                <w:szCs w:val="21"/>
+              </w:rPr>
+              <w:t xml:space="preserve">Example.  </w:t>
+            </w:r>
+            <w:r>
+              <w:rPr>
+                <w:rFonts w:ascii="Calibri" w:cs="Calibri" w:eastAsia="Calibri" w:hAnsi="Calibri"/>
+                <w:color w:val="2B3A34"/>
+                <w:sz w:val="21"/>
+                <w:szCs w:val="21"/>
+              </w:rPr>
+              <w:t xml:space="preserve">Meena — 97% reliable, 347 jobs done, a weekday slot — scores </w:t>
+            </w:r>
+            <w:r>
+              <w:rPr>
+                <w:rFonts w:ascii="Calibri" w:cs="Calibri" w:eastAsia="Calibri" w:hAnsi="Calibri"/>
+                <w:b/>
+                <w:bCs/>
+                <w:color w:val="12201C"/>
+                <w:sz w:val="21"/>
+                <w:szCs w:val="21"/>
+              </w:rPr>
+              <w:t xml:space="preserve">5%, Low</w:t>
+            </w:r>
+            <w:r>
+              <w:rPr>
+                <w:rFonts w:ascii="Calibri" w:cs="Calibri" w:eastAsia="Calibri" w:hAnsi="Calibri"/>
+                <w:color w:val="2B3A34"/>
+                <w:sz w:val="21"/>
+                <w:szCs w:val="21"/>
+              </w:rPr>
+              <w:t xml:space="preserve">. That isn't a demo number; it's the rule being honestly right about a dependable worker.</w:t>
+            </w:r>
+          </w:p>
+        </w:tc>
+      </w:tr>
+    </w:tbl>
     <w:p>
       <w:pPr>
         <w:pStyle w:val="Heading2"/>
@@ -921,7 +901,7 @@
           <w:sz w:val="24"/>
           <w:szCs w:val="24"/>
         </w:rPr>
-        <w:t xml:space="preserve">03  </w:t>
+        <w:t xml:space="preserve">04  </w:t>
       </w:r>
       <w:r>
         <w:rPr>
@@ -932,7 +912,7 @@
           <w:sz w:val="24"/>
           <w:szCs w:val="24"/>
         </w:rPr>
-        <w:t xml:space="preserve">The loop it runs in</w:t>
+        <w:t xml:space="preserve">What happens, step by step</w:t>
       </w:r>
     </w:p>
     <w:p>
@@ -946,7 +926,7 @@
           <w:sz w:val="21"/>
           <w:szCs w:val="21"/>
         </w:rPr>
-        <w:t xml:space="preserve">Each step below is a real database write, gated by Row-Level Security to the owning household (or ops). This is the loop that is live today.</w:t>
+        <w:t xml:space="preserve">This is the loop that runs today. Each step is real — it saves to the database.</w:t>
       </w:r>
     </w:p>
     <w:p>
@@ -1008,7 +988,7 @@
                 <w:sz w:val="18"/>
                 <w:szCs w:val="18"/>
               </w:rPr>
-              <w:t xml:space="preserve">Booking created</w:t>
+              <w:t xml:space="preserve">Booking made</w:t>
             </w:r>
           </w:p>
           <w:p>
@@ -1022,7 +1002,7 @@
                 <w:sz w:val="14"/>
                 <w:szCs w:val="14"/>
               </w:rPr>
-              <w:t xml:space="preserve">insert into booking</w:t>
+              <w:t xml:space="preserve">household books a worker</w:t>
             </w:r>
           </w:p>
         </w:tc>
@@ -1086,7 +1066,7 @@
                 <w:sz w:val="18"/>
                 <w:szCs w:val="18"/>
               </w:rPr>
-              <w:t xml:space="preserve">Scored at insert</w:t>
+              <w:t xml:space="preserve">Risk scored</w:t>
             </w:r>
           </w:p>
           <w:p>
@@ -1100,7 +1080,7 @@
                 <w:sz w:val="14"/>
                 <w:szCs w:val="14"/>
               </w:rPr>
-              <w:t xml:space="preserve">trigger · _booking_risk()</w:t>
+              <w:t xml:space="preserve">the checklist runs</w:t>
             </w:r>
           </w:p>
         </w:tc>
@@ -1164,7 +1144,7 @@
                 <w:sz w:val="18"/>
                 <w:szCs w:val="18"/>
               </w:rPr>
-              <w:t xml:space="preserve">Backup on standby</w:t>
+              <w:t xml:space="preserve">Backup lined up</w:t>
             </w:r>
           </w:p>
           <w:p>
@@ -1178,7 +1158,7 @@
                 <w:sz w:val="14"/>
                 <w:szCs w:val="14"/>
               </w:rPr>
-              <w:t xml:space="preserve">arrange_backup() · if high</w:t>
+              <w:t xml:space="preserve">if risk is High</w:t>
             </w:r>
           </w:p>
         </w:tc>
@@ -1242,7 +1222,7 @@
                 <w:sz w:val="18"/>
                 <w:szCs w:val="18"/>
               </w:rPr>
-              <w:t xml:space="preserve">At the slot</w:t>
+              <w:t xml:space="preserve">Slot time</w:t>
             </w:r>
           </w:p>
           <w:p>
@@ -1256,7 +1236,7 @@
                 <w:sz w:val="14"/>
                 <w:szCs w:val="14"/>
               </w:rPr>
-              <w:t xml:space="preserve">GPS check-in window</w:t>
+              <w:t xml:space="preserve">does the worker arrive?</w:t>
             </w:r>
           </w:p>
         </w:tc>
@@ -1277,23 +1257,6 @@
           <w:szCs w:val="26"/>
         </w:rPr>
         <w:t xml:space="preserve">↓</w:t>
-      </w:r>
-    </w:p>
-    <w:p>
-      <w:pPr>
-        <w:spacing w:after="60"/>
-        <w:jc w:val="center"/>
-      </w:pPr>
-      <w:r>
-        <w:rPr>
-          <w:rFonts w:ascii="Calibri" w:cs="Calibri" w:eastAsia="Calibri" w:hAnsi="Calibri"/>
-          <w:i/>
-          <w:iCs/>
-          <w:color w:val="5F6F68"/>
-          <w:sz w:val="16"/>
-          <w:szCs w:val="16"/>
-        </w:rPr>
-        <w:t xml:space="preserve">resolve_no_show( … )</w:t>
       </w:r>
     </w:p>
     <w:tbl>
@@ -1346,7 +1309,7 @@
                 <w:sz w:val="18"/>
                 <w:szCs w:val="18"/>
               </w:rPr>
-              <w:t xml:space="preserve">Worker checks in</w:t>
+              <w:t xml:space="preserve">Worker shows up</w:t>
             </w:r>
           </w:p>
           <w:p>
@@ -1360,7 +1323,7 @@
                 <w:sz w:val="14"/>
                 <w:szCs w:val="14"/>
               </w:rPr>
-              <w:t xml:space="preserve">backup released · no cost</w:t>
+              <w:t xml:space="preserve">backup let go · no cost</w:t>
             </w:r>
           </w:p>
         </w:tc>
@@ -1424,7 +1387,7 @@
                 <w:sz w:val="18"/>
                 <w:szCs w:val="18"/>
               </w:rPr>
-              <w:t xml:space="preserve">No check-in</w:t>
+              <w:t xml:space="preserve">Worker no-shows</w:t>
             </w:r>
           </w:p>
           <w:p>
@@ -1438,7 +1401,7 @@
                 <w:sz w:val="14"/>
                 <w:szCs w:val="14"/>
               </w:rPr>
-              <w:t xml:space="preserve">backup promoted → status replaced</w:t>
+              <w:t xml:space="preserve">backup steps in · booking “replaced”</w:t>
             </w:r>
           </w:p>
         </w:tc>
@@ -1460,17 +1423,18 @@
           <w:sz w:val="21"/>
           <w:szCs w:val="21"/>
         </w:rPr>
-        <w:t xml:space="preserve">Promotion updates </w:t>
-      </w:r>
-      <w:r>
-        <w:rPr>
-          <w:rFonts w:ascii="Consolas" w:cs="Consolas" w:eastAsia="Consolas" w:hAnsi="Consolas"/>
-          <w:color w:val="0E3D33"/>
-          <w:sz w:val="19"/>
-          <w:szCs w:val="19"/>
-          <w:shd w:fill="EEF3F1" w:val="clear"/>
-        </w:rPr>
-        <w:t xml:space="preserve"> worker_id </w:t>
+        <w:t xml:space="preserve">If the risk is High, Casai reserves a </w:t>
+      </w:r>
+      <w:r>
+        <w:rPr>
+          <w:rFonts w:ascii="Calibri" w:cs="Calibri" w:eastAsia="Calibri" w:hAnsi="Calibri"/>
+          <w:b/>
+          <w:bCs/>
+          <w:color w:val="12201C"/>
+          <w:sz w:val="21"/>
+          <w:szCs w:val="21"/>
+        </w:rPr>
+        <w:t xml:space="preserve">real backup worker</w:t>
       </w:r>
       <w:r>
         <w:rPr>
@@ -1479,7 +1443,7 @@
           <w:sz w:val="21"/>
           <w:szCs w:val="21"/>
         </w:rPr>
-        <w:t xml:space="preserve">, which re-fires the live-worker trigger — so a no-show can never hand the home to an unverified backup. </w:t>
+        <w:t xml:space="preserve"> before the slot. At the slot: if the booked worker checks in, the backup is released; if not, the backup steps in and the booking is marked </w:t>
       </w:r>
       <w:r>
         <w:rPr>
@@ -1490,7 +1454,7 @@
           <w:sz w:val="21"/>
           <w:szCs w:val="21"/>
         </w:rPr>
-        <w:t xml:space="preserve">Green</w:t>
+        <w:t xml:space="preserve">replaced</w:t>
       </w:r>
       <w:r>
         <w:rPr>
@@ -1499,27 +1463,7 @@
           <w:sz w:val="21"/>
           <w:szCs w:val="21"/>
         </w:rPr>
-        <w:t xml:space="preserve"> = worker arrived, standby released; </w:t>
-      </w:r>
-      <w:r>
-        <w:rPr>
-          <w:rFonts w:ascii="Calibri" w:cs="Calibri" w:eastAsia="Calibri" w:hAnsi="Calibri"/>
-          <w:b/>
-          <w:bCs/>
-          <w:color w:val="12201C"/>
-          <w:sz w:val="21"/>
-          <w:szCs w:val="21"/>
-        </w:rPr>
-        <w:t xml:space="preserve">amber</w:t>
-      </w:r>
-      <w:r>
-        <w:rPr>
-          <w:rFonts w:ascii="Calibri" w:cs="Calibri" w:eastAsia="Calibri" w:hAnsi="Calibri"/>
-          <w:color w:val="2B3A34"/>
-          <w:sz w:val="21"/>
-          <w:szCs w:val="21"/>
-        </w:rPr>
-        <w:t xml:space="preserve"> = no-show, backup covers the slot.</w:t>
+        <w:t xml:space="preserve">. The backup is always a verified worker — the system re-checks that as it swaps them in.</w:t>
       </w:r>
     </w:p>
     <w:p>
@@ -1536,7 +1480,7 @@
           <w:sz w:val="24"/>
           <w:szCs w:val="24"/>
         </w:rPr>
-        <w:t xml:space="preserve">04  </w:t>
+        <w:t xml:space="preserve">05  </w:t>
       </w:r>
       <w:r>
         <w:rPr>
@@ -1547,7 +1491,7 @@
           <w:sz w:val="24"/>
           <w:szCs w:val="24"/>
         </w:rPr>
-        <w:t xml:space="preserve">The quiet asset — every run produces a training label</w:t>
+        <w:t xml:space="preserve">The clever part — we're collecting the answers</w:t>
       </w:r>
     </w:p>
     <w:p>
@@ -1561,17 +1505,18 @@
           <w:sz w:val="21"/>
           <w:szCs w:val="21"/>
         </w:rPr>
-        <w:t xml:space="preserve">This is the part that turns the heuristic from a stopgap into a bootstrap. When </w:t>
-      </w:r>
-      <w:r>
-        <w:rPr>
-          <w:rFonts w:ascii="Consolas" w:cs="Consolas" w:eastAsia="Consolas" w:hAnsi="Consolas"/>
-          <w:color w:val="0E3D33"/>
-          <w:sz w:val="19"/>
-          <w:szCs w:val="19"/>
-          <w:shd w:fill="EEF3F1" w:val="clear"/>
-        </w:rPr>
-        <w:t xml:space="preserve"> resolve_no_show() </w:t>
+        <w:t xml:space="preserve">Every time a booking finishes, Casai records </w:t>
+      </w:r>
+      <w:r>
+        <w:rPr>
+          <w:rFonts w:ascii="Calibri" w:cs="Calibri" w:eastAsia="Calibri" w:hAnsi="Calibri"/>
+          <w:b/>
+          <w:bCs/>
+          <w:color w:val="12201C"/>
+          <w:sz w:val="21"/>
+          <w:szCs w:val="21"/>
+        </w:rPr>
+        <w:t xml:space="preserve">what actually happened</w:t>
       </w:r>
       <w:r>
         <w:rPr>
@@ -1580,84 +1525,7 @@
           <w:sz w:val="21"/>
           <w:szCs w:val="21"/>
         </w:rPr>
-        <w:t xml:space="preserve"> closes a booking, it writes the </w:t>
-      </w:r>
-      <w:r>
-        <w:rPr>
-          <w:rFonts w:ascii="Calibri" w:cs="Calibri" w:eastAsia="Calibri" w:hAnsi="Calibri"/>
-          <w:b/>
-          <w:bCs/>
-          <w:color w:val="12201C"/>
-          <w:sz w:val="21"/>
-          <w:szCs w:val="21"/>
-        </w:rPr>
-        <w:t xml:space="preserve">ground-truth outcome</w:t>
-      </w:r>
-      <w:r>
-        <w:rPr>
-          <w:rFonts w:ascii="Calibri" w:cs="Calibri" w:eastAsia="Calibri" w:hAnsi="Calibri"/>
-          <w:color w:val="2B3A34"/>
-          <w:sz w:val="21"/>
-          <w:szCs w:val="21"/>
-        </w:rPr>
-        <w:t xml:space="preserve"> — </w:t>
-      </w:r>
-      <w:r>
-        <w:rPr>
-          <w:rFonts w:ascii="Consolas" w:cs="Consolas" w:eastAsia="Consolas" w:hAnsi="Consolas"/>
-          <w:color w:val="0E3D33"/>
-          <w:sz w:val="19"/>
-          <w:szCs w:val="19"/>
-          <w:shd w:fill="EEF3F1" w:val="clear"/>
-        </w:rPr>
-        <w:t xml:space="preserve">in_progress</w:t>
-      </w:r>
-      <w:r>
-        <w:rPr>
-          <w:rFonts w:ascii="Calibri" w:cs="Calibri" w:eastAsia="Calibri" w:hAnsi="Calibri"/>
-          <w:color w:val="2B3A34"/>
-          <w:sz w:val="21"/>
-          <w:szCs w:val="21"/>
-        </w:rPr>
-        <w:t xml:space="preserve">, </w:t>
-      </w:r>
-      <w:r>
-        <w:rPr>
-          <w:rFonts w:ascii="Consolas" w:cs="Consolas" w:eastAsia="Consolas" w:hAnsi="Consolas"/>
-          <w:color w:val="0E3D33"/>
-          <w:sz w:val="19"/>
-          <w:szCs w:val="19"/>
-          <w:shd w:fill="EEF3F1" w:val="clear"/>
-        </w:rPr>
-        <w:t xml:space="preserve">replaced</w:t>
-      </w:r>
-      <w:r>
-        <w:rPr>
-          <w:rFonts w:ascii="Calibri" w:cs="Calibri" w:eastAsia="Calibri" w:hAnsi="Calibri"/>
-          <w:color w:val="2B3A34"/>
-          <w:sz w:val="21"/>
-          <w:szCs w:val="21"/>
-        </w:rPr>
-        <w:t xml:space="preserve">, or </w:t>
-      </w:r>
-      <w:r>
-        <w:rPr>
-          <w:rFonts w:ascii="Consolas" w:cs="Consolas" w:eastAsia="Consolas" w:hAnsi="Consolas"/>
-          <w:color w:val="0E3D33"/>
-          <w:sz w:val="19"/>
-          <w:szCs w:val="19"/>
-          <w:shd w:fill="EEF3F1" w:val="clear"/>
-        </w:rPr>
-        <w:t xml:space="preserve">no_show</w:t>
-      </w:r>
-      <w:r>
-        <w:rPr>
-          <w:rFonts w:ascii="Calibri" w:cs="Calibri" w:eastAsia="Calibri" w:hAnsi="Calibri"/>
-          <w:color w:val="2B3A34"/>
-          <w:sz w:val="21"/>
-          <w:szCs w:val="21"/>
-        </w:rPr>
-        <w:t xml:space="preserve">. Paired with the features scored at insert, that is one labelled training row.</w:t>
+        <w:t xml:space="preserve"> — did the worker show up or not? Put that next to the score we gave at the start, and you have one real example to learn from.</w:t>
       </w:r>
     </w:p>
     <w:p>
@@ -1717,7 +1585,7 @@
                 <w:sz w:val="18"/>
                 <w:szCs w:val="18"/>
               </w:rPr>
-              <w:t xml:space="preserve">Features (at insert)</w:t>
+              <w:t xml:space="preserve">The score we gave</w:t>
             </w:r>
           </w:p>
           <w:p>
@@ -1731,7 +1599,7 @@
                 <w:sz w:val="14"/>
                 <w:szCs w:val="14"/>
               </w:rPr>
-              <w:t xml:space="preserve">reliability · jobs · timing · weekend</w:t>
+              <w:t xml:space="preserve">at booking time</w:t>
             </w:r>
           </w:p>
         </w:tc>
@@ -1795,7 +1663,7 @@
                 <w:sz w:val="18"/>
                 <w:szCs w:val="18"/>
               </w:rPr>
-              <w:t xml:space="preserve">+ Outcome (at resolve)</w:t>
+              <w:t xml:space="preserve">+ what happened</w:t>
             </w:r>
           </w:p>
           <w:p>
@@ -1809,7 +1677,7 @@
                 <w:sz w:val="14"/>
                 <w:szCs w:val="14"/>
               </w:rPr>
-              <w:t xml:space="preserve">showed up? no_show / replaced</w:t>
+              <w:t xml:space="preserve">showed up? no-showed?</w:t>
             </w:r>
           </w:p>
         </w:tc>
@@ -1873,7 +1741,7 @@
                 <w:sz w:val="18"/>
                 <w:szCs w:val="18"/>
               </w:rPr>
-              <w:t xml:space="preserve">= Training example</w:t>
+              <w:t xml:space="preserve">= one example</w:t>
             </w:r>
           </w:p>
           <w:p>
@@ -1887,7 +1755,7 @@
                 <w:sz w:val="14"/>
                 <w:szCs w:val="14"/>
               </w:rPr>
-              <w:t xml:space="preserve">one labelled row</w:t>
+              <w:t xml:space="preserve">to learn from</w:t>
             </w:r>
           </w:p>
         </w:tc>
@@ -1911,7 +1779,7 @@
           <w:sz w:val="21"/>
           <w:szCs w:val="21"/>
         </w:rPr>
-        <w:t xml:space="preserve">So running the heuristic builds the dataset that trains its replacement.</w:t>
+        <w:t xml:space="preserve">So just by running the simple rule, we're building the history a smart model will need.</w:t>
       </w:r>
       <w:r>
         <w:rPr>
@@ -1920,7 +1788,7 @@
           <w:sz w:val="21"/>
           <w:szCs w:val="21"/>
         </w:rPr>
-        <w:t xml:space="preserve"> No separate data-collection project is needed — the loop is the collector.</w:t>
+        <w:t xml:space="preserve"> There's no separate “go collect data” project — the everyday loop does it.</w:t>
       </w:r>
     </w:p>
     <w:p>
@@ -1937,7 +1805,7 @@
           <w:sz w:val="24"/>
           <w:szCs w:val="24"/>
         </w:rPr>
-        <w:t xml:space="preserve">05  </w:t>
+        <w:t xml:space="preserve">06  </w:t>
       </w:r>
       <w:r>
         <w:rPr>
@@ -1948,31 +1816,17 @@
           <w:sz w:val="24"/>
           <w:szCs w:val="24"/>
         </w:rPr>
-        <w:t xml:space="preserve">The replacement path — four stages</w:t>
-      </w:r>
-    </w:p>
-    <w:p>
-      <w:pPr>
-        <w:spacing w:after="120" w:line="276"/>
-      </w:pPr>
-      <w:r>
-        <w:rPr>
-          <w:rFonts w:ascii="Calibri" w:cs="Calibri" w:eastAsia="Calibri" w:hAnsi="Calibri"/>
-          <w:color w:val="2B3A34"/>
-          <w:sz w:val="21"/>
-          <w:szCs w:val="21"/>
-        </w:rPr>
-        <w:t xml:space="preserve">The model doesn't arrive in a big-bang rewrite. It phases in behind the same contract, and can be rolled back at any stage because the heuristic never leaves.</w:t>
-      </w:r>
-    </w:p>
-    <w:p>
-      <w:pPr>
-        <w:spacing w:after="60"/>
+        <w:t xml:space="preserve">Upgrading to a smart model — four simple steps</w:t>
+      </w:r>
+    </w:p>
+    <w:p>
+      <w:pPr>
+        <w:spacing w:after="50"/>
       </w:pPr>
     </w:p>
     <w:tbl>
       <w:tblPr>
-        <w:tblW w:type="dxa" w:w="8910"/>
+        <w:tblW w:type="dxa" w:w="8920"/>
         <w:tblBorders>
           <w:top w:val="none" w:color="FFFFFF" w:sz="0"/>
           <w:left w:val="none" w:color="FFFFFF" w:sz="0"/>
@@ -1984,12 +1838,12 @@
       </w:tblPr>
       <w:tblGrid>
         <w:gridCol w:w="2000"/>
-        <w:gridCol w:w="270"/>
+        <w:gridCol w:w="290"/>
+        <w:gridCol w:w="2000"/>
+        <w:gridCol w:w="290"/>
         <w:gridCol w:w="2050"/>
-        <w:gridCol w:w="270"/>
+        <w:gridCol w:w="290"/>
         <w:gridCol w:w="2000"/>
-        <w:gridCol w:w="270"/>
-        <w:gridCol w:w="2050"/>
       </w:tblGrid>
       <w:tr>
         <w:tc>
@@ -2024,7 +1878,7 @@
                 <w:sz w:val="18"/>
                 <w:szCs w:val="18"/>
               </w:rPr>
-              <w:t xml:space="preserve">0 · Heuristic</w:t>
+              <w:t xml:space="preserve">1 · Collect</w:t>
             </w:r>
           </w:p>
           <w:p>
@@ -2038,13 +1892,91 @@
                 <w:sz w:val="14"/>
                 <w:szCs w:val="14"/>
               </w:rPr>
-              <w:t xml:space="preserve">live now · the baseline</w:t>
-            </w:r>
-          </w:p>
-        </w:tc>
-        <w:tc>
-          <w:tcPr>
-            <w:tcW w:type="dxa" w:w="270"/>
+              <w:t xml:space="preserve">answers pile up</w:t>
+            </w:r>
+          </w:p>
+        </w:tc>
+        <w:tc>
+          <w:tcPr>
+            <w:tcW w:type="dxa" w:w="290"/>
+            <w:tcBorders>
+              <w:top w:val="none" w:color="FFFFFF" w:sz="0"/>
+              <w:left w:val="none" w:color="FFFFFF" w:sz="0"/>
+              <w:bottom w:val="none" w:color="FFFFFF" w:sz="0"/>
+              <w:right w:val="none" w:color="FFFFFF" w:sz="0"/>
+            </w:tcBorders>
+            <w:vAlign w:val="center"/>
+          </w:tcPr>
+          <w:p>
+            <w:pPr>
+              <w:jc w:val="center"/>
+            </w:pPr>
+            <w:r>
+              <w:rPr>
+                <w:rFonts w:ascii="Calibri" w:cs="Calibri" w:eastAsia="Calibri" w:hAnsi="Calibri"/>
+                <w:b/>
+                <w:bCs/>
+                <w:color w:val="0F6E56"/>
+                <w:sz w:val="24"/>
+                <w:szCs w:val="24"/>
+              </w:rPr>
+              <w:t xml:space="preserve">→</w:t>
+            </w:r>
+          </w:p>
+        </w:tc>
+        <w:tc>
+          <w:tcPr>
+            <w:tcW w:type="dxa" w:w="2000"/>
+            <w:tcBorders>
+              <w:top w:val="single" w:color="D9DEDB" w:sz="6"/>
+              <w:left w:val="single" w:color="D9DEDB" w:sz="6"/>
+              <w:bottom w:val="single" w:color="D9DEDB" w:sz="6"/>
+              <w:right w:val="single" w:color="D9DEDB" w:sz="6"/>
+            </w:tcBorders>
+            <w:shd w:fill="F1F4F2" w:val="clear"/>
+            <w:tcMar>
+              <w:top w:type="dxa" w:w="90"/>
+              <w:left w:type="dxa" w:w="120"/>
+              <w:bottom w:type="dxa" w:w="90"/>
+              <w:right w:type="dxa" w:w="120"/>
+            </w:tcMar>
+            <w:vAlign w:val="center"/>
+          </w:tcPr>
+          <w:p>
+            <w:pPr>
+              <w:spacing w:after="30"/>
+              <w:jc w:val="center"/>
+            </w:pPr>
+            <w:r>
+              <w:rPr>
+                <w:rFonts w:ascii="Calibri" w:cs="Calibri" w:eastAsia="Calibri" w:hAnsi="Calibri"/>
+                <w:b/>
+                <w:bCs/>
+                <w:color w:val="12201C"/>
+                <w:sz w:val="18"/>
+                <w:szCs w:val="18"/>
+              </w:rPr>
+              <w:t xml:space="preserve">2 · Train</w:t>
+            </w:r>
+          </w:p>
+          <w:p>
+            <w:pPr>
+              <w:jc w:val="center"/>
+            </w:pPr>
+            <w:r>
+              <w:rPr>
+                <w:rFonts w:ascii="Calibri" w:cs="Calibri" w:eastAsia="Calibri" w:hAnsi="Calibri"/>
+                <w:color w:val="5F6F68"/>
+                <w:sz w:val="14"/>
+                <w:szCs w:val="14"/>
+              </w:rPr>
+              <w:t xml:space="preserve">model learns patterns</w:t>
+            </w:r>
+          </w:p>
+        </w:tc>
+        <w:tc>
+          <w:tcPr>
+            <w:tcW w:type="dxa" w:w="290"/>
             <w:tcBorders>
               <w:top w:val="none" w:color="FFFFFF" w:sz="0"/>
               <w:left w:val="none" w:color="FFFFFF" w:sz="0"/>
@@ -2102,7 +2034,7 @@
                 <w:sz w:val="18"/>
                 <w:szCs w:val="18"/>
               </w:rPr>
-              <w:t xml:space="preserve">1 · Log &amp; label</w:t>
+              <w:t xml:space="preserve">3 · Test</w:t>
             </w:r>
           </w:p>
           <w:p>
@@ -2116,13 +2048,13 @@
                 <w:sz w:val="14"/>
                 <w:szCs w:val="14"/>
               </w:rPr>
-              <w:t xml:space="preserve">features + outcomes accrue</w:t>
-            </w:r>
-          </w:p>
-        </w:tc>
-        <w:tc>
-          <w:tcPr>
-            <w:tcW w:type="dxa" w:w="270"/>
+              <w:t xml:space="preserve">beat the simple rule?</w:t>
+            </w:r>
+          </w:p>
+        </w:tc>
+        <w:tc>
+          <w:tcPr>
+            <w:tcW w:type="dxa" w:w="290"/>
             <w:tcBorders>
               <w:top w:val="none" w:color="FFFFFF" w:sz="0"/>
               <w:left w:val="none" w:color="FFFFFF" w:sz="0"/>
@@ -2152,84 +2084,6 @@
           <w:tcPr>
             <w:tcW w:type="dxa" w:w="2000"/>
             <w:tcBorders>
-              <w:top w:val="single" w:color="D9DEDB" w:sz="6"/>
-              <w:left w:val="single" w:color="D9DEDB" w:sz="6"/>
-              <w:bottom w:val="single" w:color="D9DEDB" w:sz="6"/>
-              <w:right w:val="single" w:color="D9DEDB" w:sz="6"/>
-            </w:tcBorders>
-            <w:shd w:fill="F1F4F2" w:val="clear"/>
-            <w:tcMar>
-              <w:top w:type="dxa" w:w="90"/>
-              <w:left w:type="dxa" w:w="120"/>
-              <w:bottom w:type="dxa" w:w="90"/>
-              <w:right w:type="dxa" w:w="120"/>
-            </w:tcMar>
-            <w:vAlign w:val="center"/>
-          </w:tcPr>
-          <w:p>
-            <w:pPr>
-              <w:spacing w:after="30"/>
-              <w:jc w:val="center"/>
-            </w:pPr>
-            <w:r>
-              <w:rPr>
-                <w:rFonts w:ascii="Calibri" w:cs="Calibri" w:eastAsia="Calibri" w:hAnsi="Calibri"/>
-                <w:b/>
-                <w:bCs/>
-                <w:color w:val="12201C"/>
-                <w:sz w:val="18"/>
-                <w:szCs w:val="18"/>
-              </w:rPr>
-              <w:t xml:space="preserve">2 · Train offline</w:t>
-            </w:r>
-          </w:p>
-          <w:p>
-            <w:pPr>
-              <w:jc w:val="center"/>
-            </w:pPr>
-            <w:r>
-              <w:rPr>
-                <w:rFonts w:ascii="Calibri" w:cs="Calibri" w:eastAsia="Calibri" w:hAnsi="Calibri"/>
-                <w:color w:val="5F6F68"/>
-                <w:sz w:val="14"/>
-                <w:szCs w:val="14"/>
-              </w:rPr>
-              <w:t xml:space="preserve">beat the heuristic on AUC</w:t>
-            </w:r>
-          </w:p>
-        </w:tc>
-        <w:tc>
-          <w:tcPr>
-            <w:tcW w:type="dxa" w:w="270"/>
-            <w:tcBorders>
-              <w:top w:val="none" w:color="FFFFFF" w:sz="0"/>
-              <w:left w:val="none" w:color="FFFFFF" w:sz="0"/>
-              <w:bottom w:val="none" w:color="FFFFFF" w:sz="0"/>
-              <w:right w:val="none" w:color="FFFFFF" w:sz="0"/>
-            </w:tcBorders>
-            <w:vAlign w:val="center"/>
-          </w:tcPr>
-          <w:p>
-            <w:pPr>
-              <w:jc w:val="center"/>
-            </w:pPr>
-            <w:r>
-              <w:rPr>
-                <w:rFonts w:ascii="Calibri" w:cs="Calibri" w:eastAsia="Calibri" w:hAnsi="Calibri"/>
-                <w:b/>
-                <w:bCs/>
-                <w:color w:val="0F6E56"/>
-                <w:sz w:val="24"/>
-                <w:szCs w:val="24"/>
-              </w:rPr>
-              <w:t xml:space="preserve">→</w:t>
-            </w:r>
-          </w:p>
-        </w:tc>
-        <w:tc>
-          <w:tcPr>
-            <w:tcW w:type="dxa" w:w="2050"/>
-            <w:tcBorders>
               <w:top w:val="single" w:color="1E8A5A" w:sz="6"/>
               <w:left w:val="single" w:color="1E8A5A" w:sz="6"/>
               <w:bottom w:val="single" w:color="1E8A5A" w:sz="6"/>
@@ -2258,7 +2112,7 @@
                 <w:sz w:val="18"/>
                 <w:szCs w:val="18"/>
               </w:rPr>
-              <w:t xml:space="preserve">3 · Serve online</w:t>
+              <w:t xml:space="preserve">4 · Switch</w:t>
             </w:r>
           </w:p>
           <w:p>
@@ -2272,7 +2126,7 @@
                 <w:sz w:val="14"/>
                 <w:szCs w:val="14"/>
               </w:rPr>
-              <w:t xml:space="preserve">same contract · shadow → live</w:t>
+              <w:t xml:space="preserve">only if it's better</w:t>
             </w:r>
           </w:p>
         </w:tc>
@@ -2280,24 +2134,230 @@
     </w:tbl>
     <w:p>
       <w:pPr>
-        <w:spacing w:after="50" w:before="50"/>
-        <w:jc w:val="center"/>
+        <w:spacing w:after="70"/>
+      </w:pPr>
+    </w:p>
+    <w:p>
+      <w:pPr>
+        <w:pStyle w:val="ListParagraph"/>
+        <w:numPr>
+          <w:ilvl w:val="0"/>
+          <w:numId w:val="1"/>
+        </w:numPr>
+        <w:spacing w:after="70"/>
+      </w:pPr>
+      <w:r>
+        <w:rPr>
+          <w:rFonts w:ascii="Calibri" w:cs="Calibri" w:eastAsia="Calibri" w:hAnsi="Calibri"/>
+          <w:b/>
+          <w:bCs/>
+          <w:color w:val="12201C"/>
+          <w:sz w:val="21"/>
+          <w:szCs w:val="21"/>
+        </w:rPr>
+        <w:t xml:space="preserve">Collect — </w:t>
+      </w:r>
+      <w:r>
+        <w:rPr>
+          <w:rFonts w:ascii="Calibri" w:cs="Calibri" w:eastAsia="Calibri" w:hAnsi="Calibri"/>
+          <w:color w:val="2B3A34"/>
+          <w:sz w:val="21"/>
+          <w:szCs w:val="21"/>
+        </w:rPr>
+        <w:t xml:space="preserve">keep running the simple rule; the “did they show?” answers keep piling up.</w:t>
+      </w:r>
+    </w:p>
+    <w:p>
+      <w:pPr>
+        <w:pStyle w:val="ListParagraph"/>
+        <w:numPr>
+          <w:ilvl w:val="0"/>
+          <w:numId w:val="1"/>
+        </w:numPr>
+        <w:spacing w:after="70"/>
+      </w:pPr>
+      <w:r>
+        <w:rPr>
+          <w:rFonts w:ascii="Calibri" w:cs="Calibri" w:eastAsia="Calibri" w:hAnsi="Calibri"/>
+          <w:b/>
+          <w:bCs/>
+          <w:color w:val="12201C"/>
+          <w:sz w:val="21"/>
+          <w:szCs w:val="21"/>
+        </w:rPr>
+        <w:t xml:space="preserve">Train — </w:t>
+      </w:r>
+      <w:r>
+        <w:rPr>
+          <w:rFonts w:ascii="Calibri" w:cs="Calibri" w:eastAsia="Calibri" w:hAnsi="Calibri"/>
+          <w:color w:val="2B3A34"/>
+          <w:sz w:val="21"/>
+          <w:szCs w:val="21"/>
+        </w:rPr>
+        <w:t xml:space="preserve">once there's enough history, let a model study it and learn the patterns a checklist can't.</w:t>
+      </w:r>
+    </w:p>
+    <w:p>
+      <w:pPr>
+        <w:pStyle w:val="ListParagraph"/>
+        <w:numPr>
+          <w:ilvl w:val="0"/>
+          <w:numId w:val="1"/>
+        </w:numPr>
+        <w:spacing w:after="70"/>
+      </w:pPr>
+      <w:r>
+        <w:rPr>
+          <w:rFonts w:ascii="Calibri" w:cs="Calibri" w:eastAsia="Calibri" w:hAnsi="Calibri"/>
+          <w:b/>
+          <w:bCs/>
+          <w:color w:val="12201C"/>
+          <w:sz w:val="21"/>
+          <w:szCs w:val="21"/>
+        </w:rPr>
+        <w:t xml:space="preserve">Test — </w:t>
+      </w:r>
+      <w:r>
+        <w:rPr>
+          <w:rFonts w:ascii="Calibri" w:cs="Calibri" w:eastAsia="Calibri" w:hAnsi="Calibri"/>
+          <w:color w:val="2B3A34"/>
+          <w:sz w:val="21"/>
+          <w:szCs w:val="21"/>
+        </w:rPr>
+        <w:t xml:space="preserve">check it actually beats the simple rule on past bookings. If it doesn't, we keep the rule.</w:t>
+      </w:r>
+    </w:p>
+    <w:p>
+      <w:pPr>
+        <w:pStyle w:val="ListParagraph"/>
+        <w:numPr>
+          <w:ilvl w:val="0"/>
+          <w:numId w:val="1"/>
+        </w:numPr>
+        <w:spacing w:after="70"/>
+      </w:pPr>
+      <w:r>
+        <w:rPr>
+          <w:rFonts w:ascii="Calibri" w:cs="Calibri" w:eastAsia="Calibri" w:hAnsi="Calibri"/>
+          <w:b/>
+          <w:bCs/>
+          <w:color w:val="12201C"/>
+          <w:sz w:val="21"/>
+          <w:szCs w:val="21"/>
+        </w:rPr>
+        <w:t xml:space="preserve">Switch — </w:t>
+      </w:r>
+      <w:r>
+        <w:rPr>
+          <w:rFonts w:ascii="Calibri" w:cs="Calibri" w:eastAsia="Calibri" w:hAnsi="Calibri"/>
+          <w:color w:val="2B3A34"/>
+          <w:sz w:val="21"/>
+          <w:szCs w:val="21"/>
+        </w:rPr>
+        <w:t xml:space="preserve">only when it's clearly better does the model's score take over. The simple rule stays as a safety net.</w:t>
+      </w:r>
+    </w:p>
+    <w:p>
+      <w:pPr>
+        <w:pStyle w:val="Heading2"/>
+        <w:spacing w:after="100" w:before="340"/>
+      </w:pPr>
+      <w:r>
+        <w:rPr>
+          <w:rFonts w:ascii="Calibri" w:cs="Calibri" w:eastAsia="Calibri" w:hAnsi="Calibri"/>
+          <w:b/>
+          <w:bCs/>
+          <w:color w:val="B8860B"/>
+          <w:sz w:val="24"/>
+          <w:szCs w:val="24"/>
+        </w:rPr>
+        <w:t xml:space="preserve">07  </w:t>
+      </w:r>
+      <w:r>
+        <w:rPr>
+          <w:rFonts w:ascii="Calibri" w:cs="Calibri" w:eastAsia="Calibri" w:hAnsi="Calibri"/>
+          <w:b/>
+          <w:bCs/>
+          <w:color w:val="0E3D33"/>
+          <w:sz w:val="24"/>
+          <w:szCs w:val="24"/>
+        </w:rPr>
+        <w:t xml:space="preserve">Why switching is painless</w:t>
+      </w:r>
+    </w:p>
+    <w:p>
+      <w:pPr>
+        <w:spacing w:after="120" w:line="276"/>
+      </w:pPr>
+      <w:r>
+        <w:rPr>
+          <w:rFonts w:ascii="Calibri" w:cs="Calibri" w:eastAsia="Calibri" w:hAnsi="Calibri"/>
+          <w:color w:val="2B3A34"/>
+          <w:sz w:val="21"/>
+          <w:szCs w:val="21"/>
+        </w:rPr>
+        <w:t xml:space="preserve">Everything in Casai reads </w:t>
+      </w:r>
+      <w:r>
+        <w:rPr>
+          <w:rFonts w:ascii="Calibri" w:cs="Calibri" w:eastAsia="Calibri" w:hAnsi="Calibri"/>
+          <w:b/>
+          <w:bCs/>
+          <w:color w:val="12201C"/>
+          <w:sz w:val="21"/>
+          <w:szCs w:val="21"/>
+        </w:rPr>
+        <w:t xml:space="preserve">one number from one place</w:t>
+      </w:r>
+      <w:r>
+        <w:rPr>
+          <w:rFonts w:ascii="Calibri" w:cs="Calibri" w:eastAsia="Calibri" w:hAnsi="Calibri"/>
+          <w:color w:val="2B3A34"/>
+          <w:sz w:val="21"/>
+          <w:szCs w:val="21"/>
+        </w:rPr>
+        <w:t xml:space="preserve"> — the risk score on the booking. Nothing else cares how that number was worked out. So upgrading means changing </w:t>
+      </w:r>
+      <w:r>
+        <w:rPr>
+          <w:rFonts w:ascii="Calibri" w:cs="Calibri" w:eastAsia="Calibri" w:hAnsi="Calibri"/>
+          <w:b/>
+          <w:bCs/>
+          <w:color w:val="12201C"/>
+          <w:sz w:val="21"/>
+          <w:szCs w:val="21"/>
+        </w:rPr>
+        <w:t xml:space="preserve">only how the score is calculated</w:t>
+      </w:r>
+      <w:r>
+        <w:rPr>
+          <w:rFonts w:ascii="Calibri" w:cs="Calibri" w:eastAsia="Calibri" w:hAnsi="Calibri"/>
+          <w:color w:val="2B3A34"/>
+          <w:sz w:val="21"/>
+          <w:szCs w:val="21"/>
+        </w:rPr>
+        <w:t xml:space="preserve">; the booking screen, the backup logic, and the alerts all stay exactly the same.</w:t>
+      </w:r>
+    </w:p>
+    <w:p>
+      <w:pPr>
+        <w:spacing w:after="120" w:line="276"/>
       </w:pPr>
       <w:r>
         <w:rPr>
           <w:rFonts w:ascii="Calibri" w:cs="Calibri" w:eastAsia="Calibri" w:hAnsi="Calibri"/>
           <w:i/>
           <w:iCs/>
-          <w:color w:val="5F6F68"/>
-          <w:sz w:val="16"/>
-          <w:szCs w:val="16"/>
-        </w:rPr>
-        <w:t xml:space="preserve">↺  monitor calibration + drift → retrain → back to stage 2</w:t>
-      </w:r>
-    </w:p>
-    <w:p>
-      <w:pPr>
-        <w:spacing w:after="40"/>
+          <w:color w:val="2B3A34"/>
+          <w:sz w:val="21"/>
+          <w:szCs w:val="21"/>
+        </w:rPr>
+        <w:t xml:space="preserve">Like swapping a car's engine without changing the dashboard — the driver sees the same dials.</w:t>
+      </w:r>
+    </w:p>
+    <w:p>
+      <w:pPr>
+        <w:spacing w:after="30"/>
       </w:pPr>
     </w:p>
     <w:tbl>
@@ -2313,9 +2373,8 @@
         </w:tblBorders>
       </w:tblPr>
       <w:tblGrid>
-        <w:gridCol w:w="2100"/>
-        <w:gridCol w:w="3600"/>
-        <w:gridCol w:w="3660"/>
+        <w:gridCol w:w="4680"/>
+        <w:gridCol w:w="4680"/>
       </w:tblGrid>
       <w:tr>
         <w:trPr>
@@ -2323,7 +2382,7 @@
         </w:trPr>
         <w:tc>
           <w:tcPr>
-            <w:tcW w:type="dxa" w:w="2100"/>
+            <w:tcW w:type="dxa" w:w="4680"/>
             <w:shd w:fill="0E3D33" w:val="clear"/>
             <w:tcMar>
               <w:top w:type="dxa" w:w="60"/>
@@ -2342,13 +2401,13 @@
                 <w:sz w:val="15"/>
                 <w:szCs w:val="15"/>
               </w:rPr>
-              <w:t xml:space="preserve">STAGE</w:t>
-            </w:r>
-          </w:p>
-        </w:tc>
-        <w:tc>
-          <w:tcPr>
-            <w:tcW w:type="dxa" w:w="3600"/>
+              <w:t xml:space="preserve">WHAT CHANGES</w:t>
+            </w:r>
+          </w:p>
+        </w:tc>
+        <w:tc>
+          <w:tcPr>
+            <w:tcW w:type="dxa" w:w="4680"/>
             <w:shd w:fill="0E3D33" w:val="clear"/>
             <w:tcMar>
               <w:top w:type="dxa" w:w="60"/>
@@ -2367,32 +2426,7 @@
                 <w:sz w:val="15"/>
                 <w:szCs w:val="15"/>
               </w:rPr>
-              <w:t xml:space="preserve">WHAT CHANGES</w:t>
-            </w:r>
-          </w:p>
-        </w:tc>
-        <w:tc>
-          <w:tcPr>
-            <w:tcW w:type="dxa" w:w="3660"/>
-            <w:shd w:fill="0E3D33" w:val="clear"/>
-            <w:tcMar>
-              <w:top w:type="dxa" w:w="60"/>
-              <w:left w:type="dxa" w:w="110"/>
-              <w:bottom w:type="dxa" w:w="60"/>
-              <w:right w:type="dxa" w:w="110"/>
-            </w:tcMar>
-          </w:tcPr>
-          <w:p>
-            <w:r>
-              <w:rPr>
-                <w:rFonts w:ascii="Calibri" w:cs="Calibri" w:eastAsia="Calibri" w:hAnsi="Calibri"/>
-                <w:b/>
-                <w:bCs/>
-                <w:color w:val="F0C97A"/>
-                <w:sz w:val="15"/>
-                <w:szCs w:val="15"/>
-              </w:rPr>
-              <w:t xml:space="preserve">WHAT DOES NOT CHANGE</w:t>
+              <w:t xml:space="preserve">WHAT STAYS EXACTLY THE SAME</w:t>
             </w:r>
           </w:p>
         </w:tc>
@@ -2400,7 +2434,7 @@
       <w:tr>
         <w:tc>
           <w:tcPr>
-            <w:tcW w:type="dxa" w:w="2100"/>
+            <w:tcW w:type="dxa" w:w="4680"/>
             <w:shd w:fill="FFFFFF" w:val="clear"/>
             <w:tcMar>
               <w:top w:type="dxa" w:w="50"/>
@@ -2419,13 +2453,13 @@
                 <w:sz w:val="21"/>
                 <w:szCs w:val="21"/>
               </w:rPr>
-              <w:t xml:space="preserve">0 Heuristic</w:t>
-            </w:r>
-          </w:p>
-        </w:tc>
-        <w:tc>
-          <w:tcPr>
-            <w:tcW w:type="dxa" w:w="3600"/>
+              <w:t xml:space="preserve">How the risk score is calculated</w:t>
+            </w:r>
+          </w:p>
+        </w:tc>
+        <w:tc>
+          <w:tcPr>
+            <w:tcW w:type="dxa" w:w="4680"/>
             <w:shd w:fill="FFFFFF" w:val="clear"/>
             <w:tcMar>
               <w:top w:type="dxa" w:w="50"/>
@@ -2442,30 +2476,7 @@
                 <w:sz w:val="21"/>
                 <w:szCs w:val="21"/>
               </w:rPr>
-              <w:t xml:space="preserve">The formula in _booking_risk() (live today).</w:t>
-            </w:r>
-          </w:p>
-        </w:tc>
-        <w:tc>
-          <w:tcPr>
-            <w:tcW w:type="dxa" w:w="3660"/>
-            <w:shd w:fill="FFFFFF" w:val="clear"/>
-            <w:tcMar>
-              <w:top w:type="dxa" w:w="50"/>
-              <w:left w:type="dxa" w:w="110"/>
-              <w:bottom w:type="dxa" w:w="50"/>
-              <w:right w:type="dxa" w:w="110"/>
-            </w:tcMar>
-          </w:tcPr>
-          <w:p>
-            <w:r>
-              <w:rPr>
-                <w:rFonts w:ascii="Calibri" w:cs="Calibri" w:eastAsia="Calibri" w:hAnsi="Calibri"/>
-                <w:color w:val="2B3A34"/>
-                <w:sz w:val="21"/>
-                <w:szCs w:val="21"/>
-              </w:rPr>
-              <w:t xml:space="preserve">—</w:t>
+              <w:t xml:space="preserve">The booking screen and risk cards</w:t>
             </w:r>
           </w:p>
         </w:tc>
@@ -2473,7 +2484,7 @@
       <w:tr>
         <w:tc>
           <w:tcPr>
-            <w:tcW w:type="dxa" w:w="2100"/>
+            <w:tcW w:type="dxa" w:w="4680"/>
             <w:shd w:fill="F4F7F5" w:val="clear"/>
             <w:tcMar>
               <w:top w:type="dxa" w:w="50"/>
@@ -2486,19 +2497,17 @@
             <w:r>
               <w:rPr>
                 <w:rFonts w:ascii="Calibri" w:cs="Calibri" w:eastAsia="Calibri" w:hAnsi="Calibri"/>
-                <w:b/>
-                <w:bCs/>
-                <w:color w:val="12201C"/>
-                <w:sz w:val="21"/>
-                <w:szCs w:val="21"/>
-              </w:rPr>
-              <w:t xml:space="preserve">1 Log &amp; label</w:t>
-            </w:r>
-          </w:p>
-        </w:tc>
-        <w:tc>
-          <w:tcPr>
-            <w:tcW w:type="dxa" w:w="3600"/>
+                <w:color w:val="2B3A34"/>
+                <w:sz w:val="21"/>
+                <w:szCs w:val="21"/>
+              </w:rPr>
+              <w:t xml:space="preserve">(the checklist → a trained model)</w:t>
+            </w:r>
+          </w:p>
+        </w:tc>
+        <w:tc>
+          <w:tcPr>
+            <w:tcW w:type="dxa" w:w="4680"/>
             <w:shd w:fill="F4F7F5" w:val="clear"/>
             <w:tcMar>
               <w:top w:type="dxa" w:w="50"/>
@@ -2515,30 +2524,7 @@
                 <w:sz w:val="21"/>
                 <w:szCs w:val="21"/>
               </w:rPr>
-              <w:t xml:space="preserve">Add a feature-snapshot table; nightly job records what was scored + how it resolved.</w:t>
-            </w:r>
-          </w:p>
-        </w:tc>
-        <w:tc>
-          <w:tcPr>
-            <w:tcW w:type="dxa" w:w="3660"/>
-            <w:shd w:fill="F4F7F5" w:val="clear"/>
-            <w:tcMar>
-              <w:top w:type="dxa" w:w="50"/>
-              <w:left w:type="dxa" w:w="110"/>
-              <w:bottom w:type="dxa" w:w="50"/>
-              <w:right w:type="dxa" w:w="110"/>
-            </w:tcMar>
-          </w:tcPr>
-          <w:p>
-            <w:r>
-              <w:rPr>
-                <w:rFonts w:ascii="Calibri" w:cs="Calibri" w:eastAsia="Calibri" w:hAnsi="Calibri"/>
-                <w:color w:val="2B3A34"/>
-                <w:sz w:val="21"/>
-                <w:szCs w:val="21"/>
-              </w:rPr>
-              <w:t xml:space="preserve">Scoring, trigger, escalation, UI — untouched.</w:t>
+              <w:t xml:space="preserve">The backup + replacement logic</w:t>
             </w:r>
           </w:p>
         </w:tc>
@@ -2546,7 +2532,7 @@
       <w:tr>
         <w:tc>
           <w:tcPr>
-            <w:tcW w:type="dxa" w:w="2100"/>
+            <w:tcW w:type="dxa" w:w="4680"/>
             <w:shd w:fill="FFFFFF" w:val="clear"/>
             <w:tcMar>
               <w:top w:type="dxa" w:w="50"/>
@@ -2559,19 +2545,17 @@
             <w:r>
               <w:rPr>
                 <w:rFonts w:ascii="Calibri" w:cs="Calibri" w:eastAsia="Calibri" w:hAnsi="Calibri"/>
-                <w:b/>
-                <w:bCs/>
-                <w:color w:val="12201C"/>
-                <w:sz w:val="21"/>
-                <w:szCs w:val="21"/>
-              </w:rPr>
-              <w:t xml:space="preserve">2 Train offline</w:t>
-            </w:r>
-          </w:p>
-        </w:tc>
-        <w:tc>
-          <w:tcPr>
-            <w:tcW w:type="dxa" w:w="3600"/>
+                <w:color w:val="2B3A34"/>
+                <w:sz w:val="21"/>
+                <w:szCs w:val="21"/>
+              </w:rPr>
+              <w:t xml:space="preserve"/>
+            </w:r>
+          </w:p>
+        </w:tc>
+        <w:tc>
+          <w:tcPr>
+            <w:tcW w:type="dxa" w:w="4680"/>
             <w:shd w:fill="FFFFFF" w:val="clear"/>
             <w:tcMar>
               <w:top w:type="dxa" w:w="50"/>
@@ -2588,30 +2572,7 @@
                 <w:sz w:val="21"/>
                 <w:szCs w:val="21"/>
               </w:rPr>
-              <w:t xml:space="preserve">A training pipeline reads the log, fits a model, compares it to the heuristic baseline.</w:t>
-            </w:r>
-          </w:p>
-        </w:tc>
-        <w:tc>
-          <w:tcPr>
-            <w:tcW w:type="dxa" w:w="3660"/>
-            <w:shd w:fill="FFFFFF" w:val="clear"/>
-            <w:tcMar>
-              <w:top w:type="dxa" w:w="50"/>
-              <w:left w:type="dxa" w:w="110"/>
-              <w:bottom w:type="dxa" w:w="50"/>
-              <w:right w:type="dxa" w:w="110"/>
-            </w:tcMar>
-          </w:tcPr>
-          <w:p>
-            <w:r>
-              <w:rPr>
-                <w:rFonts w:ascii="Calibri" w:cs="Calibri" w:eastAsia="Calibri" w:hAnsi="Calibri"/>
-                <w:color w:val="2B3A34"/>
-                <w:sz w:val="21"/>
-                <w:szCs w:val="21"/>
-              </w:rPr>
-              <w:t xml:space="preserve">Nothing in the app; this is all offline.</w:t>
+              <w:t xml:space="preserve">The alerts and every other screen</w:t>
             </w:r>
           </w:p>
         </w:tc>
@@ -2619,7 +2580,7 @@
       <w:tr>
         <w:tc>
           <w:tcPr>
-            <w:tcW w:type="dxa" w:w="2100"/>
+            <w:tcW w:type="dxa" w:w="4680"/>
             <w:shd w:fill="F4F7F5" w:val="clear"/>
             <w:tcMar>
               <w:top w:type="dxa" w:w="50"/>
@@ -2632,19 +2593,17 @@
             <w:r>
               <w:rPr>
                 <w:rFonts w:ascii="Calibri" w:cs="Calibri" w:eastAsia="Calibri" w:hAnsi="Calibri"/>
-                <w:b/>
-                <w:bCs/>
-                <w:color w:val="12201C"/>
-                <w:sz w:val="21"/>
-                <w:szCs w:val="21"/>
-              </w:rPr>
-              <w:t xml:space="preserve">3 Serve online</w:t>
-            </w:r>
-          </w:p>
-        </w:tc>
-        <w:tc>
-          <w:tcPr>
-            <w:tcW w:type="dxa" w:w="3600"/>
+                <w:color w:val="2B3A34"/>
+                <w:sz w:val="21"/>
+                <w:szCs w:val="21"/>
+              </w:rPr>
+              <w:t xml:space="preserve"/>
+            </w:r>
+          </w:p>
+        </w:tc>
+        <w:tc>
+          <w:tcPr>
+            <w:tcW w:type="dxa" w:w="4680"/>
             <w:shd w:fill="F4F7F5" w:val="clear"/>
             <w:tcMar>
               <w:top w:type="dxa" w:w="50"/>
@@ -2661,30 +2620,7 @@
                 <w:sz w:val="21"/>
                 <w:szCs w:val="21"/>
               </w:rPr>
-              <w:t xml:space="preserve">_booking_risk() reads a model score instead of computing the formula (shadow first, then live).</w:t>
-            </w:r>
-          </w:p>
-        </w:tc>
-        <w:tc>
-          <w:tcPr>
-            <w:tcW w:type="dxa" w:w="3660"/>
-            <w:shd w:fill="F4F7F5" w:val="clear"/>
-            <w:tcMar>
-              <w:top w:type="dxa" w:w="50"/>
-              <w:left w:type="dxa" w:w="110"/>
-              <w:bottom w:type="dxa" w:w="50"/>
-              <w:right w:type="dxa" w:w="110"/>
-            </w:tcMar>
-          </w:tcPr>
-          <w:p>
-            <w:r>
-              <w:rPr>
-                <w:rFonts w:ascii="Calibri" w:cs="Calibri" w:eastAsia="Calibri" w:hAnsi="Calibri"/>
-                <w:color w:val="2B3A34"/>
-                <w:sz w:val="21"/>
-                <w:szCs w:val="21"/>
-              </w:rPr>
-              <w:t xml:space="preserve">Column, trigger, arrange_backup, resolve, and every UI surface.</w:t>
+              <w:t xml:space="preserve">The privacy rules protecting the data</w:t>
             </w:r>
           </w:p>
         </w:tc>
@@ -2704,7 +2640,7 @@
           <w:sz w:val="24"/>
           <w:szCs w:val="24"/>
         </w:rPr>
-        <w:t xml:space="preserve">06  </w:t>
+        <w:t xml:space="preserve">08  </w:t>
       </w:r>
       <w:r>
         <w:rPr>
@@ -2715,7 +2651,7 @@
           <w:sz w:val="24"/>
           <w:szCs w:val="24"/>
         </w:rPr>
-        <w:t xml:space="preserve">Why the swap is a one-line change — the contract</w:t>
+        <w:t xml:space="preserve">What we'd use to build it</w:t>
       </w:r>
     </w:p>
     <w:p>
@@ -2729,7 +2665,7 @@
           <w:sz w:val="21"/>
           <w:szCs w:val="21"/>
         </w:rPr>
-        <w:t xml:space="preserve">The whole system reads a </w:t>
+        <w:t xml:space="preserve">It's an everyday data problem, not fancy AI — and </w:t>
       </w:r>
       <w:r>
         <w:rPr>
@@ -2740,7 +2676,7 @@
           <w:sz w:val="21"/>
           <w:szCs w:val="21"/>
         </w:rPr>
-        <w:t xml:space="preserve">number in a column</w:t>
+        <w:t xml:space="preserve">not a chatbot</w:t>
       </w:r>
       <w:r>
         <w:rPr>
@@ -2749,135 +2685,8 @@
           <w:sz w:val="21"/>
           <w:szCs w:val="21"/>
         </w:rPr>
-        <w:t xml:space="preserve">, produced by </w:t>
-      </w:r>
-      <w:r>
-        <w:rPr>
-          <w:rFonts w:ascii="Calibri" w:cs="Calibri" w:eastAsia="Calibri" w:hAnsi="Calibri"/>
-          <w:b/>
-          <w:bCs/>
-          <w:color w:val="12201C"/>
-          <w:sz w:val="21"/>
-          <w:szCs w:val="21"/>
-        </w:rPr>
-        <w:t xml:space="preserve">one function</w:t>
-      </w:r>
-      <w:r>
-        <w:rPr>
-          <w:rFonts w:ascii="Calibri" w:cs="Calibri" w:eastAsia="Calibri" w:hAnsi="Calibri"/>
-          <w:color w:val="2B3A34"/>
-          <w:sz w:val="21"/>
-          <w:szCs w:val="21"/>
-        </w:rPr>
-        <w:t xml:space="preserve">. That is the interface. Replacing the heuristic means changing only the body of that function.</w:t>
-      </w:r>
-    </w:p>
-    <w:p>
-      <w:pPr>
-        <w:pStyle w:val="Heading3"/>
-        <w:spacing w:after="60" w:before="220"/>
-      </w:pPr>
-      <w:r>
-        <w:rPr>
-          <w:rFonts w:ascii="Calibri" w:cs="Calibri" w:eastAsia="Calibri" w:hAnsi="Calibri"/>
-          <w:b/>
-          <w:bCs/>
-          <w:color w:val="0F6E56"/>
-          <w:sz w:val="21"/>
-          <w:szCs w:val="21"/>
-        </w:rPr>
-        <w:t xml:space="preserve">Heuristic era (today)</w:t>
-      </w:r>
-    </w:p>
-    <w:p>
-      <w:pPr>
-        <w:spacing w:after="120" w:line="276"/>
-      </w:pPr>
-      <w:r>
-        <w:rPr>
-          <w:rFonts w:ascii="Consolas" w:cs="Consolas" w:eastAsia="Consolas" w:hAnsi="Consolas"/>
-          <w:color w:val="0E3D33"/>
-          <w:sz w:val="19"/>
-          <w:szCs w:val="19"/>
-          <w:shd w:fill="EEF3F1" w:val="clear"/>
-        </w:rPr>
-        <w:t xml:space="preserve"> _booking_risk() </w:t>
-      </w:r>
-      <w:r>
-        <w:rPr>
-          <w:rFonts w:ascii="Calibri" w:cs="Calibri" w:eastAsia="Calibri" w:hAnsi="Calibri"/>
-          <w:color w:val="2B3A34"/>
-          <w:sz w:val="21"/>
-          <w:szCs w:val="21"/>
-        </w:rPr>
-        <w:t xml:space="preserve"> computes  base = 1 − reliability … clamp → returns a numeric.</w:t>
-      </w:r>
-    </w:p>
-    <w:p>
-      <w:pPr>
-        <w:pStyle w:val="Heading3"/>
-        <w:spacing w:after="60" w:before="220"/>
-      </w:pPr>
-      <w:r>
-        <w:rPr>
-          <w:rFonts w:ascii="Calibri" w:cs="Calibri" w:eastAsia="Calibri" w:hAnsi="Calibri"/>
-          <w:b/>
-          <w:bCs/>
-          <w:color w:val="0F6E56"/>
-          <w:sz w:val="21"/>
-          <w:szCs w:val="21"/>
-        </w:rPr>
-        <w:t xml:space="preserve">Model era (later)</w:t>
-      </w:r>
-    </w:p>
-    <w:p>
-      <w:pPr>
-        <w:spacing w:after="120" w:line="276"/>
-      </w:pPr>
-      <w:r>
-        <w:rPr>
-          <w:rFonts w:ascii="Consolas" w:cs="Consolas" w:eastAsia="Consolas" w:hAnsi="Consolas"/>
-          <w:color w:val="0E3D33"/>
-          <w:sz w:val="19"/>
-          <w:szCs w:val="19"/>
-          <w:shd w:fill="EEF3F1" w:val="clear"/>
-        </w:rPr>
-        <w:t xml:space="preserve"> _booking_risk() </w:t>
-      </w:r>
-      <w:r>
-        <w:rPr>
-          <w:rFonts w:ascii="Calibri" w:cs="Calibri" w:eastAsia="Calibri" w:hAnsi="Calibri"/>
-          <w:color w:val="2B3A34"/>
-          <w:sz w:val="21"/>
-          <w:szCs w:val="21"/>
-        </w:rPr>
-        <w:t xml:space="preserve"> instead </w:t>
-      </w:r>
-      <w:r>
-        <w:rPr>
-          <w:rFonts w:ascii="Calibri" w:cs="Calibri" w:eastAsia="Calibri" w:hAnsi="Calibri"/>
-          <w:b/>
-          <w:bCs/>
-          <w:color w:val="12201C"/>
-          <w:sz w:val="21"/>
-          <w:szCs w:val="21"/>
-        </w:rPr>
-        <w:t xml:space="preserve">SELECTs the latest stored prediction</w:t>
-      </w:r>
-      <w:r>
-        <w:rPr>
-          <w:rFonts w:ascii="Calibri" w:cs="Calibri" w:eastAsia="Calibri" w:hAnsi="Calibri"/>
-          <w:color w:val="2B3A34"/>
-          <w:sz w:val="21"/>
-          <w:szCs w:val="21"/>
-        </w:rPr>
-        <w:t xml:space="preserve"> for that booking (written by a batch job), or calls a model endpoint — and returns a numeric. Same signature, same column, same band thresholds.</w:t>
-      </w:r>
-    </w:p>
-    <w:p>
-      <w:pPr>
-        <w:spacing w:after="40"/>
-      </w:pPr>
+        <w:t xml:space="preserve"> (that's a different feature). Kept deliberately simple:</w:t>
+      </w:r>
     </w:p>
     <w:tbl>
       <w:tblPr>
@@ -2892,549 +2701,8 @@
         </w:tblBorders>
       </w:tblPr>
       <w:tblGrid>
-        <w:gridCol w:w="2500"/>
-        <w:gridCol w:w="3450"/>
-        <w:gridCol w:w="3410"/>
-      </w:tblGrid>
-      <w:tr>
-        <w:trPr>
-          <w:tblHeader/>
-        </w:trPr>
-        <w:tc>
-          <w:tcPr>
-            <w:tcW w:type="dxa" w:w="2500"/>
-            <w:shd w:fill="0E3D33" w:val="clear"/>
-            <w:tcMar>
-              <w:top w:type="dxa" w:w="60"/>
-              <w:left w:type="dxa" w:w="110"/>
-              <w:bottom w:type="dxa" w:w="60"/>
-              <w:right w:type="dxa" w:w="110"/>
-            </w:tcMar>
-          </w:tcPr>
-          <w:p>
-            <w:r>
-              <w:rPr>
-                <w:rFonts w:ascii="Calibri" w:cs="Calibri" w:eastAsia="Calibri" w:hAnsi="Calibri"/>
-                <w:b/>
-                <w:bCs/>
-                <w:color w:val="F0C97A"/>
-                <w:sz w:val="15"/>
-                <w:szCs w:val="15"/>
-              </w:rPr>
-              <w:t xml:space="preserve">LAYER</w:t>
-            </w:r>
-          </w:p>
-        </w:tc>
-        <w:tc>
-          <w:tcPr>
-            <w:tcW w:type="dxa" w:w="3450"/>
-            <w:shd w:fill="0E3D33" w:val="clear"/>
-            <w:tcMar>
-              <w:top w:type="dxa" w:w="60"/>
-              <w:left w:type="dxa" w:w="110"/>
-              <w:bottom w:type="dxa" w:w="60"/>
-              <w:right w:type="dxa" w:w="110"/>
-            </w:tcMar>
-          </w:tcPr>
-          <w:p>
-            <w:r>
-              <w:rPr>
-                <w:rFonts w:ascii="Calibri" w:cs="Calibri" w:eastAsia="Calibri" w:hAnsi="Calibri"/>
-                <w:b/>
-                <w:bCs/>
-                <w:color w:val="F0C97A"/>
-                <w:sz w:val="15"/>
-                <w:szCs w:val="15"/>
-              </w:rPr>
-              <w:t xml:space="preserve">HEURISTIC ERA</w:t>
-            </w:r>
-          </w:p>
-        </w:tc>
-        <w:tc>
-          <w:tcPr>
-            <w:tcW w:type="dxa" w:w="3410"/>
-            <w:shd w:fill="0E3D33" w:val="clear"/>
-            <w:tcMar>
-              <w:top w:type="dxa" w:w="60"/>
-              <w:left w:type="dxa" w:w="110"/>
-              <w:bottom w:type="dxa" w:w="60"/>
-              <w:right w:type="dxa" w:w="110"/>
-            </w:tcMar>
-          </w:tcPr>
-          <w:p>
-            <w:r>
-              <w:rPr>
-                <w:rFonts w:ascii="Calibri" w:cs="Calibri" w:eastAsia="Calibri" w:hAnsi="Calibri"/>
-                <w:b/>
-                <w:bCs/>
-                <w:color w:val="F0C97A"/>
-                <w:sz w:val="15"/>
-                <w:szCs w:val="15"/>
-              </w:rPr>
-              <w:t xml:space="preserve">MODEL ERA</w:t>
-            </w:r>
-          </w:p>
-        </w:tc>
-      </w:tr>
-      <w:tr>
-        <w:tc>
-          <w:tcPr>
-            <w:tcW w:type="dxa" w:w="2500"/>
-            <w:shd w:fill="FFFFFF" w:val="clear"/>
-            <w:tcMar>
-              <w:top w:type="dxa" w:w="50"/>
-              <w:left w:type="dxa" w:w="110"/>
-              <w:bottom w:type="dxa" w:w="50"/>
-              <w:right w:type="dxa" w:w="110"/>
-            </w:tcMar>
-          </w:tcPr>
-          <w:p>
-            <w:r>
-              <w:rPr>
-                <w:rFonts w:ascii="Calibri" w:cs="Calibri" w:eastAsia="Calibri" w:hAnsi="Calibri"/>
-                <w:b/>
-                <w:bCs/>
-                <w:color w:val="12201C"/>
-                <w:sz w:val="21"/>
-                <w:szCs w:val="21"/>
-              </w:rPr>
-              <w:t xml:space="preserve">Data model</w:t>
-            </w:r>
-          </w:p>
-        </w:tc>
-        <w:tc>
-          <w:tcPr>
-            <w:tcW w:type="dxa" w:w="3450"/>
-            <w:shd w:fill="FFFFFF" w:val="clear"/>
-            <w:tcMar>
-              <w:top w:type="dxa" w:w="50"/>
-              <w:left w:type="dxa" w:w="110"/>
-              <w:bottom w:type="dxa" w:w="50"/>
-              <w:right w:type="dxa" w:w="110"/>
-            </w:tcMar>
-          </w:tcPr>
-          <w:p>
-            <w:r>
-              <w:rPr>
-                <w:rFonts w:ascii="Calibri" w:cs="Calibri" w:eastAsia="Calibri" w:hAnsi="Calibri"/>
-                <w:color w:val="2B3A34"/>
-                <w:sz w:val="21"/>
-                <w:szCs w:val="21"/>
-              </w:rPr>
-              <w:t xml:space="preserve">no_show_risk_score, risk_band, backup_worker_id</w:t>
-            </w:r>
-          </w:p>
-        </w:tc>
-        <w:tc>
-          <w:tcPr>
-            <w:tcW w:type="dxa" w:w="3410"/>
-            <w:shd w:fill="FFFFFF" w:val="clear"/>
-            <w:tcMar>
-              <w:top w:type="dxa" w:w="50"/>
-              <w:left w:type="dxa" w:w="110"/>
-              <w:bottom w:type="dxa" w:w="50"/>
-              <w:right w:type="dxa" w:w="110"/>
-            </w:tcMar>
-          </w:tcPr>
-          <w:p>
-            <w:r>
-              <w:rPr>
-                <w:rFonts w:ascii="Calibri" w:cs="Calibri" w:eastAsia="Calibri" w:hAnsi="Calibri"/>
-                <w:color w:val="2B3A34"/>
-                <w:sz w:val="21"/>
-                <w:szCs w:val="21"/>
-              </w:rPr>
-              <w:t xml:space="preserve">Unchanged</w:t>
-            </w:r>
-          </w:p>
-        </w:tc>
-      </w:tr>
-      <w:tr>
-        <w:tc>
-          <w:tcPr>
-            <w:tcW w:type="dxa" w:w="2500"/>
-            <w:shd w:fill="F4F7F5" w:val="clear"/>
-            <w:tcMar>
-              <w:top w:type="dxa" w:w="50"/>
-              <w:left w:type="dxa" w:w="110"/>
-              <w:bottom w:type="dxa" w:w="50"/>
-              <w:right w:type="dxa" w:w="110"/>
-            </w:tcMar>
-          </w:tcPr>
-          <w:p>
-            <w:r>
-              <w:rPr>
-                <w:rFonts w:ascii="Calibri" w:cs="Calibri" w:eastAsia="Calibri" w:hAnsi="Calibri"/>
-                <w:b/>
-                <w:bCs/>
-                <w:color w:val="12201C"/>
-                <w:sz w:val="21"/>
-                <w:szCs w:val="21"/>
-              </w:rPr>
-              <w:t xml:space="preserve">Scorer</w:t>
-            </w:r>
-          </w:p>
-        </w:tc>
-        <w:tc>
-          <w:tcPr>
-            <w:tcW w:type="dxa" w:w="3450"/>
-            <w:shd w:fill="F4F7F5" w:val="clear"/>
-            <w:tcMar>
-              <w:top w:type="dxa" w:w="50"/>
-              <w:left w:type="dxa" w:w="110"/>
-              <w:bottom w:type="dxa" w:w="50"/>
-              <w:right w:type="dxa" w:w="110"/>
-            </w:tcMar>
-          </w:tcPr>
-          <w:p>
-            <w:r>
-              <w:rPr>
-                <w:rFonts w:ascii="Calibri" w:cs="Calibri" w:eastAsia="Calibri" w:hAnsi="Calibri"/>
-                <w:color w:val="2B3A34"/>
-                <w:sz w:val="21"/>
-                <w:szCs w:val="21"/>
-              </w:rPr>
-              <w:t xml:space="preserve">Formula in _booking_risk()</w:t>
-            </w:r>
-          </w:p>
-        </w:tc>
-        <w:tc>
-          <w:tcPr>
-            <w:tcW w:type="dxa" w:w="3410"/>
-            <w:shd w:fill="F4F7F5" w:val="clear"/>
-            <w:tcMar>
-              <w:top w:type="dxa" w:w="50"/>
-              <w:left w:type="dxa" w:w="110"/>
-              <w:bottom w:type="dxa" w:w="50"/>
-              <w:right w:type="dxa" w:w="110"/>
-            </w:tcMar>
-          </w:tcPr>
-          <w:p>
-            <w:r>
-              <w:rPr>
-                <w:rFonts w:ascii="Calibri" w:cs="Calibri" w:eastAsia="Calibri" w:hAnsi="Calibri"/>
-                <w:color w:val="2B3A34"/>
-                <w:sz w:val="21"/>
-                <w:szCs w:val="21"/>
-              </w:rPr>
-              <w:t xml:space="preserve">Model score in _booking_risk()  ← the only change</w:t>
-            </w:r>
-          </w:p>
-        </w:tc>
-      </w:tr>
-      <w:tr>
-        <w:tc>
-          <w:tcPr>
-            <w:tcW w:type="dxa" w:w="2500"/>
-            <w:shd w:fill="FFFFFF" w:val="clear"/>
-            <w:tcMar>
-              <w:top w:type="dxa" w:w="50"/>
-              <w:left w:type="dxa" w:w="110"/>
-              <w:bottom w:type="dxa" w:w="50"/>
-              <w:right w:type="dxa" w:w="110"/>
-            </w:tcMar>
-          </w:tcPr>
-          <w:p>
-            <w:r>
-              <w:rPr>
-                <w:rFonts w:ascii="Calibri" w:cs="Calibri" w:eastAsia="Calibri" w:hAnsi="Calibri"/>
-                <w:b/>
-                <w:bCs/>
-                <w:color w:val="12201C"/>
-                <w:sz w:val="21"/>
-                <w:szCs w:val="21"/>
-              </w:rPr>
-              <w:t xml:space="preserve">Trigger</w:t>
-            </w:r>
-          </w:p>
-        </w:tc>
-        <w:tc>
-          <w:tcPr>
-            <w:tcW w:type="dxa" w:w="3450"/>
-            <w:shd w:fill="FFFFFF" w:val="clear"/>
-            <w:tcMar>
-              <w:top w:type="dxa" w:w="50"/>
-              <w:left w:type="dxa" w:w="110"/>
-              <w:bottom w:type="dxa" w:w="50"/>
-              <w:right w:type="dxa" w:w="110"/>
-            </w:tcMar>
-          </w:tcPr>
-          <w:p>
-            <w:r>
-              <w:rPr>
-                <w:rFonts w:ascii="Calibri" w:cs="Calibri" w:eastAsia="Calibri" w:hAnsi="Calibri"/>
-                <w:color w:val="2B3A34"/>
-                <w:sz w:val="21"/>
-                <w:szCs w:val="21"/>
-              </w:rPr>
-              <w:t xml:space="preserve">booking_autoscore (BEFORE INSERT)</w:t>
-            </w:r>
-          </w:p>
-        </w:tc>
-        <w:tc>
-          <w:tcPr>
-            <w:tcW w:type="dxa" w:w="3410"/>
-            <w:shd w:fill="FFFFFF" w:val="clear"/>
-            <w:tcMar>
-              <w:top w:type="dxa" w:w="50"/>
-              <w:left w:type="dxa" w:w="110"/>
-              <w:bottom w:type="dxa" w:w="50"/>
-              <w:right w:type="dxa" w:w="110"/>
-            </w:tcMar>
-          </w:tcPr>
-          <w:p>
-            <w:r>
-              <w:rPr>
-                <w:rFonts w:ascii="Calibri" w:cs="Calibri" w:eastAsia="Calibri" w:hAnsi="Calibri"/>
-                <w:color w:val="2B3A34"/>
-                <w:sz w:val="21"/>
-                <w:szCs w:val="21"/>
-              </w:rPr>
-              <w:t xml:space="preserve">Unchanged</w:t>
-            </w:r>
-          </w:p>
-        </w:tc>
-      </w:tr>
-      <w:tr>
-        <w:tc>
-          <w:tcPr>
-            <w:tcW w:type="dxa" w:w="2500"/>
-            <w:shd w:fill="F4F7F5" w:val="clear"/>
-            <w:tcMar>
-              <w:top w:type="dxa" w:w="50"/>
-              <w:left w:type="dxa" w:w="110"/>
-              <w:bottom w:type="dxa" w:w="50"/>
-              <w:right w:type="dxa" w:w="110"/>
-            </w:tcMar>
-          </w:tcPr>
-          <w:p>
-            <w:r>
-              <w:rPr>
-                <w:rFonts w:ascii="Calibri" w:cs="Calibri" w:eastAsia="Calibri" w:hAnsi="Calibri"/>
-                <w:b/>
-                <w:bCs/>
-                <w:color w:val="12201C"/>
-                <w:sz w:val="21"/>
-                <w:szCs w:val="21"/>
-              </w:rPr>
-              <w:t xml:space="preserve">Escalation</w:t>
-            </w:r>
-          </w:p>
-        </w:tc>
-        <w:tc>
-          <w:tcPr>
-            <w:tcW w:type="dxa" w:w="3450"/>
-            <w:shd w:fill="F4F7F5" w:val="clear"/>
-            <w:tcMar>
-              <w:top w:type="dxa" w:w="50"/>
-              <w:left w:type="dxa" w:w="110"/>
-              <w:bottom w:type="dxa" w:w="50"/>
-              <w:right w:type="dxa" w:w="110"/>
-            </w:tcMar>
-          </w:tcPr>
-          <w:p>
-            <w:r>
-              <w:rPr>
-                <w:rFonts w:ascii="Calibri" w:cs="Calibri" w:eastAsia="Calibri" w:hAnsi="Calibri"/>
-                <w:color w:val="2B3A34"/>
-                <w:sz w:val="21"/>
-                <w:szCs w:val="21"/>
-              </w:rPr>
-              <w:t xml:space="preserve">arrange_backup() / resolve_no_show()</w:t>
-            </w:r>
-          </w:p>
-        </w:tc>
-        <w:tc>
-          <w:tcPr>
-            <w:tcW w:type="dxa" w:w="3410"/>
-            <w:shd w:fill="F4F7F5" w:val="clear"/>
-            <w:tcMar>
-              <w:top w:type="dxa" w:w="50"/>
-              <w:left w:type="dxa" w:w="110"/>
-              <w:bottom w:type="dxa" w:w="50"/>
-              <w:right w:type="dxa" w:w="110"/>
-            </w:tcMar>
-          </w:tcPr>
-          <w:p>
-            <w:r>
-              <w:rPr>
-                <w:rFonts w:ascii="Calibri" w:cs="Calibri" w:eastAsia="Calibri" w:hAnsi="Calibri"/>
-                <w:color w:val="2B3A34"/>
-                <w:sz w:val="21"/>
-                <w:szCs w:val="21"/>
-              </w:rPr>
-              <w:t xml:space="preserve">Unchanged</w:t>
-            </w:r>
-          </w:p>
-        </w:tc>
-      </w:tr>
-      <w:tr>
-        <w:tc>
-          <w:tcPr>
-            <w:tcW w:type="dxa" w:w="2500"/>
-            <w:shd w:fill="FFFFFF" w:val="clear"/>
-            <w:tcMar>
-              <w:top w:type="dxa" w:w="50"/>
-              <w:left w:type="dxa" w:w="110"/>
-              <w:bottom w:type="dxa" w:w="50"/>
-              <w:right w:type="dxa" w:w="110"/>
-            </w:tcMar>
-          </w:tcPr>
-          <w:p>
-            <w:r>
-              <w:rPr>
-                <w:rFonts w:ascii="Calibri" w:cs="Calibri" w:eastAsia="Calibri" w:hAnsi="Calibri"/>
-                <w:b/>
-                <w:bCs/>
-                <w:color w:val="12201C"/>
-                <w:sz w:val="21"/>
-                <w:szCs w:val="21"/>
-              </w:rPr>
-              <w:t xml:space="preserve">UI</w:t>
-            </w:r>
-          </w:p>
-        </w:tc>
-        <w:tc>
-          <w:tcPr>
-            <w:tcW w:type="dxa" w:w="3450"/>
-            <w:shd w:fill="FFFFFF" w:val="clear"/>
-            <w:tcMar>
-              <w:top w:type="dxa" w:w="50"/>
-              <w:left w:type="dxa" w:w="110"/>
-              <w:bottom w:type="dxa" w:w="50"/>
-              <w:right w:type="dxa" w:w="110"/>
-            </w:tcMar>
-          </w:tcPr>
-          <w:p>
-            <w:r>
-              <w:rPr>
-                <w:rFonts w:ascii="Calibri" w:cs="Calibri" w:eastAsia="Calibri" w:hAnsi="Calibri"/>
-                <w:color w:val="2B3A34"/>
-                <w:sz w:val="21"/>
-                <w:szCs w:val="21"/>
-              </w:rPr>
-              <w:t xml:space="preserve">Reads score + band from the row</w:t>
-            </w:r>
-          </w:p>
-        </w:tc>
-        <w:tc>
-          <w:tcPr>
-            <w:tcW w:type="dxa" w:w="3410"/>
-            <w:shd w:fill="FFFFFF" w:val="clear"/>
-            <w:tcMar>
-              <w:top w:type="dxa" w:w="50"/>
-              <w:left w:type="dxa" w:w="110"/>
-              <w:bottom w:type="dxa" w:w="50"/>
-              <w:right w:type="dxa" w:w="110"/>
-            </w:tcMar>
-          </w:tcPr>
-          <w:p>
-            <w:r>
-              <w:rPr>
-                <w:rFonts w:ascii="Calibri" w:cs="Calibri" w:eastAsia="Calibri" w:hAnsi="Calibri"/>
-                <w:color w:val="2B3A34"/>
-                <w:sz w:val="21"/>
-                <w:szCs w:val="21"/>
-              </w:rPr>
-              <w:t xml:space="preserve">Unchanged</w:t>
-            </w:r>
-          </w:p>
-        </w:tc>
-      </w:tr>
-    </w:tbl>
-    <w:p>
-      <w:pPr>
-        <w:spacing w:after="120" w:line="276"/>
-      </w:pPr>
-      <w:r>
-        <w:rPr>
-          <w:rFonts w:ascii="Calibri" w:cs="Calibri" w:eastAsia="Calibri" w:hAnsi="Calibri"/>
-          <w:i/>
-          <w:iCs/>
-          <w:color w:val="2B3A34"/>
-          <w:sz w:val="21"/>
-          <w:szCs w:val="21"/>
-        </w:rPr>
-        <w:t xml:space="preserve">Everything except one function body stays exactly as it is — including the RLS that protects it.</w:t>
-      </w:r>
-    </w:p>
-    <w:p>
-      <w:pPr>
-        <w:pStyle w:val="Heading2"/>
-        <w:spacing w:after="100" w:before="340"/>
-      </w:pPr>
-      <w:r>
-        <w:rPr>
-          <w:rFonts w:ascii="Calibri" w:cs="Calibri" w:eastAsia="Calibri" w:hAnsi="Calibri"/>
-          <w:b/>
-          <w:bCs/>
-          <w:color w:val="B8860B"/>
-          <w:sz w:val="24"/>
-          <w:szCs w:val="24"/>
-        </w:rPr>
-        <w:t xml:space="preserve">07  </w:t>
-      </w:r>
-      <w:r>
-        <w:rPr>
-          <w:rFonts w:ascii="Calibri" w:cs="Calibri" w:eastAsia="Calibri" w:hAnsi="Calibri"/>
-          <w:b/>
-          <w:bCs/>
-          <w:color w:val="0E3D33"/>
-          <w:sz w:val="24"/>
-          <w:szCs w:val="24"/>
-        </w:rPr>
-        <w:t xml:space="preserve">Tech stack for the model era</w:t>
-      </w:r>
-    </w:p>
-    <w:p>
-      <w:pPr>
-        <w:spacing w:after="120" w:line="276"/>
-      </w:pPr>
-      <w:r>
-        <w:rPr>
-          <w:rFonts w:ascii="Calibri" w:cs="Calibri" w:eastAsia="Calibri" w:hAnsi="Calibri"/>
-          <w:color w:val="2B3A34"/>
-          <w:sz w:val="21"/>
-          <w:szCs w:val="21"/>
-        </w:rPr>
-        <w:t xml:space="preserve">Deliberately boring and tabular. No-show is a </w:t>
-      </w:r>
-      <w:r>
-        <w:rPr>
-          <w:rFonts w:ascii="Calibri" w:cs="Calibri" w:eastAsia="Calibri" w:hAnsi="Calibri"/>
-          <w:b/>
-          <w:bCs/>
-          <w:color w:val="12201C"/>
-          <w:sz w:val="21"/>
-          <w:szCs w:val="21"/>
-        </w:rPr>
-        <w:t xml:space="preserve">structured-data classification</w:t>
-      </w:r>
-      <w:r>
-        <w:rPr>
-          <w:rFonts w:ascii="Calibri" w:cs="Calibri" w:eastAsia="Calibri" w:hAnsi="Calibri"/>
-          <w:color w:val="2B3A34"/>
-          <w:sz w:val="21"/>
-          <w:szCs w:val="21"/>
-        </w:rPr>
-        <w:t xml:space="preserve"> problem — gradient-boosted trees, not deep learning, and certainly not an LLM (the LLM belongs to Continuity Memory, a different feature).</w:t>
-      </w:r>
-    </w:p>
-    <w:tbl>
-      <w:tblPr>
-        <w:tblW w:type="dxa" w:w="9360"/>
-        <w:tblBorders>
-          <w:top w:val="single" w:color="D9DEDB" w:sz="2"/>
-          <w:left w:val="single" w:color="D9DEDB" w:sz="2"/>
-          <w:bottom w:val="single" w:color="D9DEDB" w:sz="2"/>
-          <w:right w:val="single" w:color="D9DEDB" w:sz="2"/>
-          <w:insideH w:val="single" w:color="D9DEDB" w:sz="2"/>
-          <w:insideV w:val="single" w:color="D9DEDB" w:sz="2"/>
-        </w:tblBorders>
-      </w:tblPr>
-      <w:tblGrid>
-        <w:gridCol w:w="2500"/>
-        <w:gridCol w:w="3200"/>
+        <w:gridCol w:w="2600"/>
+        <w:gridCol w:w="3100"/>
         <w:gridCol w:w="3660"/>
       </w:tblGrid>
       <w:tr>
@@ -3443,7 +2711,7 @@
         </w:trPr>
         <w:tc>
           <w:tcPr>
-            <w:tcW w:type="dxa" w:w="2500"/>
+            <w:tcW w:type="dxa" w:w="2600"/>
             <w:shd w:fill="0E3D33" w:val="clear"/>
             <w:tcMar>
               <w:top w:type="dxa" w:w="60"/>
@@ -3462,13 +2730,13 @@
                 <w:sz w:val="15"/>
                 <w:szCs w:val="15"/>
               </w:rPr>
-              <w:t xml:space="preserve">CONCERN</w:t>
-            </w:r>
-          </w:p>
-        </w:tc>
-        <w:tc>
-          <w:tcPr>
-            <w:tcW w:type="dxa" w:w="3200"/>
+              <w:t xml:space="preserve">THE JOB</w:t>
+            </w:r>
+          </w:p>
+        </w:tc>
+        <w:tc>
+          <w:tcPr>
+            <w:tcW w:type="dxa" w:w="3100"/>
             <w:shd w:fill="0E3D33" w:val="clear"/>
             <w:tcMar>
               <w:top w:type="dxa" w:w="60"/>
@@ -3487,7 +2755,7 @@
                 <w:sz w:val="15"/>
                 <w:szCs w:val="15"/>
               </w:rPr>
-              <w:t xml:space="preserve">TOOL / CHOICE</w:t>
+              <w:t xml:space="preserve">WHAT WE USE</w:t>
             </w:r>
           </w:p>
         </w:tc>
@@ -3512,7 +2780,7 @@
                 <w:sz w:val="15"/>
                 <w:szCs w:val="15"/>
               </w:rPr>
-              <w:t xml:space="preserve">NOTE</w:t>
+              <w:t xml:space="preserve">IN PLAIN TERMS</w:t>
             </w:r>
           </w:p>
         </w:tc>
@@ -3520,7 +2788,7 @@
       <w:tr>
         <w:tc>
           <w:tcPr>
-            <w:tcW w:type="dxa" w:w="2500"/>
+            <w:tcW w:type="dxa" w:w="2600"/>
             <w:shd w:fill="FFFFFF" w:val="clear"/>
             <w:tcMar>
               <w:top w:type="dxa" w:w="50"/>
@@ -3539,13 +2807,13 @@
                 <w:sz w:val="21"/>
                 <w:szCs w:val="21"/>
               </w:rPr>
-              <w:t xml:space="preserve">History store</w:t>
-            </w:r>
-          </w:p>
-        </w:tc>
-        <w:tc>
-          <w:tcPr>
-            <w:tcW w:type="dxa" w:w="3200"/>
+              <w:t xml:space="preserve">Store the history</w:t>
+            </w:r>
+          </w:p>
+        </w:tc>
+        <w:tc>
+          <w:tcPr>
+            <w:tcW w:type="dxa" w:w="3100"/>
             <w:shd w:fill="FFFFFF" w:val="clear"/>
             <w:tcMar>
               <w:top w:type="dxa" w:w="50"/>
@@ -3562,7 +2830,7 @@
                 <w:sz w:val="21"/>
                 <w:szCs w:val="21"/>
               </w:rPr>
-              <w:t xml:space="preserve">Postgres — the booking table</w:t>
+              <w:t xml:space="preserve">Our existing database</w:t>
             </w:r>
           </w:p>
         </w:tc>
@@ -3585,7 +2853,7 @@
                 <w:sz w:val="21"/>
                 <w:szCs w:val="21"/>
               </w:rPr>
-              <w:t xml:space="preserve">Already there. Labels are accruing now via resolve_no_show.</w:t>
+              <w:t xml:space="preserve">The bookings are already saved there — nothing new to set up.</w:t>
             </w:r>
           </w:p>
         </w:tc>
@@ -3593,7 +2861,7 @@
       <w:tr>
         <w:tc>
           <w:tcPr>
-            <w:tcW w:type="dxa" w:w="2500"/>
+            <w:tcW w:type="dxa" w:w="2600"/>
             <w:shd w:fill="F4F7F5" w:val="clear"/>
             <w:tcMar>
               <w:top w:type="dxa" w:w="50"/>
@@ -3612,13 +2880,13 @@
                 <w:sz w:val="21"/>
                 <w:szCs w:val="21"/>
               </w:rPr>
-              <w:t xml:space="preserve">Feature pipeline</w:t>
-            </w:r>
-          </w:p>
-        </w:tc>
-        <w:tc>
-          <w:tcPr>
-            <w:tcW w:type="dxa" w:w="3200"/>
+              <w:t xml:space="preserve">Build the model</w:t>
+            </w:r>
+          </w:p>
+        </w:tc>
+        <w:tc>
+          <w:tcPr>
+            <w:tcW w:type="dxa" w:w="3100"/>
             <w:shd w:fill="F4F7F5" w:val="clear"/>
             <w:tcMar>
               <w:top w:type="dxa" w:w="50"/>
@@ -3635,7 +2903,7 @@
                 <w:sz w:val="21"/>
                 <w:szCs w:val="21"/>
               </w:rPr>
-              <w:t xml:space="preserve">SQL views / dbt</w:t>
+              <w:t xml:space="preserve">Standard data-science tools</w:t>
             </w:r>
           </w:p>
         </w:tc>
@@ -3658,7 +2926,7 @@
                 <w:sz w:val="21"/>
                 <w:szCs w:val="21"/>
               </w:rPr>
-              <w:t xml:space="preserve">Snapshot the features as they were at scoring time (no leakage).</w:t>
+              <w:t xml:space="preserve">It learns from the saved history of who showed up.</w:t>
             </w:r>
           </w:p>
         </w:tc>
@@ -3666,7 +2934,7 @@
       <w:tr>
         <w:tc>
           <w:tcPr>
-            <w:tcW w:type="dxa" w:w="2500"/>
+            <w:tcW w:type="dxa" w:w="2600"/>
             <w:shd w:fill="FFFFFF" w:val="clear"/>
             <w:tcMar>
               <w:top w:type="dxa" w:w="50"/>
@@ -3685,13 +2953,13 @@
                 <w:sz w:val="21"/>
                 <w:szCs w:val="21"/>
               </w:rPr>
-              <w:t xml:space="preserve">Training</w:t>
-            </w:r>
-          </w:p>
-        </w:tc>
-        <w:tc>
-          <w:tcPr>
-            <w:tcW w:type="dxa" w:w="3200"/>
+              <w:t xml:space="preserve">Run it</w:t>
+            </w:r>
+          </w:p>
+        </w:tc>
+        <w:tc>
+          <w:tcPr>
+            <w:tcW w:type="dxa" w:w="3100"/>
             <w:shd w:fill="FFFFFF" w:val="clear"/>
             <w:tcMar>
               <w:top w:type="dxa" w:w="50"/>
@@ -3708,7 +2976,7 @@
                 <w:sz w:val="21"/>
                 <w:szCs w:val="21"/>
               </w:rPr>
-              <w:t xml:space="preserve">Python — scikit-learn / XGBoost / LightGBM</w:t>
+              <w:t xml:space="preserve">A scheduled job</w:t>
             </w:r>
           </w:p>
         </w:tc>
@@ -3731,7 +2999,7 @@
                 <w:sz w:val="21"/>
                 <w:szCs w:val="21"/>
               </w:rPr>
-              <w:t xml:space="preserve">Tabular gradient boosting; strong, calibratable, explainable (SHAP).</w:t>
+              <w:t xml:space="preserve">Re-scores upcoming bookings regularly (every 15 min near the slot).</w:t>
             </w:r>
           </w:p>
         </w:tc>
@@ -3739,7 +3007,7 @@
       <w:tr>
         <w:tc>
           <w:tcPr>
-            <w:tcW w:type="dxa" w:w="2500"/>
+            <w:tcW w:type="dxa" w:w="2600"/>
             <w:shd w:fill="F4F7F5" w:val="clear"/>
             <w:tcMar>
               <w:top w:type="dxa" w:w="50"/>
@@ -3758,13 +3026,13 @@
                 <w:sz w:val="21"/>
                 <w:szCs w:val="21"/>
               </w:rPr>
-              <w:t xml:space="preserve">Tracking &amp; registry</w:t>
-            </w:r>
-          </w:p>
-        </w:tc>
-        <w:tc>
-          <w:tcPr>
-            <w:tcW w:type="dxa" w:w="3200"/>
+              <w:t xml:space="preserve">Watch it</w:t>
+            </w:r>
+          </w:p>
+        </w:tc>
+        <w:tc>
+          <w:tcPr>
+            <w:tcW w:type="dxa" w:w="3100"/>
             <w:shd w:fill="F4F7F5" w:val="clear"/>
             <w:tcMar>
               <w:top w:type="dxa" w:w="50"/>
@@ -3781,7 +3049,7 @@
                 <w:sz w:val="21"/>
                 <w:szCs w:val="21"/>
               </w:rPr>
-              <w:t xml:space="preserve">MLflow</w:t>
+              <w:t xml:space="preserve">Simple checks</w:t>
             </w:r>
           </w:p>
         </w:tc>
@@ -3804,226 +3072,7 @@
                 <w:sz w:val="21"/>
                 <w:szCs w:val="21"/>
               </w:rPr>
-              <w:t xml:space="preserve">Versioned experiments + a promotable model registry.</w:t>
-            </w:r>
-          </w:p>
-        </w:tc>
-      </w:tr>
-      <w:tr>
-        <w:tc>
-          <w:tcPr>
-            <w:tcW w:type="dxa" w:w="2500"/>
-            <w:shd w:fill="FFFFFF" w:val="clear"/>
-            <w:tcMar>
-              <w:top w:type="dxa" w:w="50"/>
-              <w:left w:type="dxa" w:w="110"/>
-              <w:bottom w:type="dxa" w:w="50"/>
-              <w:right w:type="dxa" w:w="110"/>
-            </w:tcMar>
-          </w:tcPr>
-          <w:p>
-            <w:r>
-              <w:rPr>
-                <w:rFonts w:ascii="Calibri" w:cs="Calibri" w:eastAsia="Calibri" w:hAnsi="Calibri"/>
-                <w:b/>
-                <w:bCs/>
-                <w:color w:val="12201C"/>
-                <w:sz w:val="21"/>
-                <w:szCs w:val="21"/>
-              </w:rPr>
-              <w:t xml:space="preserve">Serving</w:t>
-            </w:r>
-          </w:p>
-        </w:tc>
-        <w:tc>
-          <w:tcPr>
-            <w:tcW w:type="dxa" w:w="3200"/>
-            <w:shd w:fill="FFFFFF" w:val="clear"/>
-            <w:tcMar>
-              <w:top w:type="dxa" w:w="50"/>
-              <w:left w:type="dxa" w:w="110"/>
-              <w:bottom w:type="dxa" w:w="50"/>
-              <w:right w:type="dxa" w:w="110"/>
-            </w:tcMar>
-          </w:tcPr>
-          <w:p>
-            <w:r>
-              <w:rPr>
-                <w:rFonts w:ascii="Calibri" w:cs="Calibri" w:eastAsia="Calibri" w:hAnsi="Calibri"/>
-                <w:color w:val="2B3A34"/>
-                <w:sz w:val="21"/>
-                <w:szCs w:val="21"/>
-              </w:rPr>
-              <w:t xml:space="preserve">Batch scorer → writes no_show_risk_score</w:t>
-            </w:r>
-          </w:p>
-        </w:tc>
-        <w:tc>
-          <w:tcPr>
-            <w:tcW w:type="dxa" w:w="3660"/>
-            <w:shd w:fill="FFFFFF" w:val="clear"/>
-            <w:tcMar>
-              <w:top w:type="dxa" w:w="50"/>
-              <w:left w:type="dxa" w:w="110"/>
-              <w:bottom w:type="dxa" w:w="50"/>
-              <w:right w:type="dxa" w:w="110"/>
-            </w:tcMar>
-          </w:tcPr>
-          <w:p>
-            <w:r>
-              <w:rPr>
-                <w:rFonts w:ascii="Calibri" w:cs="Calibri" w:eastAsia="Calibri" w:hAnsi="Calibri"/>
-                <w:color w:val="2B3A34"/>
-                <w:sz w:val="21"/>
-                <w:szCs w:val="21"/>
-              </w:rPr>
-              <w:t xml:space="preserve">A scheduled job scores upcoming bookings; _booking_risk reads it. (An Edge Function / small FastAPI endpoint is the online alternative.)</w:t>
-            </w:r>
-          </w:p>
-        </w:tc>
-      </w:tr>
-      <w:tr>
-        <w:tc>
-          <w:tcPr>
-            <w:tcW w:type="dxa" w:w="2500"/>
-            <w:shd w:fill="F4F7F5" w:val="clear"/>
-            <w:tcMar>
-              <w:top w:type="dxa" w:w="50"/>
-              <w:left w:type="dxa" w:w="110"/>
-              <w:bottom w:type="dxa" w:w="50"/>
-              <w:right w:type="dxa" w:w="110"/>
-            </w:tcMar>
-          </w:tcPr>
-          <w:p>
-            <w:r>
-              <w:rPr>
-                <w:rFonts w:ascii="Calibri" w:cs="Calibri" w:eastAsia="Calibri" w:hAnsi="Calibri"/>
-                <w:b/>
-                <w:bCs/>
-                <w:color w:val="12201C"/>
-                <w:sz w:val="21"/>
-                <w:szCs w:val="21"/>
-              </w:rPr>
-              <w:t xml:space="preserve">Orchestration</w:t>
-            </w:r>
-          </w:p>
-        </w:tc>
-        <w:tc>
-          <w:tcPr>
-            <w:tcW w:type="dxa" w:w="3200"/>
-            <w:shd w:fill="F4F7F5" w:val="clear"/>
-            <w:tcMar>
-              <w:top w:type="dxa" w:w="50"/>
-              <w:left w:type="dxa" w:w="110"/>
-              <w:bottom w:type="dxa" w:w="50"/>
-              <w:right w:type="dxa" w:w="110"/>
-            </w:tcMar>
-          </w:tcPr>
-          <w:p>
-            <w:r>
-              <w:rPr>
-                <w:rFonts w:ascii="Calibri" w:cs="Calibri" w:eastAsia="Calibri" w:hAnsi="Calibri"/>
-                <w:color w:val="2B3A34"/>
-                <w:sz w:val="21"/>
-                <w:szCs w:val="21"/>
-              </w:rPr>
-              <w:t xml:space="preserve">pg_cron / Airflow</w:t>
-            </w:r>
-          </w:p>
-        </w:tc>
-        <w:tc>
-          <w:tcPr>
-            <w:tcW w:type="dxa" w:w="3660"/>
-            <w:shd w:fill="F4F7F5" w:val="clear"/>
-            <w:tcMar>
-              <w:top w:type="dxa" w:w="50"/>
-              <w:left w:type="dxa" w:w="110"/>
-              <w:bottom w:type="dxa" w:w="50"/>
-              <w:right w:type="dxa" w:w="110"/>
-            </w:tcMar>
-          </w:tcPr>
-          <w:p>
-            <w:r>
-              <w:rPr>
-                <w:rFonts w:ascii="Calibri" w:cs="Calibri" w:eastAsia="Calibri" w:hAnsi="Calibri"/>
-                <w:color w:val="2B3A34"/>
-                <w:sz w:val="21"/>
-                <w:szCs w:val="21"/>
-              </w:rPr>
-              <w:t xml:space="preserve">Re-score every 15 min (the cadence the UI already describes) + nightly retrain.</w:t>
-            </w:r>
-          </w:p>
-        </w:tc>
-      </w:tr>
-      <w:tr>
-        <w:tc>
-          <w:tcPr>
-            <w:tcW w:type="dxa" w:w="2500"/>
-            <w:shd w:fill="FFFFFF" w:val="clear"/>
-            <w:tcMar>
-              <w:top w:type="dxa" w:w="50"/>
-              <w:left w:type="dxa" w:w="110"/>
-              <w:bottom w:type="dxa" w:w="50"/>
-              <w:right w:type="dxa" w:w="110"/>
-            </w:tcMar>
-          </w:tcPr>
-          <w:p>
-            <w:r>
-              <w:rPr>
-                <w:rFonts w:ascii="Calibri" w:cs="Calibri" w:eastAsia="Calibri" w:hAnsi="Calibri"/>
-                <w:b/>
-                <w:bCs/>
-                <w:color w:val="12201C"/>
-                <w:sz w:val="21"/>
-                <w:szCs w:val="21"/>
-              </w:rPr>
-              <w:t xml:space="preserve">Monitoring</w:t>
-            </w:r>
-          </w:p>
-        </w:tc>
-        <w:tc>
-          <w:tcPr>
-            <w:tcW w:type="dxa" w:w="3200"/>
-            <w:shd w:fill="FFFFFF" w:val="clear"/>
-            <w:tcMar>
-              <w:top w:type="dxa" w:w="50"/>
-              <w:left w:type="dxa" w:w="110"/>
-              <w:bottom w:type="dxa" w:w="50"/>
-              <w:right w:type="dxa" w:w="110"/>
-            </w:tcMar>
-          </w:tcPr>
-          <w:p>
-            <w:r>
-              <w:rPr>
-                <w:rFonts w:ascii="Calibri" w:cs="Calibri" w:eastAsia="Calibri" w:hAnsi="Calibri"/>
-                <w:color w:val="2B3A34"/>
-                <w:sz w:val="21"/>
-                <w:szCs w:val="21"/>
-              </w:rPr>
-              <w:t xml:space="preserve">Calibration + drift checks</w:t>
-            </w:r>
-          </w:p>
-        </w:tc>
-        <w:tc>
-          <w:tcPr>
-            <w:tcW w:type="dxa" w:w="3660"/>
-            <w:shd w:fill="FFFFFF" w:val="clear"/>
-            <w:tcMar>
-              <w:top w:type="dxa" w:w="50"/>
-              <w:left w:type="dxa" w:w="110"/>
-              <w:bottom w:type="dxa" w:w="50"/>
-              <w:right w:type="dxa" w:w="110"/>
-            </w:tcMar>
-          </w:tcPr>
-          <w:p>
-            <w:r>
-              <w:rPr>
-                <w:rFonts w:ascii="Calibri" w:cs="Calibri" w:eastAsia="Calibri" w:hAnsi="Calibri"/>
-                <w:color w:val="2B3A34"/>
-                <w:sz w:val="21"/>
-                <w:szCs w:val="21"/>
-              </w:rPr>
-              <w:t xml:space="preserve">Is predicted 30% actually ~30%? Alert when it drifts; fall back to heuristic.</w:t>
+              <w:t xml:space="preserve">Make sure “30% risk” really means about 30%. If it drifts, fall back to the rule.</w:t>
             </w:r>
           </w:p>
         </w:tc>
@@ -4043,7 +3092,7 @@
           <w:sz w:val="24"/>
           <w:szCs w:val="24"/>
         </w:rPr>
-        <w:t xml:space="preserve">08  </w:t>
+        <w:t xml:space="preserve">09  </w:t>
       </w:r>
       <w:r>
         <w:rPr>
@@ -4054,459 +3103,7 @@
           <w:sz w:val="24"/>
           <w:szCs w:val="24"/>
         </w:rPr>
-        <w:t xml:space="preserve">When to switch — on evidence, not a calendar</w:t>
-      </w:r>
-    </w:p>
-    <w:p>
-      <w:pPr>
-        <w:spacing w:after="120" w:line="276"/>
-      </w:pPr>
-      <w:r>
-        <w:rPr>
-          <w:rFonts w:ascii="Calibri" w:cs="Calibri" w:eastAsia="Calibri" w:hAnsi="Calibri"/>
-          <w:color w:val="2B3A34"/>
-          <w:sz w:val="21"/>
-          <w:szCs w:val="21"/>
-        </w:rPr>
-        <w:t xml:space="preserve">Promote the model only when it </w:t>
-      </w:r>
-      <w:r>
-        <w:rPr>
-          <w:rFonts w:ascii="Calibri" w:cs="Calibri" w:eastAsia="Calibri" w:hAnsi="Calibri"/>
-          <w:b/>
-          <w:bCs/>
-          <w:color w:val="12201C"/>
-          <w:sz w:val="21"/>
-          <w:szCs w:val="21"/>
-        </w:rPr>
-        <w:t xml:space="preserve">demonstrably beats the heuristic baseline</w:t>
-      </w:r>
-      <w:r>
-        <w:rPr>
-          <w:rFonts w:ascii="Calibri" w:cs="Calibri" w:eastAsia="Calibri" w:hAnsi="Calibri"/>
-          <w:color w:val="2B3A34"/>
-          <w:sz w:val="21"/>
-          <w:szCs w:val="21"/>
-        </w:rPr>
-        <w:t xml:space="preserve"> — the heuristic is the control group.</w:t>
-      </w:r>
-    </w:p>
-    <w:tbl>
-      <w:tblPr>
-        <w:tblW w:type="dxa" w:w="9360"/>
-        <w:tblBorders>
-          <w:top w:val="single" w:color="D9DEDB" w:sz="2"/>
-          <w:left w:val="single" w:color="D9DEDB" w:sz="2"/>
-          <w:bottom w:val="single" w:color="D9DEDB" w:sz="2"/>
-          <w:right w:val="single" w:color="D9DEDB" w:sz="2"/>
-          <w:insideH w:val="single" w:color="D9DEDB" w:sz="2"/>
-          <w:insideV w:val="single" w:color="D9DEDB" w:sz="2"/>
-        </w:tblBorders>
-      </w:tblPr>
-      <w:tblGrid>
-        <w:gridCol w:w="3000"/>
-        <w:gridCol w:w="2600"/>
-        <w:gridCol w:w="3760"/>
-      </w:tblGrid>
-      <w:tr>
-        <w:trPr>
-          <w:tblHeader/>
-        </w:trPr>
-        <w:tc>
-          <w:tcPr>
-            <w:tcW w:type="dxa" w:w="3000"/>
-            <w:shd w:fill="0E3D33" w:val="clear"/>
-            <w:tcMar>
-              <w:top w:type="dxa" w:w="60"/>
-              <w:left w:type="dxa" w:w="110"/>
-              <w:bottom w:type="dxa" w:w="60"/>
-              <w:right w:type="dxa" w:w="110"/>
-            </w:tcMar>
-          </w:tcPr>
-          <w:p>
-            <w:r>
-              <w:rPr>
-                <w:rFonts w:ascii="Calibri" w:cs="Calibri" w:eastAsia="Calibri" w:hAnsi="Calibri"/>
-                <w:b/>
-                <w:bCs/>
-                <w:color w:val="F0C97A"/>
-                <w:sz w:val="15"/>
-                <w:szCs w:val="15"/>
-              </w:rPr>
-              <w:t xml:space="preserve">DATA AVAILABLE</w:t>
-            </w:r>
-          </w:p>
-        </w:tc>
-        <w:tc>
-          <w:tcPr>
-            <w:tcW w:type="dxa" w:w="2600"/>
-            <w:shd w:fill="0E3D33" w:val="clear"/>
-            <w:tcMar>
-              <w:top w:type="dxa" w:w="60"/>
-              <w:left w:type="dxa" w:w="110"/>
-              <w:bottom w:type="dxa" w:w="60"/>
-              <w:right w:type="dxa" w:w="110"/>
-            </w:tcMar>
-          </w:tcPr>
-          <w:p>
-            <w:r>
-              <w:rPr>
-                <w:rFonts w:ascii="Calibri" w:cs="Calibri" w:eastAsia="Calibri" w:hAnsi="Calibri"/>
-                <w:b/>
-                <w:bCs/>
-                <w:color w:val="F0C97A"/>
-                <w:sz w:val="15"/>
-                <w:szCs w:val="15"/>
-              </w:rPr>
-              <w:t xml:space="preserve">STATE</w:t>
-            </w:r>
-          </w:p>
-        </w:tc>
-        <w:tc>
-          <w:tcPr>
-            <w:tcW w:type="dxa" w:w="3760"/>
-            <w:shd w:fill="0E3D33" w:val="clear"/>
-            <w:tcMar>
-              <w:top w:type="dxa" w:w="60"/>
-              <w:left w:type="dxa" w:w="110"/>
-              <w:bottom w:type="dxa" w:w="60"/>
-              <w:right w:type="dxa" w:w="110"/>
-            </w:tcMar>
-          </w:tcPr>
-          <w:p>
-            <w:r>
-              <w:rPr>
-                <w:rFonts w:ascii="Calibri" w:cs="Calibri" w:eastAsia="Calibri" w:hAnsi="Calibri"/>
-                <w:b/>
-                <w:bCs/>
-                <w:color w:val="F0C97A"/>
-                <w:sz w:val="15"/>
-                <w:szCs w:val="15"/>
-              </w:rPr>
-              <w:t xml:space="preserve">ACTION</w:t>
-            </w:r>
-          </w:p>
-        </w:tc>
-      </w:tr>
-      <w:tr>
-        <w:tc>
-          <w:tcPr>
-            <w:tcW w:type="dxa" w:w="3000"/>
-            <w:shd w:fill="FFFFFF" w:val="clear"/>
-            <w:tcMar>
-              <w:top w:type="dxa" w:w="50"/>
-              <w:left w:type="dxa" w:w="110"/>
-              <w:bottom w:type="dxa" w:w="50"/>
-              <w:right w:type="dxa" w:w="110"/>
-            </w:tcMar>
-          </w:tcPr>
-          <w:p>
-            <w:r>
-              <w:rPr>
-                <w:rFonts w:ascii="Calibri" w:cs="Calibri" w:eastAsia="Calibri" w:hAnsi="Calibri"/>
-                <w:b/>
-                <w:bCs/>
-                <w:color w:val="12201C"/>
-                <w:sz w:val="21"/>
-                <w:szCs w:val="21"/>
-              </w:rPr>
-              <w:t xml:space="preserve">&lt; ~500 resolved bookings</w:t>
-            </w:r>
-          </w:p>
-        </w:tc>
-        <w:tc>
-          <w:tcPr>
-            <w:tcW w:type="dxa" w:w="2600"/>
-            <w:shd w:fill="FFFFFF" w:val="clear"/>
-            <w:tcMar>
-              <w:top w:type="dxa" w:w="50"/>
-              <w:left w:type="dxa" w:w="110"/>
-              <w:bottom w:type="dxa" w:w="50"/>
-              <w:right w:type="dxa" w:w="110"/>
-            </w:tcMar>
-          </w:tcPr>
-          <w:p>
-            <w:r>
-              <w:rPr>
-                <w:rFonts w:ascii="Calibri" w:cs="Calibri" w:eastAsia="Calibri" w:hAnsi="Calibri"/>
-                <w:color w:val="2B3A34"/>
-                <w:sz w:val="21"/>
-                <w:szCs w:val="21"/>
-              </w:rPr>
-              <w:t xml:space="preserve">Heuristic only</w:t>
-            </w:r>
-          </w:p>
-        </w:tc>
-        <w:tc>
-          <w:tcPr>
-            <w:tcW w:type="dxa" w:w="3760"/>
-            <w:shd w:fill="FFFFFF" w:val="clear"/>
-            <w:tcMar>
-              <w:top w:type="dxa" w:w="50"/>
-              <w:left w:type="dxa" w:w="110"/>
-              <w:bottom w:type="dxa" w:w="50"/>
-              <w:right w:type="dxa" w:w="110"/>
-            </w:tcMar>
-          </w:tcPr>
-          <w:p>
-            <w:r>
-              <w:rPr>
-                <w:rFonts w:ascii="Calibri" w:cs="Calibri" w:eastAsia="Calibri" w:hAnsi="Calibri"/>
-                <w:color w:val="2B3A34"/>
-                <w:sz w:val="21"/>
-                <w:szCs w:val="21"/>
-              </w:rPr>
-              <w:t xml:space="preserve">Too little signal. Keep collecting; the heuristic is the product.</w:t>
-            </w:r>
-          </w:p>
-        </w:tc>
-      </w:tr>
-      <w:tr>
-        <w:tc>
-          <w:tcPr>
-            <w:tcW w:type="dxa" w:w="3000"/>
-            <w:shd w:fill="F4F7F5" w:val="clear"/>
-            <w:tcMar>
-              <w:top w:type="dxa" w:w="50"/>
-              <w:left w:type="dxa" w:w="110"/>
-              <w:bottom w:type="dxa" w:w="50"/>
-              <w:right w:type="dxa" w:w="110"/>
-            </w:tcMar>
-          </w:tcPr>
-          <w:p>
-            <w:r>
-              <w:rPr>
-                <w:rFonts w:ascii="Calibri" w:cs="Calibri" w:eastAsia="Calibri" w:hAnsi="Calibri"/>
-                <w:b/>
-                <w:bCs/>
-                <w:color w:val="12201C"/>
-                <w:sz w:val="21"/>
-                <w:szCs w:val="21"/>
-              </w:rPr>
-              <w:t xml:space="preserve">~500 – 2,000</w:t>
-            </w:r>
-          </w:p>
-        </w:tc>
-        <w:tc>
-          <w:tcPr>
-            <w:tcW w:type="dxa" w:w="2600"/>
-            <w:shd w:fill="F4F7F5" w:val="clear"/>
-            <w:tcMar>
-              <w:top w:type="dxa" w:w="50"/>
-              <w:left w:type="dxa" w:w="110"/>
-              <w:bottom w:type="dxa" w:w="50"/>
-              <w:right w:type="dxa" w:w="110"/>
-            </w:tcMar>
-          </w:tcPr>
-          <w:p>
-            <w:r>
-              <w:rPr>
-                <w:rFonts w:ascii="Calibri" w:cs="Calibri" w:eastAsia="Calibri" w:hAnsi="Calibri"/>
-                <w:color w:val="2B3A34"/>
-                <w:sz w:val="21"/>
-                <w:szCs w:val="21"/>
-              </w:rPr>
-              <w:t xml:space="preserve">Shadow-train</w:t>
-            </w:r>
-          </w:p>
-        </w:tc>
-        <w:tc>
-          <w:tcPr>
-            <w:tcW w:type="dxa" w:w="3760"/>
-            <w:shd w:fill="F4F7F5" w:val="clear"/>
-            <w:tcMar>
-              <w:top w:type="dxa" w:w="50"/>
-              <w:left w:type="dxa" w:w="110"/>
-              <w:bottom w:type="dxa" w:w="50"/>
-              <w:right w:type="dxa" w:w="110"/>
-            </w:tcMar>
-          </w:tcPr>
-          <w:p>
-            <w:r>
-              <w:rPr>
-                <w:rFonts w:ascii="Calibri" w:cs="Calibri" w:eastAsia="Calibri" w:hAnsi="Calibri"/>
-                <w:color w:val="2B3A34"/>
-                <w:sz w:val="21"/>
-                <w:szCs w:val="21"/>
-              </w:rPr>
-              <w:t xml:space="preserve">Train offline, compare AUC / PR-AUC to the heuristic. Do not serve yet.</w:t>
-            </w:r>
-          </w:p>
-        </w:tc>
-      </w:tr>
-      <w:tr>
-        <w:tc>
-          <w:tcPr>
-            <w:tcW w:type="dxa" w:w="3000"/>
-            <w:shd w:fill="FFFFFF" w:val="clear"/>
-            <w:tcMar>
-              <w:top w:type="dxa" w:w="50"/>
-              <w:left w:type="dxa" w:w="110"/>
-              <w:bottom w:type="dxa" w:w="50"/>
-              <w:right w:type="dxa" w:w="110"/>
-            </w:tcMar>
-          </w:tcPr>
-          <w:p>
-            <w:r>
-              <w:rPr>
-                <w:rFonts w:ascii="Calibri" w:cs="Calibri" w:eastAsia="Calibri" w:hAnsi="Calibri"/>
-                <w:b/>
-                <w:bCs/>
-                <w:color w:val="12201C"/>
-                <w:sz w:val="21"/>
-                <w:szCs w:val="21"/>
-              </w:rPr>
-              <w:t xml:space="preserve">&gt; 2,000, model beats baseline</w:t>
-            </w:r>
-          </w:p>
-        </w:tc>
-        <w:tc>
-          <w:tcPr>
-            <w:tcW w:type="dxa" w:w="2600"/>
-            <w:shd w:fill="FFFFFF" w:val="clear"/>
-            <w:tcMar>
-              <w:top w:type="dxa" w:w="50"/>
-              <w:left w:type="dxa" w:w="110"/>
-              <w:bottom w:type="dxa" w:w="50"/>
-              <w:right w:type="dxa" w:w="110"/>
-            </w:tcMar>
-          </w:tcPr>
-          <w:p>
-            <w:r>
-              <w:rPr>
-                <w:rFonts w:ascii="Calibri" w:cs="Calibri" w:eastAsia="Calibri" w:hAnsi="Calibri"/>
-                <w:color w:val="2B3A34"/>
-                <w:sz w:val="21"/>
-                <w:szCs w:val="21"/>
-              </w:rPr>
-              <w:t xml:space="preserve">Shadow-serve</w:t>
-            </w:r>
-          </w:p>
-        </w:tc>
-        <w:tc>
-          <w:tcPr>
-            <w:tcW w:type="dxa" w:w="3760"/>
-            <w:shd w:fill="FFFFFF" w:val="clear"/>
-            <w:tcMar>
-              <w:top w:type="dxa" w:w="50"/>
-              <w:left w:type="dxa" w:w="110"/>
-              <w:bottom w:type="dxa" w:w="50"/>
-              <w:right w:type="dxa" w:w="110"/>
-            </w:tcMar>
-          </w:tcPr>
-          <w:p>
-            <w:r>
-              <w:rPr>
-                <w:rFonts w:ascii="Calibri" w:cs="Calibri" w:eastAsia="Calibri" w:hAnsi="Calibri"/>
-                <w:color w:val="2B3A34"/>
-                <w:sz w:val="21"/>
-                <w:szCs w:val="21"/>
-              </w:rPr>
-              <w:t xml:space="preserve">Compute both; log the model, act on the heuristic. Confirm lift on live traffic.</w:t>
-            </w:r>
-          </w:p>
-        </w:tc>
-      </w:tr>
-      <w:tr>
-        <w:tc>
-          <w:tcPr>
-            <w:tcW w:type="dxa" w:w="3000"/>
-            <w:shd w:fill="F4F7F5" w:val="clear"/>
-            <w:tcMar>
-              <w:top w:type="dxa" w:w="50"/>
-              <w:left w:type="dxa" w:w="110"/>
-              <w:bottom w:type="dxa" w:w="50"/>
-              <w:right w:type="dxa" w:w="110"/>
-            </w:tcMar>
-          </w:tcPr>
-          <w:p>
-            <w:r>
-              <w:rPr>
-                <w:rFonts w:ascii="Calibri" w:cs="Calibri" w:eastAsia="Calibri" w:hAnsi="Calibri"/>
-                <w:b/>
-                <w:bCs/>
-                <w:color w:val="12201C"/>
-                <w:sz w:val="21"/>
-                <w:szCs w:val="21"/>
-              </w:rPr>
-              <w:t xml:space="preserve">Sustained lift + calibrated</w:t>
-            </w:r>
-          </w:p>
-        </w:tc>
-        <w:tc>
-          <w:tcPr>
-            <w:tcW w:type="dxa" w:w="2600"/>
-            <w:shd w:fill="F4F7F5" w:val="clear"/>
-            <w:tcMar>
-              <w:top w:type="dxa" w:w="50"/>
-              <w:left w:type="dxa" w:w="110"/>
-              <w:bottom w:type="dxa" w:w="50"/>
-              <w:right w:type="dxa" w:w="110"/>
-            </w:tcMar>
-          </w:tcPr>
-          <w:p>
-            <w:r>
-              <w:rPr>
-                <w:rFonts w:ascii="Calibri" w:cs="Calibri" w:eastAsia="Calibri" w:hAnsi="Calibri"/>
-                <w:color w:val="2B3A34"/>
-                <w:sz w:val="21"/>
-                <w:szCs w:val="21"/>
-              </w:rPr>
-              <w:t xml:space="preserve">Promote</w:t>
-            </w:r>
-          </w:p>
-        </w:tc>
-        <w:tc>
-          <w:tcPr>
-            <w:tcW w:type="dxa" w:w="3760"/>
-            <w:shd w:fill="F4F7F5" w:val="clear"/>
-            <w:tcMar>
-              <w:top w:type="dxa" w:w="50"/>
-              <w:left w:type="dxa" w:w="110"/>
-              <w:bottom w:type="dxa" w:w="50"/>
-              <w:right w:type="dxa" w:w="110"/>
-            </w:tcMar>
-          </w:tcPr>
-          <w:p>
-            <w:r>
-              <w:rPr>
-                <w:rFonts w:ascii="Calibri" w:cs="Calibri" w:eastAsia="Calibri" w:hAnsi="Calibri"/>
-                <w:color w:val="2B3A34"/>
-                <w:sz w:val="21"/>
-                <w:szCs w:val="21"/>
-              </w:rPr>
-              <w:t xml:space="preserve">_booking_risk() reads the model. Heuristic stays as fallback + baseline.</w:t>
-            </w:r>
-          </w:p>
-        </w:tc>
-      </w:tr>
-    </w:tbl>
-    <w:p>
-      <w:pPr>
-        <w:pStyle w:val="Heading2"/>
-        <w:spacing w:after="100" w:before="340"/>
-      </w:pPr>
-      <w:r>
-        <w:rPr>
-          <w:rFonts w:ascii="Calibri" w:cs="Calibri" w:eastAsia="Calibri" w:hAnsi="Calibri"/>
-          <w:b/>
-          <w:bCs/>
-          <w:color w:val="B8860B"/>
-          <w:sz w:val="24"/>
-          <w:szCs w:val="24"/>
-        </w:rPr>
-        <w:t xml:space="preserve">09  </w:t>
-      </w:r>
-      <w:r>
-        <w:rPr>
-          <w:rFonts w:ascii="Calibri" w:cs="Calibri" w:eastAsia="Calibri" w:hAnsi="Calibri"/>
-          <w:b/>
-          <w:bCs/>
-          <w:color w:val="0E3D33"/>
-          <w:sz w:val="24"/>
-          <w:szCs w:val="24"/>
-        </w:rPr>
-        <w:t xml:space="preserve">What stays honest either way</w:t>
+        <w:t xml:space="preserve">What stays true either way</w:t>
       </w:r>
     </w:p>
     <w:p>
@@ -4516,7 +3113,7 @@
           <w:ilvl w:val="0"/>
           <w:numId w:val="1"/>
         </w:numPr>
-        <w:spacing w:after="60"/>
+        <w:spacing w:after="70"/>
       </w:pPr>
       <w:r>
         <w:rPr>
@@ -4527,7 +3124,7 @@
           <w:sz w:val="21"/>
           <w:szCs w:val="21"/>
         </w:rPr>
-        <w:t xml:space="preserve">A prediction is not a certainty. </w:t>
+        <w:t xml:space="preserve">A score is still a guess. </w:t>
       </w:r>
       <w:r>
         <w:rPr>
@@ -4536,7 +3133,7 @@
           <w:sz w:val="21"/>
           <w:szCs w:val="21"/>
         </w:rPr>
-        <w:t xml:space="preserve">Even the model outputs a probability — that's why the human backup and escalation exist. The value is a well-timed standby, not clairvoyance.</w:t>
+        <w:t xml:space="preserve">Even the smart model gives a probability, not a promise — which is exactly why a real human backup matters. The win is being ready early.</w:t>
       </w:r>
     </w:p>
     <w:p>
@@ -4546,7 +3143,7 @@
           <w:ilvl w:val="0"/>
           <w:numId w:val="1"/>
         </w:numPr>
-        <w:spacing w:after="60"/>
+        <w:spacing w:after="70"/>
       </w:pPr>
       <w:r>
         <w:rPr>
@@ -4557,7 +3154,7 @@
           <w:sz w:val="21"/>
           <w:szCs w:val="21"/>
         </w:rPr>
-        <w:t xml:space="preserve">The heuristic never leaves. </w:t>
+        <w:t xml:space="preserve">The simple rule never leaves. </w:t>
       </w:r>
       <w:r>
         <w:rPr>
@@ -4566,37 +3163,7 @@
           <w:sz w:val="21"/>
           <w:szCs w:val="21"/>
         </w:rPr>
-        <w:t xml:space="preserve">It remains the fallback when the model is unavailable, uncalibrated, or drifting — and the baseline the model must keep beating.</w:t>
-      </w:r>
-    </w:p>
-    <w:p>
-      <w:pPr>
-        <w:pStyle w:val="ListParagraph"/>
-        <w:numPr>
-          <w:ilvl w:val="0"/>
-          <w:numId w:val="1"/>
-        </w:numPr>
-        <w:spacing w:after="60"/>
-      </w:pPr>
-      <w:r>
-        <w:rPr>
-          <w:rFonts w:ascii="Calibri" w:cs="Calibri" w:eastAsia="Calibri" w:hAnsi="Calibri"/>
-          <w:b/>
-          <w:bCs/>
-          <w:color w:val="12201C"/>
-          <w:sz w:val="21"/>
-          <w:szCs w:val="21"/>
-        </w:rPr>
-        <w:t xml:space="preserve">The contract is the moat. </w:t>
-      </w:r>
-      <w:r>
-        <w:rPr>
-          <w:rFonts w:ascii="Calibri" w:cs="Calibri" w:eastAsia="Calibri" w:hAnsi="Calibri"/>
-          <w:color w:val="2B3A34"/>
-          <w:sz w:val="21"/>
-          <w:szCs w:val="21"/>
-        </w:rPr>
-        <w:t xml:space="preserve">Because scoring is one function behind one column, Casai can iterate models freely without destabilising the booking loop that customers actually touch.</w:t>
+        <w:t xml:space="preserve">It's the safety net when the model isn't available, and the yardstick the model has to beat before it's trusted.</w:t>
       </w:r>
     </w:p>
     <w:p>
@@ -4615,7 +3182,7 @@
           <w:sz w:val="17"/>
           <w:szCs w:val="17"/>
         </w:rPr>
-        <w:t xml:space="preserve">Casai · No-show engine · from heuristic to model · BYOP, Aug 2026 · scoring lives behind one function and one column, by design.</w:t>
+        <w:t xml:space="preserve">Casai · No-show · simple rule now, smart model later · BYOP, Aug 2026</w:t>
       </w:r>
     </w:p>
     <w:sectPr>

--- a/docs/Casai-No-Show-Heuristic-to-Model.docx
+++ b/docs/Casai-No-Show-Heuristic-to-Model.docx
@@ -887,6 +887,730 @@
         </w:tc>
       </w:tr>
     </w:tbl>
+    <w:p>
+      <w:pPr>
+        <w:pStyle w:val="Heading3"/>
+        <w:spacing w:after="60" w:before="220"/>
+      </w:pPr>
+      <w:r>
+        <w:rPr>
+          <w:rFonts w:ascii="Calibri" w:cs="Calibri" w:eastAsia="Calibri" w:hAnsi="Calibri"/>
+          <w:b/>
+          <w:bCs/>
+          <w:color w:val="0F6E56"/>
+          <w:sz w:val="21"/>
+          <w:szCs w:val="21"/>
+        </w:rPr>
+        <w:t xml:space="preserve">How the score is actually worked out</w:t>
+      </w:r>
+    </w:p>
+    <w:p>
+      <w:pPr>
+        <w:spacing w:after="120" w:line="276"/>
+      </w:pPr>
+      <w:r>
+        <w:rPr>
+          <w:rFonts w:ascii="Calibri" w:cs="Calibri" w:eastAsia="Calibri" w:hAnsi="Calibri"/>
+          <w:color w:val="2B3A34"/>
+          <w:sz w:val="21"/>
+          <w:szCs w:val="21"/>
+        </w:rPr>
+        <w:t xml:space="preserve">Concretely: start from how reliable the worker is, add a little for each risk factor, then keep the result sensible. Every number comes from the worker's own record and the slot — nothing invented.</w:t>
+      </w:r>
+    </w:p>
+    <w:tbl>
+      <w:tblPr>
+        <w:tblW w:type="dxa" w:w="9360"/>
+        <w:tblBorders>
+          <w:top w:val="none"/>
+          <w:left w:val="single" w:color="0F6E56" w:sz="14"/>
+          <w:bottom w:val="none"/>
+          <w:right w:val="none"/>
+          <w:insideH w:val="none"/>
+          <w:insideV w:val="none"/>
+        </w:tblBorders>
+      </w:tblPr>
+      <w:tblGrid>
+        <w:gridCol w:w="9360"/>
+      </w:tblGrid>
+      <w:tr>
+        <w:tc>
+          <w:tcPr>
+            <w:tcW w:type="dxa" w:w="9360"/>
+            <w:shd w:fill="EEF3F1" w:val="clear"/>
+            <w:tcMar>
+              <w:top w:type="dxa" w:w="80"/>
+              <w:left w:type="dxa" w:w="180"/>
+              <w:bottom w:type="dxa" w:w="80"/>
+              <w:right w:type="dxa" w:w="140"/>
+            </w:tcMar>
+          </w:tcPr>
+          <w:p>
+            <w:pPr>
+              <w:spacing w:after="22"/>
+            </w:pPr>
+            <w:r>
+              <w:rPr>
+                <w:rFonts w:ascii="Consolas" w:cs="Consolas" w:eastAsia="Consolas" w:hAnsi="Consolas"/>
+                <w:color w:val="0E3D33"/>
+                <w:sz w:val="18"/>
+                <w:szCs w:val="18"/>
+              </w:rPr>
+              <w:t xml:space="preserve">Start:  1 − reliability            (unknown worker → 0.35)</w:t>
+            </w:r>
+          </w:p>
+          <w:p>
+            <w:pPr>
+              <w:spacing w:after="22"/>
+            </w:pPr>
+            <w:r>
+              <w:rPr>
+                <w:rFonts w:ascii="Consolas" w:cs="Consolas" w:eastAsia="Consolas" w:hAnsi="Consolas"/>
+                <w:color w:val="0E3D33"/>
+                <w:sz w:val="18"/>
+                <w:szCs w:val="18"/>
+              </w:rPr>
+              <w:t xml:space="preserve">Add:    + 0.15   if under 20 jobs done</w:t>
+            </w:r>
+          </w:p>
+          <w:p>
+            <w:pPr>
+              <w:spacing w:after="22"/>
+            </w:pPr>
+            <w:r>
+              <w:rPr>
+                <w:rFonts w:ascii="Consolas" w:cs="Consolas" w:eastAsia="Consolas" w:hAnsi="Consolas"/>
+                <w:color w:val="0E3D33"/>
+                <w:sz w:val="18"/>
+                <w:szCs w:val="18"/>
+              </w:rPr>
+              <w:t xml:space="preserve">Add:    + 0.10   if the slot is &lt; 3 hours away</w:t>
+            </w:r>
+          </w:p>
+          <w:p>
+            <w:pPr>
+              <w:spacing w:after="22"/>
+            </w:pPr>
+            <w:r>
+              <w:rPr>
+                <w:rFonts w:ascii="Consolas" w:cs="Consolas" w:eastAsia="Consolas" w:hAnsi="Consolas"/>
+                <w:color w:val="0E3D33"/>
+                <w:sz w:val="18"/>
+                <w:szCs w:val="18"/>
+              </w:rPr>
+              <w:t xml:space="preserve">Add:    + 0.05   if it is a weekend</w:t>
+            </w:r>
+          </w:p>
+          <w:p>
+            <w:pPr>
+              <w:spacing w:after="22"/>
+            </w:pPr>
+            <w:r>
+              <w:rPr>
+                <w:rFonts w:ascii="Consolas" w:cs="Consolas" w:eastAsia="Consolas" w:hAnsi="Consolas"/>
+                <w:color w:val="0E3D33"/>
+                <w:sz w:val="18"/>
+                <w:szCs w:val="18"/>
+              </w:rPr>
+              <w:t xml:space="preserve">Keep the result between 5% and 95%.</w:t>
+            </w:r>
+          </w:p>
+          <w:p>
+            <w:pPr>
+              <w:spacing w:after="22"/>
+            </w:pPr>
+            <w:r>
+              <w:rPr>
+                <w:rFonts w:ascii="Consolas" w:cs="Consolas" w:eastAsia="Consolas" w:hAnsi="Consolas"/>
+                <w:color w:val="0E3D33"/>
+                <w:sz w:val="18"/>
+                <w:szCs w:val="18"/>
+              </w:rPr>
+              <w:t xml:space="preserve">Label:  High &gt; 70%   ·   Medium ≥ 25%   ·   Low otherwise</w:t>
+            </w:r>
+          </w:p>
+        </w:tc>
+      </w:tr>
+    </w:tbl>
+    <w:p>
+      <w:pPr>
+        <w:spacing w:after="120" w:line="276"/>
+      </w:pPr>
+      <w:r>
+        <w:rPr>
+          <w:rFonts w:ascii="Calibri" w:cs="Calibri" w:eastAsia="Calibri" w:hAnsi="Calibri"/>
+          <w:color w:val="2B3A34"/>
+          <w:sz w:val="21"/>
+          <w:szCs w:val="21"/>
+        </w:rPr>
+        <w:t xml:space="preserve">Worked through on three real cases:</w:t>
+      </w:r>
+    </w:p>
+    <w:tbl>
+      <w:tblPr>
+        <w:tblW w:type="dxa" w:w="9360"/>
+        <w:tblBorders>
+          <w:top w:val="single" w:color="D9DEDB" w:sz="2"/>
+          <w:left w:val="single" w:color="D9DEDB" w:sz="2"/>
+          <w:bottom w:val="single" w:color="D9DEDB" w:sz="2"/>
+          <w:right w:val="single" w:color="D9DEDB" w:sz="2"/>
+          <w:insideH w:val="single" w:color="D9DEDB" w:sz="2"/>
+          <w:insideV w:val="single" w:color="D9DEDB" w:sz="2"/>
+        </w:tblBorders>
+      </w:tblPr>
+      <w:tblGrid>
+        <w:gridCol w:w="1500"/>
+        <w:gridCol w:w="1400"/>
+        <w:gridCol w:w="900"/>
+        <w:gridCol w:w="2200"/>
+        <w:gridCol w:w="3360"/>
+      </w:tblGrid>
+      <w:tr>
+        <w:trPr>
+          <w:tblHeader/>
+        </w:trPr>
+        <w:tc>
+          <w:tcPr>
+            <w:tcW w:type="dxa" w:w="1500"/>
+            <w:shd w:fill="0E3D33" w:val="clear"/>
+            <w:tcMar>
+              <w:top w:type="dxa" w:w="60"/>
+              <w:left w:type="dxa" w:w="110"/>
+              <w:bottom w:type="dxa" w:w="60"/>
+              <w:right w:type="dxa" w:w="110"/>
+            </w:tcMar>
+          </w:tcPr>
+          <w:p>
+            <w:r>
+              <w:rPr>
+                <w:rFonts w:ascii="Calibri" w:cs="Calibri" w:eastAsia="Calibri" w:hAnsi="Calibri"/>
+                <w:b/>
+                <w:bCs/>
+                <w:color w:val="F0C97A"/>
+                <w:sz w:val="15"/>
+                <w:szCs w:val="15"/>
+              </w:rPr>
+              <w:t xml:space="preserve">WORKER</w:t>
+            </w:r>
+          </w:p>
+        </w:tc>
+        <w:tc>
+          <w:tcPr>
+            <w:tcW w:type="dxa" w:w="1400"/>
+            <w:shd w:fill="0E3D33" w:val="clear"/>
+            <w:tcMar>
+              <w:top w:type="dxa" w:w="60"/>
+              <w:left w:type="dxa" w:w="110"/>
+              <w:bottom w:type="dxa" w:w="60"/>
+              <w:right w:type="dxa" w:w="110"/>
+            </w:tcMar>
+          </w:tcPr>
+          <w:p>
+            <w:r>
+              <w:rPr>
+                <w:rFonts w:ascii="Calibri" w:cs="Calibri" w:eastAsia="Calibri" w:hAnsi="Calibri"/>
+                <w:b/>
+                <w:bCs/>
+                <w:color w:val="F0C97A"/>
+                <w:sz w:val="15"/>
+                <w:szCs w:val="15"/>
+              </w:rPr>
+              <w:t xml:space="preserve">RELIABILITY</w:t>
+            </w:r>
+          </w:p>
+        </w:tc>
+        <w:tc>
+          <w:tcPr>
+            <w:tcW w:type="dxa" w:w="900"/>
+            <w:shd w:fill="0E3D33" w:val="clear"/>
+            <w:tcMar>
+              <w:top w:type="dxa" w:w="60"/>
+              <w:left w:type="dxa" w:w="110"/>
+              <w:bottom w:type="dxa" w:w="60"/>
+              <w:right w:type="dxa" w:w="110"/>
+            </w:tcMar>
+          </w:tcPr>
+          <w:p>
+            <w:r>
+              <w:rPr>
+                <w:rFonts w:ascii="Calibri" w:cs="Calibri" w:eastAsia="Calibri" w:hAnsi="Calibri"/>
+                <w:b/>
+                <w:bCs/>
+                <w:color w:val="F0C97A"/>
+                <w:sz w:val="15"/>
+                <w:szCs w:val="15"/>
+              </w:rPr>
+              <w:t xml:space="preserve">JOBS</w:t>
+            </w:r>
+          </w:p>
+        </w:tc>
+        <w:tc>
+          <w:tcPr>
+            <w:tcW w:type="dxa" w:w="2200"/>
+            <w:shd w:fill="0E3D33" w:val="clear"/>
+            <w:tcMar>
+              <w:top w:type="dxa" w:w="60"/>
+              <w:left w:type="dxa" w:w="110"/>
+              <w:bottom w:type="dxa" w:w="60"/>
+              <w:right w:type="dxa" w:w="110"/>
+            </w:tcMar>
+          </w:tcPr>
+          <w:p>
+            <w:r>
+              <w:rPr>
+                <w:rFonts w:ascii="Calibri" w:cs="Calibri" w:eastAsia="Calibri" w:hAnsi="Calibri"/>
+                <w:b/>
+                <w:bCs/>
+                <w:color w:val="F0C97A"/>
+                <w:sz w:val="15"/>
+                <w:szCs w:val="15"/>
+              </w:rPr>
+              <w:t xml:space="preserve">SLOT</w:t>
+            </w:r>
+          </w:p>
+        </w:tc>
+        <w:tc>
+          <w:tcPr>
+            <w:tcW w:type="dxa" w:w="3360"/>
+            <w:shd w:fill="0E3D33" w:val="clear"/>
+            <w:tcMar>
+              <w:top w:type="dxa" w:w="60"/>
+              <w:left w:type="dxa" w:w="110"/>
+              <w:bottom w:type="dxa" w:w="60"/>
+              <w:right w:type="dxa" w:w="110"/>
+            </w:tcMar>
+          </w:tcPr>
+          <w:p>
+            <w:r>
+              <w:rPr>
+                <w:rFonts w:ascii="Calibri" w:cs="Calibri" w:eastAsia="Calibri" w:hAnsi="Calibri"/>
+                <w:b/>
+                <w:bCs/>
+                <w:color w:val="F0C97A"/>
+                <w:sz w:val="15"/>
+                <w:szCs w:val="15"/>
+              </w:rPr>
+              <w:t xml:space="preserve">ADDS UP TO → BAND</w:t>
+            </w:r>
+          </w:p>
+        </w:tc>
+      </w:tr>
+      <w:tr>
+        <w:tc>
+          <w:tcPr>
+            <w:tcW w:type="dxa" w:w="1500"/>
+            <w:shd w:fill="FFFFFF" w:val="clear"/>
+            <w:tcMar>
+              <w:top w:type="dxa" w:w="50"/>
+              <w:left w:type="dxa" w:w="110"/>
+              <w:bottom w:type="dxa" w:w="50"/>
+              <w:right w:type="dxa" w:w="110"/>
+            </w:tcMar>
+          </w:tcPr>
+          <w:p>
+            <w:r>
+              <w:rPr>
+                <w:rFonts w:ascii="Calibri" w:cs="Calibri" w:eastAsia="Calibri" w:hAnsi="Calibri"/>
+                <w:b/>
+                <w:bCs/>
+                <w:color w:val="12201C"/>
+                <w:sz w:val="21"/>
+                <w:szCs w:val="21"/>
+              </w:rPr>
+              <w:t xml:space="preserve">Meena</w:t>
+            </w:r>
+          </w:p>
+        </w:tc>
+        <w:tc>
+          <w:tcPr>
+            <w:tcW w:type="dxa" w:w="1400"/>
+            <w:shd w:fill="FFFFFF" w:val="clear"/>
+            <w:tcMar>
+              <w:top w:type="dxa" w:w="50"/>
+              <w:left w:type="dxa" w:w="110"/>
+              <w:bottom w:type="dxa" w:w="50"/>
+              <w:right w:type="dxa" w:w="110"/>
+            </w:tcMar>
+          </w:tcPr>
+          <w:p>
+            <w:r>
+              <w:rPr>
+                <w:rFonts w:ascii="Calibri" w:cs="Calibri" w:eastAsia="Calibri" w:hAnsi="Calibri"/>
+                <w:color w:val="2B3A34"/>
+                <w:sz w:val="21"/>
+                <w:szCs w:val="21"/>
+              </w:rPr>
+              <w:t xml:space="preserve">97%</w:t>
+            </w:r>
+          </w:p>
+        </w:tc>
+        <w:tc>
+          <w:tcPr>
+            <w:tcW w:type="dxa" w:w="900"/>
+            <w:shd w:fill="FFFFFF" w:val="clear"/>
+            <w:tcMar>
+              <w:top w:type="dxa" w:w="50"/>
+              <w:left w:type="dxa" w:w="110"/>
+              <w:bottom w:type="dxa" w:w="50"/>
+              <w:right w:type="dxa" w:w="110"/>
+            </w:tcMar>
+          </w:tcPr>
+          <w:p>
+            <w:r>
+              <w:rPr>
+                <w:rFonts w:ascii="Calibri" w:cs="Calibri" w:eastAsia="Calibri" w:hAnsi="Calibri"/>
+                <w:color w:val="2B3A34"/>
+                <w:sz w:val="21"/>
+                <w:szCs w:val="21"/>
+              </w:rPr>
+              <w:t xml:space="preserve">347</w:t>
+            </w:r>
+          </w:p>
+        </w:tc>
+        <w:tc>
+          <w:tcPr>
+            <w:tcW w:type="dxa" w:w="2200"/>
+            <w:shd w:fill="FFFFFF" w:val="clear"/>
+            <w:tcMar>
+              <w:top w:type="dxa" w:w="50"/>
+              <w:left w:type="dxa" w:w="110"/>
+              <w:bottom w:type="dxa" w:w="50"/>
+              <w:right w:type="dxa" w:w="110"/>
+            </w:tcMar>
+          </w:tcPr>
+          <w:p>
+            <w:r>
+              <w:rPr>
+                <w:rFonts w:ascii="Calibri" w:cs="Calibri" w:eastAsia="Calibri" w:hAnsi="Calibri"/>
+                <w:color w:val="2B3A34"/>
+                <w:sz w:val="21"/>
+                <w:szCs w:val="21"/>
+              </w:rPr>
+              <w:t xml:space="preserve">weekday, days out</w:t>
+            </w:r>
+          </w:p>
+        </w:tc>
+        <w:tc>
+          <w:tcPr>
+            <w:tcW w:type="dxa" w:w="3360"/>
+            <w:shd w:fill="FFFFFF" w:val="clear"/>
+            <w:tcMar>
+              <w:top w:type="dxa" w:w="50"/>
+              <w:left w:type="dxa" w:w="110"/>
+              <w:bottom w:type="dxa" w:w="50"/>
+              <w:right w:type="dxa" w:w="110"/>
+            </w:tcMar>
+          </w:tcPr>
+          <w:p>
+            <w:r>
+              <w:rPr>
+                <w:rFonts w:ascii="Calibri" w:cs="Calibri" w:eastAsia="Calibri" w:hAnsi="Calibri"/>
+                <w:color w:val="2B3A34"/>
+                <w:sz w:val="21"/>
+                <w:szCs w:val="21"/>
+              </w:rPr>
+              <w:t xml:space="preserve">0.03  →  </w:t>
+            </w:r>
+            <w:r>
+              <w:rPr>
+                <w:rFonts w:ascii="Calibri" w:cs="Calibri" w:eastAsia="Calibri" w:hAnsi="Calibri"/>
+                <w:b/>
+                <w:bCs/>
+                <w:color w:val="1E8A5A"/>
+                <w:sz w:val="21"/>
+                <w:szCs w:val="21"/>
+              </w:rPr>
+              <w:t xml:space="preserve">5% · Low</w:t>
+            </w:r>
+          </w:p>
+        </w:tc>
+      </w:tr>
+      <w:tr>
+        <w:tc>
+          <w:tcPr>
+            <w:tcW w:type="dxa" w:w="1500"/>
+            <w:shd w:fill="F4F7F5" w:val="clear"/>
+            <w:tcMar>
+              <w:top w:type="dxa" w:w="50"/>
+              <w:left w:type="dxa" w:w="110"/>
+              <w:bottom w:type="dxa" w:w="50"/>
+              <w:right w:type="dxa" w:w="110"/>
+            </w:tcMar>
+          </w:tcPr>
+          <w:p>
+            <w:r>
+              <w:rPr>
+                <w:rFonts w:ascii="Calibri" w:cs="Calibri" w:eastAsia="Calibri" w:hAnsi="Calibri"/>
+                <w:b/>
+                <w:bCs/>
+                <w:color w:val="12201C"/>
+                <w:sz w:val="21"/>
+                <w:szCs w:val="21"/>
+              </w:rPr>
+              <w:t xml:space="preserve">New pro</w:t>
+            </w:r>
+          </w:p>
+        </w:tc>
+        <w:tc>
+          <w:tcPr>
+            <w:tcW w:type="dxa" w:w="1400"/>
+            <w:shd w:fill="F4F7F5" w:val="clear"/>
+            <w:tcMar>
+              <w:top w:type="dxa" w:w="50"/>
+              <w:left w:type="dxa" w:w="110"/>
+              <w:bottom w:type="dxa" w:w="50"/>
+              <w:right w:type="dxa" w:w="110"/>
+            </w:tcMar>
+          </w:tcPr>
+          <w:p>
+            <w:r>
+              <w:rPr>
+                <w:rFonts w:ascii="Calibri" w:cs="Calibri" w:eastAsia="Calibri" w:hAnsi="Calibri"/>
+                <w:color w:val="2B3A34"/>
+                <w:sz w:val="21"/>
+                <w:szCs w:val="21"/>
+              </w:rPr>
+              <w:t xml:space="preserve">72%</w:t>
+            </w:r>
+          </w:p>
+        </w:tc>
+        <w:tc>
+          <w:tcPr>
+            <w:tcW w:type="dxa" w:w="900"/>
+            <w:shd w:fill="F4F7F5" w:val="clear"/>
+            <w:tcMar>
+              <w:top w:type="dxa" w:w="50"/>
+              <w:left w:type="dxa" w:w="110"/>
+              <w:bottom w:type="dxa" w:w="50"/>
+              <w:right w:type="dxa" w:w="110"/>
+            </w:tcMar>
+          </w:tcPr>
+          <w:p>
+            <w:r>
+              <w:rPr>
+                <w:rFonts w:ascii="Calibri" w:cs="Calibri" w:eastAsia="Calibri" w:hAnsi="Calibri"/>
+                <w:color w:val="2B3A34"/>
+                <w:sz w:val="21"/>
+                <w:szCs w:val="21"/>
+              </w:rPr>
+              <w:t xml:space="preserve">8</w:t>
+            </w:r>
+          </w:p>
+        </w:tc>
+        <w:tc>
+          <w:tcPr>
+            <w:tcW w:type="dxa" w:w="2200"/>
+            <w:shd w:fill="F4F7F5" w:val="clear"/>
+            <w:tcMar>
+              <w:top w:type="dxa" w:w="50"/>
+              <w:left w:type="dxa" w:w="110"/>
+              <w:bottom w:type="dxa" w:w="50"/>
+              <w:right w:type="dxa" w:w="110"/>
+            </w:tcMar>
+          </w:tcPr>
+          <w:p>
+            <w:r>
+              <w:rPr>
+                <w:rFonts w:ascii="Calibri" w:cs="Calibri" w:eastAsia="Calibri" w:hAnsi="Calibri"/>
+                <w:color w:val="2B3A34"/>
+                <w:sz w:val="21"/>
+                <w:szCs w:val="21"/>
+              </w:rPr>
+              <w:t xml:space="preserve">Sat, in 2 hours</w:t>
+            </w:r>
+          </w:p>
+        </w:tc>
+        <w:tc>
+          <w:tcPr>
+            <w:tcW w:type="dxa" w:w="3360"/>
+            <w:shd w:fill="F4F7F5" w:val="clear"/>
+            <w:tcMar>
+              <w:top w:type="dxa" w:w="50"/>
+              <w:left w:type="dxa" w:w="110"/>
+              <w:bottom w:type="dxa" w:w="50"/>
+              <w:right w:type="dxa" w:w="110"/>
+            </w:tcMar>
+          </w:tcPr>
+          <w:p>
+            <w:r>
+              <w:rPr>
+                <w:rFonts w:ascii="Calibri" w:cs="Calibri" w:eastAsia="Calibri" w:hAnsi="Calibri"/>
+                <w:color w:val="2B3A34"/>
+                <w:sz w:val="21"/>
+                <w:szCs w:val="21"/>
+              </w:rPr>
+              <w:t xml:space="preserve">0.28 + 0.15 + 0.10 + 0.05  =  </w:t>
+            </w:r>
+            <w:r>
+              <w:rPr>
+                <w:rFonts w:ascii="Calibri" w:cs="Calibri" w:eastAsia="Calibri" w:hAnsi="Calibri"/>
+                <w:b/>
+                <w:bCs/>
+                <w:color w:val="B9791A"/>
+                <w:sz w:val="21"/>
+                <w:szCs w:val="21"/>
+              </w:rPr>
+              <w:t xml:space="preserve">58% · Medium</w:t>
+            </w:r>
+          </w:p>
+        </w:tc>
+      </w:tr>
+      <w:tr>
+        <w:tc>
+          <w:tcPr>
+            <w:tcW w:type="dxa" w:w="1500"/>
+            <w:shd w:fill="FFFFFF" w:val="clear"/>
+            <w:tcMar>
+              <w:top w:type="dxa" w:w="50"/>
+              <w:left w:type="dxa" w:w="110"/>
+              <w:bottom w:type="dxa" w:w="50"/>
+              <w:right w:type="dxa" w:w="110"/>
+            </w:tcMar>
+          </w:tcPr>
+          <w:p>
+            <w:r>
+              <w:rPr>
+                <w:rFonts w:ascii="Calibri" w:cs="Calibri" w:eastAsia="Calibri" w:hAnsi="Calibri"/>
+                <w:b/>
+                <w:bCs/>
+                <w:color w:val="12201C"/>
+                <w:sz w:val="21"/>
+                <w:szCs w:val="21"/>
+              </w:rPr>
+              <w:t xml:space="preserve">Unproven</w:t>
+            </w:r>
+          </w:p>
+        </w:tc>
+        <w:tc>
+          <w:tcPr>
+            <w:tcW w:type="dxa" w:w="1400"/>
+            <w:shd w:fill="FFFFFF" w:val="clear"/>
+            <w:tcMar>
+              <w:top w:type="dxa" w:w="50"/>
+              <w:left w:type="dxa" w:w="110"/>
+              <w:bottom w:type="dxa" w:w="50"/>
+              <w:right w:type="dxa" w:w="110"/>
+            </w:tcMar>
+          </w:tcPr>
+          <w:p>
+            <w:r>
+              <w:rPr>
+                <w:rFonts w:ascii="Calibri" w:cs="Calibri" w:eastAsia="Calibri" w:hAnsi="Calibri"/>
+                <w:color w:val="2B3A34"/>
+                <w:sz w:val="21"/>
+                <w:szCs w:val="21"/>
+              </w:rPr>
+              <w:t xml:space="preserve">50%</w:t>
+            </w:r>
+          </w:p>
+        </w:tc>
+        <w:tc>
+          <w:tcPr>
+            <w:tcW w:type="dxa" w:w="900"/>
+            <w:shd w:fill="FFFFFF" w:val="clear"/>
+            <w:tcMar>
+              <w:top w:type="dxa" w:w="50"/>
+              <w:left w:type="dxa" w:w="110"/>
+              <w:bottom w:type="dxa" w:w="50"/>
+              <w:right w:type="dxa" w:w="110"/>
+            </w:tcMar>
+          </w:tcPr>
+          <w:p>
+            <w:r>
+              <w:rPr>
+                <w:rFonts w:ascii="Calibri" w:cs="Calibri" w:eastAsia="Calibri" w:hAnsi="Calibri"/>
+                <w:color w:val="2B3A34"/>
+                <w:sz w:val="21"/>
+                <w:szCs w:val="21"/>
+              </w:rPr>
+              <w:t xml:space="preserve">3</w:t>
+            </w:r>
+          </w:p>
+        </w:tc>
+        <w:tc>
+          <w:tcPr>
+            <w:tcW w:type="dxa" w:w="2200"/>
+            <w:shd w:fill="FFFFFF" w:val="clear"/>
+            <w:tcMar>
+              <w:top w:type="dxa" w:w="50"/>
+              <w:left w:type="dxa" w:w="110"/>
+              <w:bottom w:type="dxa" w:w="50"/>
+              <w:right w:type="dxa" w:w="110"/>
+            </w:tcMar>
+          </w:tcPr>
+          <w:p>
+            <w:r>
+              <w:rPr>
+                <w:rFonts w:ascii="Calibri" w:cs="Calibri" w:eastAsia="Calibri" w:hAnsi="Calibri"/>
+                <w:color w:val="2B3A34"/>
+                <w:sz w:val="21"/>
+                <w:szCs w:val="21"/>
+              </w:rPr>
+              <w:t xml:space="preserve">Sat, in 1 hour</w:t>
+            </w:r>
+          </w:p>
+        </w:tc>
+        <w:tc>
+          <w:tcPr>
+            <w:tcW w:type="dxa" w:w="3360"/>
+            <w:shd w:fill="FFFFFF" w:val="clear"/>
+            <w:tcMar>
+              <w:top w:type="dxa" w:w="50"/>
+              <w:left w:type="dxa" w:w="110"/>
+              <w:bottom w:type="dxa" w:w="50"/>
+              <w:right w:type="dxa" w:w="110"/>
+            </w:tcMar>
+          </w:tcPr>
+          <w:p>
+            <w:r>
+              <w:rPr>
+                <w:rFonts w:ascii="Calibri" w:cs="Calibri" w:eastAsia="Calibri" w:hAnsi="Calibri"/>
+                <w:color w:val="2B3A34"/>
+                <w:sz w:val="21"/>
+                <w:szCs w:val="21"/>
+              </w:rPr>
+              <w:t xml:space="preserve">0.50 + 0.15 + 0.10 + 0.05  =  </w:t>
+            </w:r>
+            <w:r>
+              <w:rPr>
+                <w:rFonts w:ascii="Calibri" w:cs="Calibri" w:eastAsia="Calibri" w:hAnsi="Calibri"/>
+                <w:b/>
+                <w:bCs/>
+                <w:color w:val="B4442E"/>
+                <w:sz w:val="21"/>
+                <w:szCs w:val="21"/>
+              </w:rPr>
+              <w:t xml:space="preserve">80% · High</w:t>
+            </w:r>
+          </w:p>
+        </w:tc>
+      </w:tr>
+    </w:tbl>
+    <w:p>
+      <w:pPr>
+        <w:spacing w:after="120" w:line="276"/>
+      </w:pPr>
+      <w:r>
+        <w:rPr>
+          <w:rFonts w:ascii="Calibri" w:cs="Calibri" w:eastAsia="Calibri" w:hAnsi="Calibri"/>
+          <w:b/>
+          <w:bCs/>
+          <w:color w:val="12201C"/>
+          <w:sz w:val="21"/>
+          <w:szCs w:val="21"/>
+        </w:rPr>
+        <w:t xml:space="preserve">High is deliberately rare.  </w:t>
+      </w:r>
+      <w:r>
+        <w:rPr>
+          <w:rFonts w:ascii="Calibri" w:cs="Calibri" w:eastAsia="Calibri" w:hAnsi="Calibri"/>
+          <w:color w:val="2B3A34"/>
+          <w:sz w:val="21"/>
+          <w:szCs w:val="21"/>
+        </w:rPr>
+        <w:t xml:space="preserve">It takes a genuinely weak record to cross 70%, so Casai reserves a backup only when the risk is real — it never cries wolf on a dependable worker on a normal slot.</w:t>
+      </w:r>
+    </w:p>
     <w:p>
       <w:pPr>
         <w:pStyle w:val="Heading2"/>
@@ -3093,6 +3817,567 @@
           <w:szCs w:val="24"/>
         </w:rPr>
         <w:t xml:space="preserve">09  </w:t>
+      </w:r>
+      <w:r>
+        <w:rPr>
+          <w:rFonts w:ascii="Calibri" w:cs="Calibri" w:eastAsia="Calibri" w:hAnsi="Calibri"/>
+          <w:b/>
+          <w:bCs/>
+          <w:color w:val="0E3D33"/>
+          <w:sz w:val="24"/>
+          <w:szCs w:val="24"/>
+        </w:rPr>
+        <w:t xml:space="preserve">Edge cases — and how they're handled</w:t>
+      </w:r>
+    </w:p>
+    <w:p>
+      <w:pPr>
+        <w:spacing w:after="120" w:line="276"/>
+      </w:pPr>
+      <w:r>
+        <w:rPr>
+          <w:rFonts w:ascii="Calibri" w:cs="Calibri" w:eastAsia="Calibri" w:hAnsi="Calibri"/>
+          <w:color w:val="2B3A34"/>
+          <w:sz w:val="21"/>
+          <w:szCs w:val="21"/>
+        </w:rPr>
+        <w:t xml:space="preserve">The loop has to cope with messy reality. The ones that matter:</w:t>
+      </w:r>
+    </w:p>
+    <w:tbl>
+      <w:tblPr>
+        <w:tblW w:type="dxa" w:w="9360"/>
+        <w:tblBorders>
+          <w:top w:val="none"/>
+          <w:left w:val="single" w:color="B8860B" w:sz="18"/>
+          <w:bottom w:val="none"/>
+          <w:right w:val="none"/>
+          <w:insideH w:val="none"/>
+          <w:insideV w:val="none"/>
+        </w:tblBorders>
+      </w:tblPr>
+      <w:tblGrid>
+        <w:gridCol w:w="9360"/>
+      </w:tblGrid>
+      <w:tr>
+        <w:tc>
+          <w:tcPr>
+            <w:tcW w:type="dxa" w:w="9360"/>
+            <w:shd w:fill="FBF6EA" w:val="clear"/>
+            <w:tcMar>
+              <w:top w:type="dxa" w:w="90"/>
+              <w:left w:type="dxa" w:w="200"/>
+              <w:bottom w:type="dxa" w:w="90"/>
+              <w:right w:type="dxa" w:w="160"/>
+            </w:tcMar>
+          </w:tcPr>
+          <w:p>
+            <w:r>
+              <w:rPr>
+                <w:rFonts w:ascii="Calibri" w:cs="Calibri" w:eastAsia="Calibri" w:hAnsi="Calibri"/>
+                <w:b/>
+                <w:bCs/>
+                <w:color w:val="12201C"/>
+                <w:sz w:val="21"/>
+                <w:szCs w:val="21"/>
+              </w:rPr>
+              <w:t xml:space="preserve">The big one — timing.  </w:t>
+            </w:r>
+            <w:r>
+              <w:rPr>
+                <w:rFonts w:ascii="Calibri" w:cs="Calibri" w:eastAsia="Calibri" w:hAnsi="Calibri"/>
+                <w:color w:val="2B3A34"/>
+                <w:sz w:val="21"/>
+                <w:szCs w:val="21"/>
+              </w:rPr>
+              <w:t xml:space="preserve">If Casai only notices at 8:00, a backup can't travel in time — the 8:30 school bus and 9:00 meeting are already lost. So the decision is made </w:t>
+            </w:r>
+            <w:r>
+              <w:rPr>
+                <w:rFonts w:ascii="Calibri" w:cs="Calibri" w:eastAsia="Calibri" w:hAnsi="Calibri"/>
+                <w:b/>
+                <w:bCs/>
+                <w:color w:val="12201C"/>
+                <w:sz w:val="21"/>
+                <w:szCs w:val="21"/>
+              </w:rPr>
+              <w:t xml:space="preserve">earlier</w:t>
+            </w:r>
+            <w:r>
+              <w:rPr>
+                <w:rFonts w:ascii="Calibri" w:cs="Calibri" w:eastAsia="Calibri" w:hAnsi="Calibri"/>
+                <w:color w:val="2B3A34"/>
+                <w:sz w:val="21"/>
+                <w:szCs w:val="21"/>
+              </w:rPr>
+              <w:t xml:space="preserve">: the slot time is the deadline for the backup to be at the door, not the moment to start looking. Casai re-checks the risk 60–90 minutes ahead, asks the worker to confirm they're coming, and sends a backup travelling early when the risk stays high — so the backup checks in </w:t>
+            </w:r>
+            <w:r>
+              <w:rPr>
+                <w:rFonts w:ascii="Calibri" w:cs="Calibri" w:eastAsia="Calibri" w:hAnsi="Calibri"/>
+                <w:b/>
+                <w:bCs/>
+                <w:color w:val="12201C"/>
+                <w:sz w:val="21"/>
+                <w:szCs w:val="21"/>
+              </w:rPr>
+              <w:t xml:space="preserve">at 8:00, not after</w:t>
+            </w:r>
+            <w:r>
+              <w:rPr>
+                <w:rFonts w:ascii="Calibri" w:cs="Calibri" w:eastAsia="Calibri" w:hAnsi="Calibri"/>
+                <w:color w:val="2B3A34"/>
+                <w:sz w:val="21"/>
+                <w:szCs w:val="21"/>
+              </w:rPr>
+              <w:t xml:space="preserve">.</w:t>
+            </w:r>
+          </w:p>
+        </w:tc>
+      </w:tr>
+    </w:tbl>
+    <w:p>
+      <w:pPr>
+        <w:spacing w:after="30"/>
+      </w:pPr>
+    </w:p>
+    <w:tbl>
+      <w:tblPr>
+        <w:tblW w:type="dxa" w:w="9360"/>
+        <w:tblBorders>
+          <w:top w:val="single" w:color="D9DEDB" w:sz="2"/>
+          <w:left w:val="single" w:color="D9DEDB" w:sz="2"/>
+          <w:bottom w:val="single" w:color="D9DEDB" w:sz="2"/>
+          <w:right w:val="single" w:color="D9DEDB" w:sz="2"/>
+          <w:insideH w:val="single" w:color="D9DEDB" w:sz="2"/>
+          <w:insideV w:val="single" w:color="D9DEDB" w:sz="2"/>
+        </w:tblBorders>
+      </w:tblPr>
+      <w:tblGrid>
+        <w:gridCol w:w="3400"/>
+        <w:gridCol w:w="5960"/>
+      </w:tblGrid>
+      <w:tr>
+        <w:trPr>
+          <w:tblHeader/>
+        </w:trPr>
+        <w:tc>
+          <w:tcPr>
+            <w:tcW w:type="dxa" w:w="3400"/>
+            <w:shd w:fill="0E3D33" w:val="clear"/>
+            <w:tcMar>
+              <w:top w:type="dxa" w:w="60"/>
+              <w:left w:type="dxa" w:w="110"/>
+              <w:bottom w:type="dxa" w:w="60"/>
+              <w:right w:type="dxa" w:w="110"/>
+            </w:tcMar>
+          </w:tcPr>
+          <w:p>
+            <w:r>
+              <w:rPr>
+                <w:rFonts w:ascii="Calibri" w:cs="Calibri" w:eastAsia="Calibri" w:hAnsi="Calibri"/>
+                <w:b/>
+                <w:bCs/>
+                <w:color w:val="F0C97A"/>
+                <w:sz w:val="15"/>
+                <w:szCs w:val="15"/>
+              </w:rPr>
+              <w:t xml:space="preserve">SITUATION</w:t>
+            </w:r>
+          </w:p>
+        </w:tc>
+        <w:tc>
+          <w:tcPr>
+            <w:tcW w:type="dxa" w:w="5960"/>
+            <w:shd w:fill="0E3D33" w:val="clear"/>
+            <w:tcMar>
+              <w:top w:type="dxa" w:w="60"/>
+              <w:left w:type="dxa" w:w="110"/>
+              <w:bottom w:type="dxa" w:w="60"/>
+              <w:right w:type="dxa" w:w="110"/>
+            </w:tcMar>
+          </w:tcPr>
+          <w:p>
+            <w:r>
+              <w:rPr>
+                <w:rFonts w:ascii="Calibri" w:cs="Calibri" w:eastAsia="Calibri" w:hAnsi="Calibri"/>
+                <w:b/>
+                <w:bCs/>
+                <w:color w:val="F0C97A"/>
+                <w:sz w:val="15"/>
+                <w:szCs w:val="15"/>
+              </w:rPr>
+              <w:t xml:space="preserve">WHAT CASAI DOES</w:t>
+            </w:r>
+          </w:p>
+        </w:tc>
+      </w:tr>
+      <w:tr>
+        <w:tc>
+          <w:tcPr>
+            <w:tcW w:type="dxa" w:w="3400"/>
+            <w:shd w:fill="FFFFFF" w:val="clear"/>
+            <w:tcMar>
+              <w:top w:type="dxa" w:w="50"/>
+              <w:left w:type="dxa" w:w="110"/>
+              <w:bottom w:type="dxa" w:w="50"/>
+              <w:right w:type="dxa" w:w="110"/>
+            </w:tcMar>
+          </w:tcPr>
+          <w:p>
+            <w:r>
+              <w:rPr>
+                <w:rFonts w:ascii="Calibri" w:cs="Calibri" w:eastAsia="Calibri" w:hAnsi="Calibri"/>
+                <w:b/>
+                <w:bCs/>
+                <w:color w:val="12201C"/>
+                <w:sz w:val="21"/>
+                <w:szCs w:val="21"/>
+              </w:rPr>
+              <w:t xml:space="preserve">Worker only goes silent at the slot</w:t>
+            </w:r>
+          </w:p>
+        </w:tc>
+        <w:tc>
+          <w:tcPr>
+            <w:tcW w:type="dxa" w:w="5960"/>
+            <w:shd w:fill="FFFFFF" w:val="clear"/>
+            <w:tcMar>
+              <w:top w:type="dxa" w:w="50"/>
+              <w:left w:type="dxa" w:w="110"/>
+              <w:bottom w:type="dxa" w:w="50"/>
+              <w:right w:type="dxa" w:w="110"/>
+            </w:tcMar>
+          </w:tcPr>
+          <w:p>
+            <w:r>
+              <w:rPr>
+                <w:rFonts w:ascii="Calibri" w:cs="Calibri" w:eastAsia="Calibri" w:hAnsi="Calibri"/>
+                <w:color w:val="2B3A34"/>
+                <w:sz w:val="21"/>
+                <w:szCs w:val="21"/>
+              </w:rPr>
+              <w:t xml:space="preserve">Don't wait for it. Re-score and ask the worker to confirm 60–90 min ahead; if risk is High and they haven't confirmed, the backup travels early so it arrives on time.</w:t>
+            </w:r>
+          </w:p>
+        </w:tc>
+      </w:tr>
+      <w:tr>
+        <w:tc>
+          <w:tcPr>
+            <w:tcW w:type="dxa" w:w="3400"/>
+            <w:shd w:fill="F4F7F5" w:val="clear"/>
+            <w:tcMar>
+              <w:top w:type="dxa" w:w="50"/>
+              <w:left w:type="dxa" w:w="110"/>
+              <w:bottom w:type="dxa" w:w="50"/>
+              <w:right w:type="dxa" w:w="110"/>
+            </w:tcMar>
+          </w:tcPr>
+          <w:p>
+            <w:r>
+              <w:rPr>
+                <w:rFonts w:ascii="Calibri" w:cs="Calibri" w:eastAsia="Calibri" w:hAnsi="Calibri"/>
+                <w:b/>
+                <w:bCs/>
+                <w:color w:val="12201C"/>
+                <w:sz w:val="21"/>
+                <w:szCs w:val="21"/>
+              </w:rPr>
+              <w:t xml:space="preserve">No backup is free at that slot</w:t>
+            </w:r>
+          </w:p>
+        </w:tc>
+        <w:tc>
+          <w:tcPr>
+            <w:tcW w:type="dxa" w:w="5960"/>
+            <w:shd w:fill="F4F7F5" w:val="clear"/>
+            <w:tcMar>
+              <w:top w:type="dxa" w:w="50"/>
+              <w:left w:type="dxa" w:w="110"/>
+              <w:bottom w:type="dxa" w:w="50"/>
+              <w:right w:type="dxa" w:w="110"/>
+            </w:tcMar>
+          </w:tcPr>
+          <w:p>
+            <w:r>
+              <w:rPr>
+                <w:rFonts w:ascii="Calibri" w:cs="Calibri" w:eastAsia="Calibri" w:hAnsi="Calibri"/>
+                <w:color w:val="2B3A34"/>
+                <w:sz w:val="21"/>
+                <w:szCs w:val="21"/>
+              </w:rPr>
+              <w:t xml:space="preserve">Say so honestly and early. Widen the search to nearby areas, or offer the household a reschedule or credit — never pretend cover exists.</w:t>
+            </w:r>
+          </w:p>
+        </w:tc>
+      </w:tr>
+      <w:tr>
+        <w:tc>
+          <w:tcPr>
+            <w:tcW w:type="dxa" w:w="3400"/>
+            <w:shd w:fill="FFFFFF" w:val="clear"/>
+            <w:tcMar>
+              <w:top w:type="dxa" w:w="50"/>
+              <w:left w:type="dxa" w:w="110"/>
+              <w:bottom w:type="dxa" w:w="50"/>
+              <w:right w:type="dxa" w:w="110"/>
+            </w:tcMar>
+          </w:tcPr>
+          <w:p>
+            <w:r>
+              <w:rPr>
+                <w:rFonts w:ascii="Calibri" w:cs="Calibri" w:eastAsia="Calibri" w:hAnsi="Calibri"/>
+                <w:b/>
+                <w:bCs/>
+                <w:color w:val="12201C"/>
+                <w:sz w:val="21"/>
+                <w:szCs w:val="21"/>
+              </w:rPr>
+              <w:t xml:space="preserve">Worker turns up after the backup was sent</w:t>
+            </w:r>
+          </w:p>
+        </w:tc>
+        <w:tc>
+          <w:tcPr>
+            <w:tcW w:type="dxa" w:w="5960"/>
+            <w:shd w:fill="FFFFFF" w:val="clear"/>
+            <w:tcMar>
+              <w:top w:type="dxa" w:w="50"/>
+              <w:left w:type="dxa" w:w="110"/>
+              <w:bottom w:type="dxa" w:w="50"/>
+              <w:right w:type="dxa" w:w="110"/>
+            </w:tcMar>
+          </w:tcPr>
+          <w:p>
+            <w:r>
+              <w:rPr>
+                <w:rFonts w:ascii="Calibri" w:cs="Calibri" w:eastAsia="Calibri" w:hAnsi="Calibri"/>
+                <w:color w:val="2B3A34"/>
+                <w:sz w:val="21"/>
+                <w:szCs w:val="21"/>
+              </w:rPr>
+              <w:t xml:space="preserve">The backup is stood down; the household is covered either way. There's a small standby cost — which is why sending one early is reserved for High-risk (and premium) bookings.</w:t>
+            </w:r>
+          </w:p>
+        </w:tc>
+      </w:tr>
+      <w:tr>
+        <w:tc>
+          <w:tcPr>
+            <w:tcW w:type="dxa" w:w="3400"/>
+            <w:shd w:fill="F4F7F5" w:val="clear"/>
+            <w:tcMar>
+              <w:top w:type="dxa" w:w="50"/>
+              <w:left w:type="dxa" w:w="110"/>
+              <w:bottom w:type="dxa" w:w="50"/>
+              <w:right w:type="dxa" w:w="110"/>
+            </w:tcMar>
+          </w:tcPr>
+          <w:p>
+            <w:r>
+              <w:rPr>
+                <w:rFonts w:ascii="Calibri" w:cs="Calibri" w:eastAsia="Calibri" w:hAnsi="Calibri"/>
+                <w:b/>
+                <w:bCs/>
+                <w:color w:val="12201C"/>
+                <w:sz w:val="21"/>
+                <w:szCs w:val="21"/>
+              </w:rPr>
+              <w:t xml:space="preserve">A Low/Medium worker no-shows anyway</w:t>
+            </w:r>
+          </w:p>
+        </w:tc>
+        <w:tc>
+          <w:tcPr>
+            <w:tcW w:type="dxa" w:w="5960"/>
+            <w:shd w:fill="F4F7F5" w:val="clear"/>
+            <w:tcMar>
+              <w:top w:type="dxa" w:w="50"/>
+              <w:left w:type="dxa" w:w="110"/>
+              <w:bottom w:type="dxa" w:w="50"/>
+              <w:right w:type="dxa" w:w="110"/>
+            </w:tcMar>
+          </w:tcPr>
+          <w:p>
+            <w:r>
+              <w:rPr>
+                <w:rFonts w:ascii="Calibri" w:cs="Calibri" w:eastAsia="Calibri" w:hAnsi="Calibri"/>
+                <w:color w:val="2B3A34"/>
+                <w:sz w:val="21"/>
+                <w:szCs w:val="21"/>
+              </w:rPr>
+              <w:t xml:space="preserve">The miss we didn't predict. The early “are you coming?” check catches many; a thin per-area standby covers the rest — and every such miss becomes data that sharpens the score.</w:t>
+            </w:r>
+          </w:p>
+        </w:tc>
+      </w:tr>
+      <w:tr>
+        <w:tc>
+          <w:tcPr>
+            <w:tcW w:type="dxa" w:w="3400"/>
+            <w:shd w:fill="FFFFFF" w:val="clear"/>
+            <w:tcMar>
+              <w:top w:type="dxa" w:w="50"/>
+              <w:left w:type="dxa" w:w="110"/>
+              <w:bottom w:type="dxa" w:w="50"/>
+              <w:right w:type="dxa" w:w="110"/>
+            </w:tcMar>
+          </w:tcPr>
+          <w:p>
+            <w:r>
+              <w:rPr>
+                <w:rFonts w:ascii="Calibri" w:cs="Calibri" w:eastAsia="Calibri" w:hAnsi="Calibri"/>
+                <w:b/>
+                <w:bCs/>
+                <w:color w:val="12201C"/>
+                <w:sz w:val="21"/>
+                <w:szCs w:val="21"/>
+              </w:rPr>
+              <w:t xml:space="preserve">Both the worker and the backup fail</w:t>
+            </w:r>
+          </w:p>
+        </w:tc>
+        <w:tc>
+          <w:tcPr>
+            <w:tcW w:type="dxa" w:w="5960"/>
+            <w:shd w:fill="FFFFFF" w:val="clear"/>
+            <w:tcMar>
+              <w:top w:type="dxa" w:w="50"/>
+              <w:left w:type="dxa" w:w="110"/>
+              <w:bottom w:type="dxa" w:w="50"/>
+              <w:right w:type="dxa" w:w="110"/>
+            </w:tcMar>
+          </w:tcPr>
+          <w:p>
+            <w:r>
+              <w:rPr>
+                <w:rFonts w:ascii="Calibri" w:cs="Calibri" w:eastAsia="Calibri" w:hAnsi="Calibri"/>
+                <w:color w:val="2B3A34"/>
+                <w:sz w:val="21"/>
+                <w:szCs w:val="21"/>
+              </w:rPr>
+              <w:t xml:space="preserve">Escalate to the next-best worker and to the ops team; the household is notified and credited under the response guarantee.</w:t>
+            </w:r>
+          </w:p>
+        </w:tc>
+      </w:tr>
+      <w:tr>
+        <w:tc>
+          <w:tcPr>
+            <w:tcW w:type="dxa" w:w="3400"/>
+            <w:shd w:fill="F4F7F5" w:val="clear"/>
+            <w:tcMar>
+              <w:top w:type="dxa" w:w="50"/>
+              <w:left w:type="dxa" w:w="110"/>
+              <w:bottom w:type="dxa" w:w="50"/>
+              <w:right w:type="dxa" w:w="110"/>
+            </w:tcMar>
+          </w:tcPr>
+          <w:p>
+            <w:r>
+              <w:rPr>
+                <w:rFonts w:ascii="Calibri" w:cs="Calibri" w:eastAsia="Calibri" w:hAnsi="Calibri"/>
+                <w:b/>
+                <w:bCs/>
+                <w:color w:val="12201C"/>
+                <w:sz w:val="21"/>
+                <w:szCs w:val="21"/>
+              </w:rPr>
+              <w:t xml:space="preserve">Booking is too soon to pre-position</w:t>
+            </w:r>
+          </w:p>
+        </w:tc>
+        <w:tc>
+          <w:tcPr>
+            <w:tcW w:type="dxa" w:w="5960"/>
+            <w:shd w:fill="F4F7F5" w:val="clear"/>
+            <w:tcMar>
+              <w:top w:type="dxa" w:w="50"/>
+              <w:left w:type="dxa" w:w="110"/>
+              <w:bottom w:type="dxa" w:w="50"/>
+              <w:right w:type="dxa" w:w="110"/>
+            </w:tcMar>
+          </w:tcPr>
+          <w:p>
+            <w:r>
+              <w:rPr>
+                <w:rFonts w:ascii="Calibri" w:cs="Calibri" w:eastAsia="Calibri" w:hAnsi="Calibri"/>
+                <w:color w:val="2B3A34"/>
+                <w:sz w:val="21"/>
+                <w:szCs w:val="21"/>
+              </w:rPr>
+              <w:t xml:space="preserve">If there isn't lead time to get anyone there, be honest: offer the fastest available worker and set expectations, rather than promise cover that can't arrive.</w:t>
+            </w:r>
+          </w:p>
+        </w:tc>
+      </w:tr>
+      <w:tr>
+        <w:tc>
+          <w:tcPr>
+            <w:tcW w:type="dxa" w:w="3400"/>
+            <w:shd w:fill="FFFFFF" w:val="clear"/>
+            <w:tcMar>
+              <w:top w:type="dxa" w:w="50"/>
+              <w:left w:type="dxa" w:w="110"/>
+              <w:bottom w:type="dxa" w:w="50"/>
+              <w:right w:type="dxa" w:w="110"/>
+            </w:tcMar>
+          </w:tcPr>
+          <w:p>
+            <w:r>
+              <w:rPr>
+                <w:rFonts w:ascii="Calibri" w:cs="Calibri" w:eastAsia="Calibri" w:hAnsi="Calibri"/>
+                <w:b/>
+                <w:bCs/>
+                <w:color w:val="12201C"/>
+                <w:sz w:val="21"/>
+                <w:szCs w:val="21"/>
+              </w:rPr>
+              <w:t xml:space="preserve">Brand-new worker, no history</w:t>
+            </w:r>
+          </w:p>
+        </w:tc>
+        <w:tc>
+          <w:tcPr>
+            <w:tcW w:type="dxa" w:w="5960"/>
+            <w:shd w:fill="FFFFFF" w:val="clear"/>
+            <w:tcMar>
+              <w:top w:type="dxa" w:w="50"/>
+              <w:left w:type="dxa" w:w="110"/>
+              <w:bottom w:type="dxa" w:w="50"/>
+              <w:right w:type="dxa" w:w="110"/>
+            </w:tcMar>
+          </w:tcPr>
+          <w:p>
+            <w:r>
+              <w:rPr>
+                <w:rFonts w:ascii="Calibri" w:cs="Calibri" w:eastAsia="Calibri" w:hAnsi="Calibri"/>
+                <w:color w:val="2B3A34"/>
+                <w:sz w:val="21"/>
+                <w:szCs w:val="21"/>
+              </w:rPr>
+              <w:t xml:space="preserve">Scored at a cautious 35%, so they're neither assumed perfect nor unfairly condemned. Their real score builds as they complete jobs.</w:t>
+            </w:r>
+          </w:p>
+        </w:tc>
+      </w:tr>
+    </w:tbl>
+    <w:p>
+      <w:pPr>
+        <w:pStyle w:val="Heading2"/>
+        <w:spacing w:after="100" w:before="340"/>
+      </w:pPr>
+      <w:r>
+        <w:rPr>
+          <w:rFonts w:ascii="Calibri" w:cs="Calibri" w:eastAsia="Calibri" w:hAnsi="Calibri"/>
+          <w:b/>
+          <w:bCs/>
+          <w:color w:val="B8860B"/>
+          <w:sz w:val="24"/>
+          <w:szCs w:val="24"/>
+        </w:rPr>
+        <w:t xml:space="preserve">10  </w:t>
       </w:r>
       <w:r>
         <w:rPr>

--- a/docs/Casai-No-Show-Heuristic-to-Model.docx
+++ b/docs/Casai-No-Show-Heuristic-to-Model.docx
@@ -3936,6 +3936,91 @@
         </w:tc>
       </w:tr>
     </w:tbl>
+    <w:p>
+      <w:pPr>
+        <w:spacing w:after="120" w:line="276"/>
+      </w:pPr>
+      <w:r>
+        <w:rPr>
+          <w:rFonts w:ascii="Calibri" w:cs="Calibri" w:eastAsia="Calibri" w:hAnsi="Calibri"/>
+          <w:b/>
+          <w:bCs/>
+          <w:color w:val="12201C"/>
+          <w:sz w:val="21"/>
+          <w:szCs w:val="21"/>
+        </w:rPr>
+        <w:t xml:space="preserve">This part is built.  </w:t>
+      </w:r>
+      <w:r>
+        <w:rPr>
+          <w:rFonts w:ascii="Calibri" w:cs="Calibri" w:eastAsia="Calibri" w:hAnsi="Calibri"/>
+          <w:color w:val="2B3A34"/>
+          <w:sz w:val="21"/>
+          <w:szCs w:val="21"/>
+        </w:rPr>
+        <w:t xml:space="preserve">The worker gets an in-app </w:t>
+      </w:r>
+      <w:r>
+        <w:rPr>
+          <w:rFonts w:ascii="Calibri" w:cs="Calibri" w:eastAsia="Calibri" w:hAnsi="Calibri"/>
+          <w:b/>
+          <w:bCs/>
+          <w:color w:val="12201C"/>
+          <w:sz w:val="21"/>
+          <w:szCs w:val="21"/>
+        </w:rPr>
+        <w:t xml:space="preserve">“are you coming?” checkpoint</w:t>
+      </w:r>
+      <w:r>
+        <w:rPr>
+          <w:rFonts w:ascii="Calibri" w:cs="Calibri" w:eastAsia="Calibri" w:hAnsi="Calibri"/>
+          <w:color w:val="2B3A34"/>
+          <w:sz w:val="21"/>
+          <w:szCs w:val="21"/>
+        </w:rPr>
+        <w:t xml:space="preserve"> before the slot. A </w:t>
+      </w:r>
+      <w:r>
+        <w:rPr>
+          <w:rFonts w:ascii="Calibri" w:cs="Calibri" w:eastAsia="Calibri" w:hAnsi="Calibri"/>
+          <w:b/>
+          <w:bCs/>
+          <w:color w:val="12201C"/>
+          <w:sz w:val="21"/>
+          <w:szCs w:val="21"/>
+        </w:rPr>
+        <w:t xml:space="preserve">“Can't make it”</w:t>
+      </w:r>
+      <w:r>
+        <w:rPr>
+          <w:rFonts w:ascii="Calibri" w:cs="Calibri" w:eastAsia="Calibri" w:hAnsi="Calibri"/>
+          <w:color w:val="2B3A34"/>
+          <w:sz w:val="21"/>
+          <w:szCs w:val="21"/>
+        </w:rPr>
+        <w:t xml:space="preserve"> arms a backup immediately (an honest early out, with full lead time). And </w:t>
+      </w:r>
+      <w:r>
+        <w:rPr>
+          <w:rFonts w:ascii="Calibri" w:cs="Calibri" w:eastAsia="Calibri" w:hAnsi="Calibri"/>
+          <w:b/>
+          <w:bCs/>
+          <w:color w:val="12201C"/>
+          <w:sz w:val="21"/>
+          <w:szCs w:val="21"/>
+        </w:rPr>
+        <w:t xml:space="preserve">silence counts</w:t>
+      </w:r>
+      <w:r>
+        <w:rPr>
+          <w:rFonts w:ascii="Calibri" w:cs="Calibri" w:eastAsia="Calibri" w:hAnsi="Calibri"/>
+          <w:color w:val="2B3A34"/>
+          <w:sz w:val="21"/>
+          <w:szCs w:val="21"/>
+        </w:rPr>
+        <w:t xml:space="preserve">: if they don't answer by the cutoff, the checkpoint treats it as risk and arms a backup anyway. Still to come: the push/SMS nudge to open the app, a live travel-time estimate, and a background timer instead of an on-demand check.</w:t>
+      </w:r>
+    </w:p>
     <w:p>
       <w:pPr>
         <w:spacing w:after="30"/>
